--- a/IOT LAB/IOT LAB report Project.docx
+++ b/IOT LAB/IOT LAB report Project.docx
@@ -223,19 +223,7 @@
         <w:rPr>
           <w:sz w:val="26"/>
         </w:rPr>
-        <w:t>Lecturer</w:t>
-      </w:r>
-      <w:r>
-        <w:rPr>
-          <w:sz w:val="26"/>
-        </w:rPr>
-        <w:t xml:space="preserve"> of University of Information and Technology and Sciences</w:t>
-      </w:r>
-      <w:r>
-        <w:rPr>
-          <w:sz w:val="26"/>
-        </w:rPr>
-        <w:t xml:space="preserve"> </w:t>
+        <w:t xml:space="preserve">Lecturer of University of Information and Technology and Sciences </w:t>
       </w:r>
     </w:p>
     <w:p>
@@ -286,165 +274,99 @@
         <w:rPr>
           <w:sz w:val="32"/>
         </w:rPr>
-        <w:t xml:space="preserve"> </w:t>
-      </w:r>
-      <w:r>
+        <w:t xml:space="preserve"> (0432310005101045) </w:t>
+      </w:r>
+    </w:p>
+    <w:p>
+      <w:pPr>
         <w:rPr>
           <w:sz w:val="32"/>
         </w:rPr>
-        <w:t xml:space="preserve">(0432310005101045) </w:t>
-      </w:r>
-    </w:p>
-    <w:p>
-      <w:pPr>
+      </w:pPr>
+      <w:r>
         <w:rPr>
           <w:sz w:val="32"/>
         </w:rPr>
-      </w:pPr>
-      <w:r>
+        <w:t xml:space="preserve">Arafat-Al Sani (0432310005101049) </w:t>
+      </w:r>
+    </w:p>
+    <w:p>
+      <w:pPr>
         <w:rPr>
           <w:sz w:val="32"/>
         </w:rPr>
-        <w:t>Arafat-Al Sani</w:t>
-      </w:r>
+      </w:pPr>
       <w:r>
         <w:rPr>
           <w:sz w:val="32"/>
         </w:rPr>
-        <w:t xml:space="preserve"> </w:t>
-      </w:r>
+        <w:t xml:space="preserve">Md </w:t>
+      </w:r>
+      <w:proofErr w:type="spellStart"/>
       <w:r>
         <w:rPr>
           <w:sz w:val="32"/>
         </w:rPr>
-        <w:t>(043231000510104</w:t>
-      </w:r>
+        <w:t>Shoyaif</w:t>
+      </w:r>
+      <w:proofErr w:type="spellEnd"/>
       <w:r>
         <w:rPr>
           <w:sz w:val="32"/>
         </w:rPr>
-        <w:t>9</w:t>
-      </w:r>
-      <w:r>
+        <w:t xml:space="preserve"> Rahman (0432310005101050) </w:t>
+      </w:r>
+    </w:p>
+    <w:p>
+      <w:pPr>
         <w:rPr>
           <w:sz w:val="32"/>
         </w:rPr>
-        <w:t xml:space="preserve">) </w:t>
-      </w:r>
-    </w:p>
-    <w:p>
-      <w:pPr>
+      </w:pPr>
+      <w:r>
         <w:rPr>
           <w:sz w:val="32"/>
         </w:rPr>
-      </w:pPr>
-      <w:r>
+        <w:t xml:space="preserve">Semester: Autumn(7th)  </w:t>
+      </w:r>
+    </w:p>
+    <w:p>
+      <w:pPr>
         <w:rPr>
           <w:sz w:val="32"/>
         </w:rPr>
-        <w:t xml:space="preserve">Md </w:t>
-      </w:r>
-      <w:proofErr w:type="spellStart"/>
+      </w:pPr>
       <w:r>
         <w:rPr>
           <w:sz w:val="32"/>
         </w:rPr>
-        <w:t>Shoyaif</w:t>
-      </w:r>
-      <w:proofErr w:type="spellEnd"/>
-      <w:r>
+        <w:t xml:space="preserve">Department: CSE  </w:t>
+      </w:r>
+    </w:p>
+    <w:p>
+      <w:pPr>
         <w:rPr>
           <w:sz w:val="32"/>
         </w:rPr>
-        <w:t xml:space="preserve"> Rahman </w:t>
-      </w:r>
+      </w:pPr>
       <w:r>
         <w:rPr>
           <w:sz w:val="32"/>
         </w:rPr>
-        <w:t>(04323100051010</w:t>
-      </w:r>
-      <w:r>
+        <w:t xml:space="preserve">Batch: 53  </w:t>
+      </w:r>
+    </w:p>
+    <w:p>
+      <w:pPr>
         <w:rPr>
           <w:sz w:val="32"/>
         </w:rPr>
-        <w:t>50</w:t>
-      </w:r>
+      </w:pPr>
       <w:r>
         <w:rPr>
           <w:sz w:val="32"/>
         </w:rPr>
-        <w:t xml:space="preserve">) </w:t>
-      </w:r>
-    </w:p>
-    <w:p>
-      <w:pPr>
-        <w:rPr>
-          <w:sz w:val="32"/>
-        </w:rPr>
-      </w:pPr>
-      <w:r>
-        <w:rPr>
-          <w:sz w:val="32"/>
-        </w:rPr>
-        <w:t>Semester: Autumn(</w:t>
-      </w:r>
-      <w:r>
-        <w:rPr>
-          <w:sz w:val="32"/>
-        </w:rPr>
-        <w:t>7</w:t>
-      </w:r>
-      <w:r>
-        <w:rPr>
-          <w:sz w:val="32"/>
-        </w:rPr>
-        <w:t xml:space="preserve">th)  </w:t>
-      </w:r>
-    </w:p>
-    <w:p>
-      <w:pPr>
-        <w:rPr>
-          <w:sz w:val="32"/>
-        </w:rPr>
-      </w:pPr>
-      <w:r>
-        <w:rPr>
-          <w:sz w:val="32"/>
-        </w:rPr>
-        <w:t xml:space="preserve">Department: CSE  </w:t>
-      </w:r>
-    </w:p>
-    <w:p>
-      <w:pPr>
-        <w:rPr>
-          <w:sz w:val="32"/>
-        </w:rPr>
-      </w:pPr>
-      <w:r>
-        <w:rPr>
-          <w:sz w:val="32"/>
-        </w:rPr>
-        <w:t xml:space="preserve">Batch: 53  </w:t>
-      </w:r>
-    </w:p>
-    <w:p>
-      <w:pPr>
-        <w:rPr>
-          <w:sz w:val="32"/>
-        </w:rPr>
-      </w:pPr>
-      <w:r>
-        <w:rPr>
-          <w:sz w:val="32"/>
-        </w:rPr>
-        <w:t>Section:</w:t>
-      </w:r>
-      <w:r>
-        <w:rPr>
-          <w:sz w:val="32"/>
-        </w:rPr>
-        <w:t>7A2</w:t>
+        <w:t>Section:7A2</w:t>
       </w:r>
     </w:p>
     <w:p>
@@ -460,42 +382,30 @@
           <w:b/>
           <w:sz w:val="26"/>
         </w:rPr>
-        <w:t>Date of Submission:</w:t>
+        <w:t>Date of Submission:2</w:t>
       </w:r>
       <w:r>
         <w:rPr>
           <w:b/>
           <w:sz w:val="26"/>
         </w:rPr>
-        <w:t>21</w:t>
+        <w:t>4</w:t>
       </w:r>
       <w:r>
         <w:rPr>
           <w:b/>
           <w:sz w:val="26"/>
         </w:rPr>
-        <w:t>/</w:t>
-      </w:r>
+        <w:t>/05/2</w:t>
+      </w:r>
+      <w:bookmarkStart w:id="0" w:name="_GoBack"/>
+      <w:bookmarkEnd w:id="0"/>
       <w:r>
         <w:rPr>
           <w:b/>
           <w:sz w:val="26"/>
         </w:rPr>
-        <w:t>05</w:t>
-      </w:r>
-      <w:r>
-        <w:rPr>
-          <w:b/>
-          <w:sz w:val="26"/>
-        </w:rPr>
-        <w:t>/202</w:t>
-      </w:r>
-      <w:r>
-        <w:rPr>
-          <w:b/>
-          <w:sz w:val="26"/>
-        </w:rPr>
-        <w:t>6</w:t>
+        <w:t>026</w:t>
       </w:r>
     </w:p>
     <w:p>
@@ -1412,15 +1322,7 @@
           <w:sz w:val="28"/>
           <w:szCs w:val="28"/>
         </w:rPr>
-        <w:t>3</w:t>
-      </w:r>
-      <w:r>
-        <w:rPr>
-          <w:b/>
-          <w:sz w:val="28"/>
-          <w:szCs w:val="28"/>
-        </w:rPr>
-        <w:t>.</w:t>
+        <w:t>3.</w:t>
       </w:r>
       <w:r>
         <w:rPr>
@@ -1621,15 +1523,7 @@
           <w:sz w:val="28"/>
           <w:szCs w:val="28"/>
         </w:rPr>
-        <w:t>4</w:t>
-      </w:r>
-      <w:r>
-        <w:rPr>
-          <w:b/>
-          <w:sz w:val="28"/>
-          <w:szCs w:val="28"/>
-        </w:rPr>
-        <w:t>.</w:t>
+        <w:t>4.</w:t>
       </w:r>
       <w:r>
         <w:t xml:space="preserve"> </w:t>
@@ -2631,15 +2525,7 @@
           <w:szCs w:val="28"/>
         </w:rPr>
         <w:lastRenderedPageBreak/>
-        <w:t>5</w:t>
-      </w:r>
-      <w:r>
-        <w:rPr>
-          <w:b/>
-          <w:sz w:val="28"/>
-          <w:szCs w:val="28"/>
-        </w:rPr>
-        <w:t>.</w:t>
+        <w:t>5.</w:t>
       </w:r>
       <w:r>
         <w:t xml:space="preserve"> </w:t>
@@ -3037,15 +2923,7 @@
           <w:sz w:val="28"/>
           <w:szCs w:val="28"/>
         </w:rPr>
-        <w:t>6</w:t>
-      </w:r>
-      <w:r>
-        <w:rPr>
-          <w:b/>
-          <w:sz w:val="28"/>
-          <w:szCs w:val="28"/>
-        </w:rPr>
-        <w:t>.</w:t>
+        <w:t>6.</w:t>
       </w:r>
       <w:r>
         <w:t xml:space="preserve"> </w:t>
@@ -3994,7 +3872,10 @@
           <w:sz w:val="28"/>
           <w:szCs w:val="28"/>
         </w:rPr>
-        <w:t>7</w:t>
+        <w:t>7.</w:t>
+      </w:r>
+      <w:r>
+        <w:t xml:space="preserve"> </w:t>
       </w:r>
       <w:r>
         <w:rPr>
@@ -4002,2211 +3883,2192 @@
           <w:sz w:val="28"/>
           <w:szCs w:val="28"/>
         </w:rPr>
-        <w:t>.</w:t>
-      </w:r>
-      <w:r>
-        <w:t xml:space="preserve"> </w:t>
-      </w:r>
-      <w:r>
+        <w:t>SYSTEM ARCHITECTURE &amp; WORKING PRINCIPLE</w:t>
+      </w:r>
+    </w:p>
+    <w:p>
+      <w:pPr>
+        <w:jc w:val="both"/>
+        <w:rPr>
+          <w:sz w:val="24"/>
+          <w:szCs w:val="24"/>
+        </w:rPr>
+      </w:pPr>
+      <w:r>
+        <w:rPr>
+          <w:sz w:val="24"/>
+          <w:szCs w:val="24"/>
+        </w:rPr>
+        <w:t>The firmware is written in Arduino C++ using the Arduino IDE with the ESP32 board package. The complete source code is provided below:</w:t>
+      </w:r>
+    </w:p>
+    <w:p>
+      <w:pPr>
+        <w:shd w:val="clear" w:color="auto" w:fill="F2F2F2"/>
+        <w:spacing w:before="120" w:after="120" w:line="276" w:lineRule="auto"/>
+        <w:ind w:left="432" w:right="432"/>
+        <w:rPr>
+          <w:rFonts w:ascii="Cambria" w:eastAsia="MS Mincho" w:hAnsi="Cambria" w:cs="Times New Roman"/>
+        </w:rPr>
+      </w:pPr>
+      <w:r>
+        <w:rPr>
+          <w:rFonts w:ascii="Courier New" w:eastAsia="MS Mincho" w:hAnsi="Courier New" w:cs="Times New Roman"/>
+          <w:color w:val="1A1A2E"/>
+          <w:sz w:val="18"/>
+        </w:rPr>
+        <w:t>#include &lt;</w:t>
+      </w:r>
+      <w:proofErr w:type="spellStart"/>
+      <w:r>
+        <w:rPr>
+          <w:rFonts w:ascii="Courier New" w:eastAsia="MS Mincho" w:hAnsi="Courier New" w:cs="Times New Roman"/>
+          <w:color w:val="1A1A2E"/>
+          <w:sz w:val="18"/>
+        </w:rPr>
+        <w:t>Wire.h</w:t>
+      </w:r>
+      <w:proofErr w:type="spellEnd"/>
+      <w:r>
+        <w:rPr>
+          <w:rFonts w:ascii="Courier New" w:eastAsia="MS Mincho" w:hAnsi="Courier New" w:cs="Times New Roman"/>
+          <w:color w:val="1A1A2E"/>
+          <w:sz w:val="18"/>
+        </w:rPr>
+        <w:t>&gt;</w:t>
+      </w:r>
+      <w:r>
+        <w:rPr>
+          <w:rFonts w:ascii="Courier New" w:eastAsia="MS Mincho" w:hAnsi="Courier New" w:cs="Times New Roman"/>
+          <w:color w:val="1A1A2E"/>
+          <w:sz w:val="18"/>
+        </w:rPr>
+        <w:br/>
+        <w:t>#include &lt;</w:t>
+      </w:r>
+      <w:proofErr w:type="spellStart"/>
+      <w:r>
+        <w:rPr>
+          <w:rFonts w:ascii="Courier New" w:eastAsia="MS Mincho" w:hAnsi="Courier New" w:cs="Times New Roman"/>
+          <w:color w:val="1A1A2E"/>
+          <w:sz w:val="18"/>
+        </w:rPr>
+        <w:t>RTClib.h</w:t>
+      </w:r>
+      <w:proofErr w:type="spellEnd"/>
+      <w:r>
+        <w:rPr>
+          <w:rFonts w:ascii="Courier New" w:eastAsia="MS Mincho" w:hAnsi="Courier New" w:cs="Times New Roman"/>
+          <w:color w:val="1A1A2E"/>
+          <w:sz w:val="18"/>
+        </w:rPr>
+        <w:t>&gt;</w:t>
+      </w:r>
+      <w:r>
+        <w:rPr>
+          <w:rFonts w:ascii="Courier New" w:eastAsia="MS Mincho" w:hAnsi="Courier New" w:cs="Times New Roman"/>
+          <w:color w:val="1A1A2E"/>
+          <w:sz w:val="18"/>
+        </w:rPr>
+        <w:br/>
+        <w:t>#include &lt;LiquidCrystal_I2C.h&gt;</w:t>
+      </w:r>
+      <w:r>
+        <w:rPr>
+          <w:rFonts w:ascii="Courier New" w:eastAsia="MS Mincho" w:hAnsi="Courier New" w:cs="Times New Roman"/>
+          <w:color w:val="1A1A2E"/>
+          <w:sz w:val="18"/>
+        </w:rPr>
+        <w:br/>
+      </w:r>
+      <w:r>
+        <w:rPr>
+          <w:rFonts w:ascii="Courier New" w:eastAsia="MS Mincho" w:hAnsi="Courier New" w:cs="Times New Roman"/>
+          <w:color w:val="1A1A2E"/>
+          <w:sz w:val="18"/>
+        </w:rPr>
+        <w:br/>
+        <w:t xml:space="preserve">RTC_DS3231 </w:t>
+      </w:r>
+      <w:proofErr w:type="spellStart"/>
+      <w:r>
+        <w:rPr>
+          <w:rFonts w:ascii="Courier New" w:eastAsia="MS Mincho" w:hAnsi="Courier New" w:cs="Times New Roman"/>
+          <w:color w:val="1A1A2E"/>
+          <w:sz w:val="18"/>
+        </w:rPr>
+        <w:t>rtc</w:t>
+      </w:r>
+      <w:proofErr w:type="spellEnd"/>
+      <w:r>
+        <w:rPr>
+          <w:rFonts w:ascii="Courier New" w:eastAsia="MS Mincho" w:hAnsi="Courier New" w:cs="Times New Roman"/>
+          <w:color w:val="1A1A2E"/>
+          <w:sz w:val="18"/>
+        </w:rPr>
+        <w:t>;</w:t>
+      </w:r>
+      <w:r>
+        <w:rPr>
+          <w:rFonts w:ascii="Courier New" w:eastAsia="MS Mincho" w:hAnsi="Courier New" w:cs="Times New Roman"/>
+          <w:color w:val="1A1A2E"/>
+          <w:sz w:val="18"/>
+        </w:rPr>
+        <w:br/>
+        <w:t xml:space="preserve">LiquidCrystal_I2C </w:t>
+      </w:r>
+      <w:proofErr w:type="spellStart"/>
+      <w:r>
+        <w:rPr>
+          <w:rFonts w:ascii="Courier New" w:eastAsia="MS Mincho" w:hAnsi="Courier New" w:cs="Times New Roman"/>
+          <w:color w:val="1A1A2E"/>
+          <w:sz w:val="18"/>
+        </w:rPr>
+        <w:t>lcd</w:t>
+      </w:r>
+      <w:proofErr w:type="spellEnd"/>
+      <w:r>
+        <w:rPr>
+          <w:rFonts w:ascii="Courier New" w:eastAsia="MS Mincho" w:hAnsi="Courier New" w:cs="Times New Roman"/>
+          <w:color w:val="1A1A2E"/>
+          <w:sz w:val="18"/>
+        </w:rPr>
+        <w:t>(0x27, 16, 2);</w:t>
+      </w:r>
+      <w:r>
+        <w:rPr>
+          <w:rFonts w:ascii="Courier New" w:eastAsia="MS Mincho" w:hAnsi="Courier New" w:cs="Times New Roman"/>
+          <w:color w:val="1A1A2E"/>
+          <w:sz w:val="18"/>
+        </w:rPr>
+        <w:br/>
+      </w:r>
+      <w:r>
+        <w:rPr>
+          <w:rFonts w:ascii="Courier New" w:eastAsia="MS Mincho" w:hAnsi="Courier New" w:cs="Times New Roman"/>
+          <w:color w:val="1A1A2E"/>
+          <w:sz w:val="18"/>
+        </w:rPr>
+        <w:br/>
+        <w:t>// I2C pins</w:t>
+      </w:r>
+      <w:r>
+        <w:rPr>
+          <w:rFonts w:ascii="Courier New" w:eastAsia="MS Mincho" w:hAnsi="Courier New" w:cs="Times New Roman"/>
+          <w:color w:val="1A1A2E"/>
+          <w:sz w:val="18"/>
+        </w:rPr>
+        <w:br/>
+        <w:t>#define SDA_PIN 21</w:t>
+      </w:r>
+      <w:r>
+        <w:rPr>
+          <w:rFonts w:ascii="Courier New" w:eastAsia="MS Mincho" w:hAnsi="Courier New" w:cs="Times New Roman"/>
+          <w:color w:val="1A1A2E"/>
+          <w:sz w:val="18"/>
+        </w:rPr>
+        <w:br/>
+        <w:t>#define SCL_PIN 22</w:t>
+      </w:r>
+      <w:r>
+        <w:rPr>
+          <w:rFonts w:ascii="Courier New" w:eastAsia="MS Mincho" w:hAnsi="Courier New" w:cs="Times New Roman"/>
+          <w:color w:val="1A1A2E"/>
+          <w:sz w:val="18"/>
+        </w:rPr>
+        <w:br/>
+      </w:r>
+      <w:r>
+        <w:rPr>
+          <w:rFonts w:ascii="Courier New" w:eastAsia="MS Mincho" w:hAnsi="Courier New" w:cs="Times New Roman"/>
+          <w:color w:val="1A1A2E"/>
+          <w:sz w:val="18"/>
+        </w:rPr>
+        <w:br/>
+        <w:t>// LED pins</w:t>
+      </w:r>
+      <w:r>
+        <w:rPr>
+          <w:rFonts w:ascii="Courier New" w:eastAsia="MS Mincho" w:hAnsi="Courier New" w:cs="Times New Roman"/>
+          <w:color w:val="1A1A2E"/>
+          <w:sz w:val="18"/>
+        </w:rPr>
+        <w:br/>
+        <w:t>#define LED_MORNING   13</w:t>
+      </w:r>
+      <w:r>
+        <w:rPr>
+          <w:rFonts w:ascii="Courier New" w:eastAsia="MS Mincho" w:hAnsi="Courier New" w:cs="Times New Roman"/>
+          <w:color w:val="1A1A2E"/>
+          <w:sz w:val="18"/>
+        </w:rPr>
+        <w:br/>
+        <w:t>#define LED_AFTERNOON 12</w:t>
+      </w:r>
+      <w:r>
+        <w:rPr>
+          <w:rFonts w:ascii="Courier New" w:eastAsia="MS Mincho" w:hAnsi="Courier New" w:cs="Times New Roman"/>
+          <w:color w:val="1A1A2E"/>
+          <w:sz w:val="18"/>
+        </w:rPr>
+        <w:br/>
+        <w:t>#define LED_NIGHT     14</w:t>
+      </w:r>
+      <w:r>
+        <w:rPr>
+          <w:rFonts w:ascii="Courier New" w:eastAsia="MS Mincho" w:hAnsi="Courier New" w:cs="Times New Roman"/>
+          <w:color w:val="1A1A2E"/>
+          <w:sz w:val="18"/>
+        </w:rPr>
+        <w:br/>
+      </w:r>
+      <w:r>
+        <w:rPr>
+          <w:rFonts w:ascii="Courier New" w:eastAsia="MS Mincho" w:hAnsi="Courier New" w:cs="Times New Roman"/>
+          <w:color w:val="1A1A2E"/>
+          <w:sz w:val="18"/>
+        </w:rPr>
+        <w:br/>
+        <w:t>// Buzzer</w:t>
+      </w:r>
+      <w:r>
+        <w:rPr>
+          <w:rFonts w:ascii="Courier New" w:eastAsia="MS Mincho" w:hAnsi="Courier New" w:cs="Times New Roman"/>
+          <w:color w:val="1A1A2E"/>
+          <w:sz w:val="18"/>
+        </w:rPr>
+        <w:br/>
+        <w:t>#define BUZZER 25</w:t>
+      </w:r>
+      <w:r>
+        <w:rPr>
+          <w:rFonts w:ascii="Courier New" w:eastAsia="MS Mincho" w:hAnsi="Courier New" w:cs="Times New Roman"/>
+          <w:color w:val="1A1A2E"/>
+          <w:sz w:val="18"/>
+        </w:rPr>
+        <w:br/>
+      </w:r>
+      <w:r>
+        <w:rPr>
+          <w:rFonts w:ascii="Courier New" w:eastAsia="MS Mincho" w:hAnsi="Courier New" w:cs="Times New Roman"/>
+          <w:color w:val="1A1A2E"/>
+          <w:sz w:val="18"/>
+        </w:rPr>
+        <w:br/>
+        <w:t>void setup() {</w:t>
+      </w:r>
+      <w:r>
+        <w:rPr>
+          <w:rFonts w:ascii="Courier New" w:eastAsia="MS Mincho" w:hAnsi="Courier New" w:cs="Times New Roman"/>
+          <w:color w:val="1A1A2E"/>
+          <w:sz w:val="18"/>
+        </w:rPr>
+        <w:br/>
+        <w:t xml:space="preserve">  </w:t>
+      </w:r>
+      <w:proofErr w:type="spellStart"/>
+      <w:r>
+        <w:rPr>
+          <w:rFonts w:ascii="Courier New" w:eastAsia="MS Mincho" w:hAnsi="Courier New" w:cs="Times New Roman"/>
+          <w:color w:val="1A1A2E"/>
+          <w:sz w:val="18"/>
+        </w:rPr>
+        <w:t>Serial.begin</w:t>
+      </w:r>
+      <w:proofErr w:type="spellEnd"/>
+      <w:r>
+        <w:rPr>
+          <w:rFonts w:ascii="Courier New" w:eastAsia="MS Mincho" w:hAnsi="Courier New" w:cs="Times New Roman"/>
+          <w:color w:val="1A1A2E"/>
+          <w:sz w:val="18"/>
+        </w:rPr>
+        <w:t>(115200);</w:t>
+      </w:r>
+      <w:r>
+        <w:rPr>
+          <w:rFonts w:ascii="Courier New" w:eastAsia="MS Mincho" w:hAnsi="Courier New" w:cs="Times New Roman"/>
+          <w:color w:val="1A1A2E"/>
+          <w:sz w:val="18"/>
+        </w:rPr>
+        <w:br/>
+      </w:r>
+      <w:r>
+        <w:rPr>
+          <w:rFonts w:ascii="Courier New" w:eastAsia="MS Mincho" w:hAnsi="Courier New" w:cs="Times New Roman"/>
+          <w:color w:val="1A1A2E"/>
+          <w:sz w:val="18"/>
+        </w:rPr>
+        <w:lastRenderedPageBreak/>
+        <w:t xml:space="preserve">  </w:t>
+      </w:r>
+      <w:proofErr w:type="spellStart"/>
+      <w:r>
+        <w:rPr>
+          <w:rFonts w:ascii="Courier New" w:eastAsia="MS Mincho" w:hAnsi="Courier New" w:cs="Times New Roman"/>
+          <w:color w:val="1A1A2E"/>
+          <w:sz w:val="18"/>
+        </w:rPr>
+        <w:t>Wire.begin</w:t>
+      </w:r>
+      <w:proofErr w:type="spellEnd"/>
+      <w:r>
+        <w:rPr>
+          <w:rFonts w:ascii="Courier New" w:eastAsia="MS Mincho" w:hAnsi="Courier New" w:cs="Times New Roman"/>
+          <w:color w:val="1A1A2E"/>
+          <w:sz w:val="18"/>
+        </w:rPr>
+        <w:t>(SDA_PIN, SCL_PIN);</w:t>
+      </w:r>
+      <w:r>
+        <w:rPr>
+          <w:rFonts w:ascii="Courier New" w:eastAsia="MS Mincho" w:hAnsi="Courier New" w:cs="Times New Roman"/>
+          <w:color w:val="1A1A2E"/>
+          <w:sz w:val="18"/>
+        </w:rPr>
+        <w:br/>
+      </w:r>
+      <w:r>
+        <w:rPr>
+          <w:rFonts w:ascii="Courier New" w:eastAsia="MS Mincho" w:hAnsi="Courier New" w:cs="Times New Roman"/>
+          <w:color w:val="1A1A2E"/>
+          <w:sz w:val="18"/>
+        </w:rPr>
+        <w:br/>
+        <w:t xml:space="preserve">  </w:t>
+      </w:r>
+      <w:proofErr w:type="spellStart"/>
+      <w:r>
+        <w:rPr>
+          <w:rFonts w:ascii="Courier New" w:eastAsia="MS Mincho" w:hAnsi="Courier New" w:cs="Times New Roman"/>
+          <w:color w:val="1A1A2E"/>
+          <w:sz w:val="18"/>
+        </w:rPr>
+        <w:t>lcd.init</w:t>
+      </w:r>
+      <w:proofErr w:type="spellEnd"/>
+      <w:r>
+        <w:rPr>
+          <w:rFonts w:ascii="Courier New" w:eastAsia="MS Mincho" w:hAnsi="Courier New" w:cs="Times New Roman"/>
+          <w:color w:val="1A1A2E"/>
+          <w:sz w:val="18"/>
+        </w:rPr>
+        <w:t>();</w:t>
+      </w:r>
+      <w:r>
+        <w:rPr>
+          <w:rFonts w:ascii="Courier New" w:eastAsia="MS Mincho" w:hAnsi="Courier New" w:cs="Times New Roman"/>
+          <w:color w:val="1A1A2E"/>
+          <w:sz w:val="18"/>
+        </w:rPr>
+        <w:br/>
+        <w:t xml:space="preserve">  </w:t>
+      </w:r>
+      <w:proofErr w:type="spellStart"/>
+      <w:r>
+        <w:rPr>
+          <w:rFonts w:ascii="Courier New" w:eastAsia="MS Mincho" w:hAnsi="Courier New" w:cs="Times New Roman"/>
+          <w:color w:val="1A1A2E"/>
+          <w:sz w:val="18"/>
+        </w:rPr>
+        <w:t>lcd.backlight</w:t>
+      </w:r>
+      <w:proofErr w:type="spellEnd"/>
+      <w:r>
+        <w:rPr>
+          <w:rFonts w:ascii="Courier New" w:eastAsia="MS Mincho" w:hAnsi="Courier New" w:cs="Times New Roman"/>
+          <w:color w:val="1A1A2E"/>
+          <w:sz w:val="18"/>
+        </w:rPr>
+        <w:t>();</w:t>
+      </w:r>
+      <w:r>
+        <w:rPr>
+          <w:rFonts w:ascii="Courier New" w:eastAsia="MS Mincho" w:hAnsi="Courier New" w:cs="Times New Roman"/>
+          <w:color w:val="1A1A2E"/>
+          <w:sz w:val="18"/>
+        </w:rPr>
+        <w:br/>
+      </w:r>
+      <w:r>
+        <w:rPr>
+          <w:rFonts w:ascii="Courier New" w:eastAsia="MS Mincho" w:hAnsi="Courier New" w:cs="Times New Roman"/>
+          <w:color w:val="1A1A2E"/>
+          <w:sz w:val="18"/>
+        </w:rPr>
+        <w:br/>
+        <w:t xml:space="preserve">  if (!</w:t>
+      </w:r>
+      <w:proofErr w:type="spellStart"/>
+      <w:r>
+        <w:rPr>
+          <w:rFonts w:ascii="Courier New" w:eastAsia="MS Mincho" w:hAnsi="Courier New" w:cs="Times New Roman"/>
+          <w:color w:val="1A1A2E"/>
+          <w:sz w:val="18"/>
+        </w:rPr>
+        <w:t>rtc.begin</w:t>
+      </w:r>
+      <w:proofErr w:type="spellEnd"/>
+      <w:r>
+        <w:rPr>
+          <w:rFonts w:ascii="Courier New" w:eastAsia="MS Mincho" w:hAnsi="Courier New" w:cs="Times New Roman"/>
+          <w:color w:val="1A1A2E"/>
+          <w:sz w:val="18"/>
+        </w:rPr>
+        <w:t>()) {</w:t>
+      </w:r>
+      <w:r>
+        <w:rPr>
+          <w:rFonts w:ascii="Courier New" w:eastAsia="MS Mincho" w:hAnsi="Courier New" w:cs="Times New Roman"/>
+          <w:color w:val="1A1A2E"/>
+          <w:sz w:val="18"/>
+        </w:rPr>
+        <w:br/>
+        <w:t xml:space="preserve">    </w:t>
+      </w:r>
+      <w:proofErr w:type="spellStart"/>
+      <w:r>
+        <w:rPr>
+          <w:rFonts w:ascii="Courier New" w:eastAsia="MS Mincho" w:hAnsi="Courier New" w:cs="Times New Roman"/>
+          <w:color w:val="1A1A2E"/>
+          <w:sz w:val="18"/>
+        </w:rPr>
+        <w:t>lcd.print</w:t>
+      </w:r>
+      <w:proofErr w:type="spellEnd"/>
+      <w:r>
+        <w:rPr>
+          <w:rFonts w:ascii="Courier New" w:eastAsia="MS Mincho" w:hAnsi="Courier New" w:cs="Times New Roman"/>
+          <w:color w:val="1A1A2E"/>
+          <w:sz w:val="18"/>
+        </w:rPr>
+        <w:t>("RTC ERROR");</w:t>
+      </w:r>
+      <w:r>
+        <w:rPr>
+          <w:rFonts w:ascii="Courier New" w:eastAsia="MS Mincho" w:hAnsi="Courier New" w:cs="Times New Roman"/>
+          <w:color w:val="1A1A2E"/>
+          <w:sz w:val="18"/>
+        </w:rPr>
+        <w:br/>
+        <w:t xml:space="preserve">    while (1);</w:t>
+      </w:r>
+      <w:r>
+        <w:rPr>
+          <w:rFonts w:ascii="Courier New" w:eastAsia="MS Mincho" w:hAnsi="Courier New" w:cs="Times New Roman"/>
+          <w:color w:val="1A1A2E"/>
+          <w:sz w:val="18"/>
+        </w:rPr>
+        <w:br/>
+        <w:t xml:space="preserve">  }</w:t>
+      </w:r>
+      <w:r>
+        <w:rPr>
+          <w:rFonts w:ascii="Courier New" w:eastAsia="MS Mincho" w:hAnsi="Courier New" w:cs="Times New Roman"/>
+          <w:color w:val="1A1A2E"/>
+          <w:sz w:val="18"/>
+        </w:rPr>
+        <w:br/>
+      </w:r>
+      <w:r>
+        <w:rPr>
+          <w:rFonts w:ascii="Courier New" w:eastAsia="MS Mincho" w:hAnsi="Courier New" w:cs="Times New Roman"/>
+          <w:color w:val="1A1A2E"/>
+          <w:sz w:val="18"/>
+        </w:rPr>
+        <w:br/>
+        <w:t xml:space="preserve">  // Uncomment to set time (run once, then re-comment):</w:t>
+      </w:r>
+      <w:r>
+        <w:rPr>
+          <w:rFonts w:ascii="Courier New" w:eastAsia="MS Mincho" w:hAnsi="Courier New" w:cs="Times New Roman"/>
+          <w:color w:val="1A1A2E"/>
+          <w:sz w:val="18"/>
+        </w:rPr>
+        <w:br/>
+        <w:t xml:space="preserve">  // </w:t>
+      </w:r>
+      <w:proofErr w:type="spellStart"/>
+      <w:r>
+        <w:rPr>
+          <w:rFonts w:ascii="Courier New" w:eastAsia="MS Mincho" w:hAnsi="Courier New" w:cs="Times New Roman"/>
+          <w:color w:val="1A1A2E"/>
+          <w:sz w:val="18"/>
+        </w:rPr>
+        <w:t>rtc.adjust</w:t>
+      </w:r>
+      <w:proofErr w:type="spellEnd"/>
+      <w:r>
+        <w:rPr>
+          <w:rFonts w:ascii="Courier New" w:eastAsia="MS Mincho" w:hAnsi="Courier New" w:cs="Times New Roman"/>
+          <w:color w:val="1A1A2E"/>
+          <w:sz w:val="18"/>
+        </w:rPr>
+        <w:t>(</w:t>
+      </w:r>
+      <w:proofErr w:type="spellStart"/>
+      <w:r>
+        <w:rPr>
+          <w:rFonts w:ascii="Courier New" w:eastAsia="MS Mincho" w:hAnsi="Courier New" w:cs="Times New Roman"/>
+          <w:color w:val="1A1A2E"/>
+          <w:sz w:val="18"/>
+        </w:rPr>
+        <w:t>DateTime</w:t>
+      </w:r>
+      <w:proofErr w:type="spellEnd"/>
+      <w:r>
+        <w:rPr>
+          <w:rFonts w:ascii="Courier New" w:eastAsia="MS Mincho" w:hAnsi="Courier New" w:cs="Times New Roman"/>
+          <w:color w:val="1A1A2E"/>
+          <w:sz w:val="18"/>
+        </w:rPr>
+        <w:t>(2026, 5, 18, 14, 35, 0));</w:t>
+      </w:r>
+      <w:r>
+        <w:rPr>
+          <w:rFonts w:ascii="Courier New" w:eastAsia="MS Mincho" w:hAnsi="Courier New" w:cs="Times New Roman"/>
+          <w:color w:val="1A1A2E"/>
+          <w:sz w:val="18"/>
+        </w:rPr>
+        <w:br/>
+      </w:r>
+      <w:r>
+        <w:rPr>
+          <w:rFonts w:ascii="Courier New" w:eastAsia="MS Mincho" w:hAnsi="Courier New" w:cs="Times New Roman"/>
+          <w:color w:val="1A1A2E"/>
+          <w:sz w:val="18"/>
+        </w:rPr>
+        <w:br/>
+        <w:t xml:space="preserve">  </w:t>
+      </w:r>
+      <w:proofErr w:type="spellStart"/>
+      <w:r>
+        <w:rPr>
+          <w:rFonts w:ascii="Courier New" w:eastAsia="MS Mincho" w:hAnsi="Courier New" w:cs="Times New Roman"/>
+          <w:color w:val="1A1A2E"/>
+          <w:sz w:val="18"/>
+        </w:rPr>
+        <w:t>pinMode</w:t>
+      </w:r>
+      <w:proofErr w:type="spellEnd"/>
+      <w:r>
+        <w:rPr>
+          <w:rFonts w:ascii="Courier New" w:eastAsia="MS Mincho" w:hAnsi="Courier New" w:cs="Times New Roman"/>
+          <w:color w:val="1A1A2E"/>
+          <w:sz w:val="18"/>
+        </w:rPr>
+        <w:t>(LED_MORNING,   OUTPUT);</w:t>
+      </w:r>
+      <w:r>
+        <w:rPr>
+          <w:rFonts w:ascii="Courier New" w:eastAsia="MS Mincho" w:hAnsi="Courier New" w:cs="Times New Roman"/>
+          <w:color w:val="1A1A2E"/>
+          <w:sz w:val="18"/>
+        </w:rPr>
+        <w:br/>
+        <w:t xml:space="preserve">  </w:t>
+      </w:r>
+      <w:proofErr w:type="spellStart"/>
+      <w:r>
+        <w:rPr>
+          <w:rFonts w:ascii="Courier New" w:eastAsia="MS Mincho" w:hAnsi="Courier New" w:cs="Times New Roman"/>
+          <w:color w:val="1A1A2E"/>
+          <w:sz w:val="18"/>
+        </w:rPr>
+        <w:t>pinMode</w:t>
+      </w:r>
+      <w:proofErr w:type="spellEnd"/>
+      <w:r>
+        <w:rPr>
+          <w:rFonts w:ascii="Courier New" w:eastAsia="MS Mincho" w:hAnsi="Courier New" w:cs="Times New Roman"/>
+          <w:color w:val="1A1A2E"/>
+          <w:sz w:val="18"/>
+        </w:rPr>
+        <w:t>(LED_AFTERNOON, OUTPUT);</w:t>
+      </w:r>
+      <w:r>
+        <w:rPr>
+          <w:rFonts w:ascii="Courier New" w:eastAsia="MS Mincho" w:hAnsi="Courier New" w:cs="Times New Roman"/>
+          <w:color w:val="1A1A2E"/>
+          <w:sz w:val="18"/>
+        </w:rPr>
+        <w:br/>
+        <w:t xml:space="preserve">  </w:t>
+      </w:r>
+      <w:proofErr w:type="spellStart"/>
+      <w:r>
+        <w:rPr>
+          <w:rFonts w:ascii="Courier New" w:eastAsia="MS Mincho" w:hAnsi="Courier New" w:cs="Times New Roman"/>
+          <w:color w:val="1A1A2E"/>
+          <w:sz w:val="18"/>
+        </w:rPr>
+        <w:t>pinMode</w:t>
+      </w:r>
+      <w:proofErr w:type="spellEnd"/>
+      <w:r>
+        <w:rPr>
+          <w:rFonts w:ascii="Courier New" w:eastAsia="MS Mincho" w:hAnsi="Courier New" w:cs="Times New Roman"/>
+          <w:color w:val="1A1A2E"/>
+          <w:sz w:val="18"/>
+        </w:rPr>
+        <w:t>(LED_NIGHT,     OUTPUT);</w:t>
+      </w:r>
+      <w:r>
+        <w:rPr>
+          <w:rFonts w:ascii="Courier New" w:eastAsia="MS Mincho" w:hAnsi="Courier New" w:cs="Times New Roman"/>
+          <w:color w:val="1A1A2E"/>
+          <w:sz w:val="18"/>
+        </w:rPr>
+        <w:br/>
+        <w:t xml:space="preserve">  </w:t>
+      </w:r>
+      <w:proofErr w:type="spellStart"/>
+      <w:r>
+        <w:rPr>
+          <w:rFonts w:ascii="Courier New" w:eastAsia="MS Mincho" w:hAnsi="Courier New" w:cs="Times New Roman"/>
+          <w:color w:val="1A1A2E"/>
+          <w:sz w:val="18"/>
+        </w:rPr>
+        <w:t>pinMode</w:t>
+      </w:r>
+      <w:proofErr w:type="spellEnd"/>
+      <w:r>
+        <w:rPr>
+          <w:rFonts w:ascii="Courier New" w:eastAsia="MS Mincho" w:hAnsi="Courier New" w:cs="Times New Roman"/>
+          <w:color w:val="1A1A2E"/>
+          <w:sz w:val="18"/>
+        </w:rPr>
+        <w:t>(BUZZER,        OUTPUT);</w:t>
+      </w:r>
+      <w:r>
+        <w:rPr>
+          <w:rFonts w:ascii="Courier New" w:eastAsia="MS Mincho" w:hAnsi="Courier New" w:cs="Times New Roman"/>
+          <w:color w:val="1A1A2E"/>
+          <w:sz w:val="18"/>
+        </w:rPr>
+        <w:br/>
+      </w:r>
+      <w:r>
+        <w:rPr>
+          <w:rFonts w:ascii="Courier New" w:eastAsia="MS Mincho" w:hAnsi="Courier New" w:cs="Times New Roman"/>
+          <w:color w:val="1A1A2E"/>
+          <w:sz w:val="18"/>
+        </w:rPr>
+        <w:br/>
+        <w:t xml:space="preserve">  </w:t>
+      </w:r>
+      <w:proofErr w:type="spellStart"/>
+      <w:r>
+        <w:rPr>
+          <w:rFonts w:ascii="Courier New" w:eastAsia="MS Mincho" w:hAnsi="Courier New" w:cs="Times New Roman"/>
+          <w:color w:val="1A1A2E"/>
+          <w:sz w:val="18"/>
+        </w:rPr>
+        <w:t>allOff</w:t>
+      </w:r>
+      <w:proofErr w:type="spellEnd"/>
+      <w:r>
+        <w:rPr>
+          <w:rFonts w:ascii="Courier New" w:eastAsia="MS Mincho" w:hAnsi="Courier New" w:cs="Times New Roman"/>
+          <w:color w:val="1A1A2E"/>
+          <w:sz w:val="18"/>
+        </w:rPr>
+        <w:t>();</w:t>
+      </w:r>
+      <w:r>
+        <w:rPr>
+          <w:rFonts w:ascii="Courier New" w:eastAsia="MS Mincho" w:hAnsi="Courier New" w:cs="Times New Roman"/>
+          <w:color w:val="1A1A2E"/>
+          <w:sz w:val="18"/>
+        </w:rPr>
+        <w:br/>
+      </w:r>
+      <w:r>
+        <w:rPr>
+          <w:rFonts w:ascii="Courier New" w:eastAsia="MS Mincho" w:hAnsi="Courier New" w:cs="Times New Roman"/>
+          <w:color w:val="1A1A2E"/>
+          <w:sz w:val="18"/>
+        </w:rPr>
+        <w:br/>
+        <w:t xml:space="preserve">  </w:t>
+      </w:r>
+      <w:proofErr w:type="spellStart"/>
+      <w:r>
+        <w:rPr>
+          <w:rFonts w:ascii="Courier New" w:eastAsia="MS Mincho" w:hAnsi="Courier New" w:cs="Times New Roman"/>
+          <w:color w:val="1A1A2E"/>
+          <w:sz w:val="18"/>
+        </w:rPr>
+        <w:t>lcd.setCursor</w:t>
+      </w:r>
+      <w:proofErr w:type="spellEnd"/>
+      <w:r>
+        <w:rPr>
+          <w:rFonts w:ascii="Courier New" w:eastAsia="MS Mincho" w:hAnsi="Courier New" w:cs="Times New Roman"/>
+          <w:color w:val="1A1A2E"/>
+          <w:sz w:val="18"/>
+        </w:rPr>
+        <w:t>(0, 0);</w:t>
+      </w:r>
+      <w:r>
+        <w:rPr>
+          <w:rFonts w:ascii="Courier New" w:eastAsia="MS Mincho" w:hAnsi="Courier New" w:cs="Times New Roman"/>
+          <w:color w:val="1A1A2E"/>
+          <w:sz w:val="18"/>
+        </w:rPr>
+        <w:br/>
+        <w:t xml:space="preserve">  </w:t>
+      </w:r>
+      <w:proofErr w:type="spellStart"/>
+      <w:r>
+        <w:rPr>
+          <w:rFonts w:ascii="Courier New" w:eastAsia="MS Mincho" w:hAnsi="Courier New" w:cs="Times New Roman"/>
+          <w:color w:val="1A1A2E"/>
+          <w:sz w:val="18"/>
+        </w:rPr>
+        <w:t>lcd.print</w:t>
+      </w:r>
+      <w:proofErr w:type="spellEnd"/>
+      <w:r>
+        <w:rPr>
+          <w:rFonts w:ascii="Courier New" w:eastAsia="MS Mincho" w:hAnsi="Courier New" w:cs="Times New Roman"/>
+          <w:color w:val="1A1A2E"/>
+          <w:sz w:val="18"/>
+        </w:rPr>
+        <w:t>("Medicine Box");</w:t>
+      </w:r>
+      <w:r>
+        <w:rPr>
+          <w:rFonts w:ascii="Courier New" w:eastAsia="MS Mincho" w:hAnsi="Courier New" w:cs="Times New Roman"/>
+          <w:color w:val="1A1A2E"/>
+          <w:sz w:val="18"/>
+        </w:rPr>
+        <w:br/>
+        <w:t xml:space="preserve">  </w:t>
+      </w:r>
+      <w:proofErr w:type="spellStart"/>
+      <w:r>
+        <w:rPr>
+          <w:rFonts w:ascii="Courier New" w:eastAsia="MS Mincho" w:hAnsi="Courier New" w:cs="Times New Roman"/>
+          <w:color w:val="1A1A2E"/>
+          <w:sz w:val="18"/>
+        </w:rPr>
+        <w:t>lcd.setCursor</w:t>
+      </w:r>
+      <w:proofErr w:type="spellEnd"/>
+      <w:r>
+        <w:rPr>
+          <w:rFonts w:ascii="Courier New" w:eastAsia="MS Mincho" w:hAnsi="Courier New" w:cs="Times New Roman"/>
+          <w:color w:val="1A1A2E"/>
+          <w:sz w:val="18"/>
+        </w:rPr>
+        <w:t>(0, 1);</w:t>
+      </w:r>
+      <w:r>
+        <w:rPr>
+          <w:rFonts w:ascii="Courier New" w:eastAsia="MS Mincho" w:hAnsi="Courier New" w:cs="Times New Roman"/>
+          <w:color w:val="1A1A2E"/>
+          <w:sz w:val="18"/>
+        </w:rPr>
+        <w:br/>
+        <w:t xml:space="preserve">  </w:t>
+      </w:r>
+      <w:proofErr w:type="spellStart"/>
+      <w:r>
+        <w:rPr>
+          <w:rFonts w:ascii="Courier New" w:eastAsia="MS Mincho" w:hAnsi="Courier New" w:cs="Times New Roman"/>
+          <w:color w:val="1A1A2E"/>
+          <w:sz w:val="18"/>
+        </w:rPr>
+        <w:t>lcd.print</w:t>
+      </w:r>
+      <w:proofErr w:type="spellEnd"/>
+      <w:r>
+        <w:rPr>
+          <w:rFonts w:ascii="Courier New" w:eastAsia="MS Mincho" w:hAnsi="Courier New" w:cs="Times New Roman"/>
+          <w:color w:val="1A1A2E"/>
+          <w:sz w:val="18"/>
+        </w:rPr>
+        <w:t>("Starting...");</w:t>
+      </w:r>
+      <w:r>
+        <w:rPr>
+          <w:rFonts w:ascii="Courier New" w:eastAsia="MS Mincho" w:hAnsi="Courier New" w:cs="Times New Roman"/>
+          <w:color w:val="1A1A2E"/>
+          <w:sz w:val="18"/>
+        </w:rPr>
+        <w:br/>
+        <w:t xml:space="preserve">  delay(2000);</w:t>
+      </w:r>
+      <w:r>
+        <w:rPr>
+          <w:rFonts w:ascii="Courier New" w:eastAsia="MS Mincho" w:hAnsi="Courier New" w:cs="Times New Roman"/>
+          <w:color w:val="1A1A2E"/>
+          <w:sz w:val="18"/>
+        </w:rPr>
+        <w:br/>
+        <w:t xml:space="preserve">  </w:t>
+      </w:r>
+      <w:proofErr w:type="spellStart"/>
+      <w:r>
+        <w:rPr>
+          <w:rFonts w:ascii="Courier New" w:eastAsia="MS Mincho" w:hAnsi="Courier New" w:cs="Times New Roman"/>
+          <w:color w:val="1A1A2E"/>
+          <w:sz w:val="18"/>
+        </w:rPr>
+        <w:t>lcd.clear</w:t>
+      </w:r>
+      <w:proofErr w:type="spellEnd"/>
+      <w:r>
+        <w:rPr>
+          <w:rFonts w:ascii="Courier New" w:eastAsia="MS Mincho" w:hAnsi="Courier New" w:cs="Times New Roman"/>
+          <w:color w:val="1A1A2E"/>
+          <w:sz w:val="18"/>
+        </w:rPr>
+        <w:t>();</w:t>
+      </w:r>
+      <w:r>
+        <w:rPr>
+          <w:rFonts w:ascii="Courier New" w:eastAsia="MS Mincho" w:hAnsi="Courier New" w:cs="Times New Roman"/>
+          <w:color w:val="1A1A2E"/>
+          <w:sz w:val="18"/>
+        </w:rPr>
+        <w:br/>
+        <w:t>}</w:t>
+      </w:r>
+      <w:r>
+        <w:rPr>
+          <w:rFonts w:ascii="Courier New" w:eastAsia="MS Mincho" w:hAnsi="Courier New" w:cs="Times New Roman"/>
+          <w:color w:val="1A1A2E"/>
+          <w:sz w:val="18"/>
+        </w:rPr>
+        <w:br/>
+      </w:r>
+      <w:r>
+        <w:rPr>
+          <w:rFonts w:ascii="Courier New" w:eastAsia="MS Mincho" w:hAnsi="Courier New" w:cs="Times New Roman"/>
+          <w:color w:val="1A1A2E"/>
+          <w:sz w:val="18"/>
+        </w:rPr>
+        <w:br/>
+        <w:t>void loop() {</w:t>
+      </w:r>
+      <w:r>
+        <w:rPr>
+          <w:rFonts w:ascii="Courier New" w:eastAsia="MS Mincho" w:hAnsi="Courier New" w:cs="Times New Roman"/>
+          <w:color w:val="1A1A2E"/>
+          <w:sz w:val="18"/>
+        </w:rPr>
+        <w:br/>
+        <w:t xml:space="preserve">  </w:t>
+      </w:r>
+      <w:proofErr w:type="spellStart"/>
+      <w:r>
+        <w:rPr>
+          <w:rFonts w:ascii="Courier New" w:eastAsia="MS Mincho" w:hAnsi="Courier New" w:cs="Times New Roman"/>
+          <w:color w:val="1A1A2E"/>
+          <w:sz w:val="18"/>
+        </w:rPr>
+        <w:t>DateTime</w:t>
+      </w:r>
+      <w:proofErr w:type="spellEnd"/>
+      <w:r>
+        <w:rPr>
+          <w:rFonts w:ascii="Courier New" w:eastAsia="MS Mincho" w:hAnsi="Courier New" w:cs="Times New Roman"/>
+          <w:color w:val="1A1A2E"/>
+          <w:sz w:val="18"/>
+        </w:rPr>
+        <w:t xml:space="preserve"> now = </w:t>
+      </w:r>
+      <w:proofErr w:type="spellStart"/>
+      <w:r>
+        <w:rPr>
+          <w:rFonts w:ascii="Courier New" w:eastAsia="MS Mincho" w:hAnsi="Courier New" w:cs="Times New Roman"/>
+          <w:color w:val="1A1A2E"/>
+          <w:sz w:val="18"/>
+        </w:rPr>
+        <w:t>rtc.now</w:t>
+      </w:r>
+      <w:proofErr w:type="spellEnd"/>
+      <w:r>
+        <w:rPr>
+          <w:rFonts w:ascii="Courier New" w:eastAsia="MS Mincho" w:hAnsi="Courier New" w:cs="Times New Roman"/>
+          <w:color w:val="1A1A2E"/>
+          <w:sz w:val="18"/>
+        </w:rPr>
+        <w:t>();</w:t>
+      </w:r>
+      <w:r>
+        <w:rPr>
+          <w:rFonts w:ascii="Courier New" w:eastAsia="MS Mincho" w:hAnsi="Courier New" w:cs="Times New Roman"/>
+          <w:color w:val="1A1A2E"/>
+          <w:sz w:val="18"/>
+        </w:rPr>
+        <w:br/>
+        <w:t xml:space="preserve">  int h = </w:t>
+      </w:r>
+      <w:proofErr w:type="spellStart"/>
+      <w:r>
+        <w:rPr>
+          <w:rFonts w:ascii="Courier New" w:eastAsia="MS Mincho" w:hAnsi="Courier New" w:cs="Times New Roman"/>
+          <w:color w:val="1A1A2E"/>
+          <w:sz w:val="18"/>
+        </w:rPr>
+        <w:t>now.hour</w:t>
+      </w:r>
+      <w:proofErr w:type="spellEnd"/>
+      <w:r>
+        <w:rPr>
+          <w:rFonts w:ascii="Courier New" w:eastAsia="MS Mincho" w:hAnsi="Courier New" w:cs="Times New Roman"/>
+          <w:color w:val="1A1A2E"/>
+          <w:sz w:val="18"/>
+        </w:rPr>
+        <w:t>();</w:t>
+      </w:r>
+      <w:r>
+        <w:rPr>
+          <w:rFonts w:ascii="Courier New" w:eastAsia="MS Mincho" w:hAnsi="Courier New" w:cs="Times New Roman"/>
+          <w:color w:val="1A1A2E"/>
+          <w:sz w:val="18"/>
+        </w:rPr>
+        <w:br/>
+        <w:t xml:space="preserve">  int m = </w:t>
+      </w:r>
+      <w:proofErr w:type="spellStart"/>
+      <w:r>
+        <w:rPr>
+          <w:rFonts w:ascii="Courier New" w:eastAsia="MS Mincho" w:hAnsi="Courier New" w:cs="Times New Roman"/>
+          <w:color w:val="1A1A2E"/>
+          <w:sz w:val="18"/>
+        </w:rPr>
+        <w:t>now.minute</w:t>
+      </w:r>
+      <w:proofErr w:type="spellEnd"/>
+      <w:r>
+        <w:rPr>
+          <w:rFonts w:ascii="Courier New" w:eastAsia="MS Mincho" w:hAnsi="Courier New" w:cs="Times New Roman"/>
+          <w:color w:val="1A1A2E"/>
+          <w:sz w:val="18"/>
+        </w:rPr>
+        <w:t>();</w:t>
+      </w:r>
+      <w:r>
+        <w:rPr>
+          <w:rFonts w:ascii="Courier New" w:eastAsia="MS Mincho" w:hAnsi="Courier New" w:cs="Times New Roman"/>
+          <w:color w:val="1A1A2E"/>
+          <w:sz w:val="18"/>
+        </w:rPr>
+        <w:br/>
+      </w:r>
+      <w:r>
+        <w:rPr>
+          <w:rFonts w:ascii="Courier New" w:eastAsia="MS Mincho" w:hAnsi="Courier New" w:cs="Times New Roman"/>
+          <w:color w:val="1A1A2E"/>
+          <w:sz w:val="18"/>
+        </w:rPr>
+        <w:br/>
+        <w:t xml:space="preserve">  // Display current time on LCD</w:t>
+      </w:r>
+      <w:r>
+        <w:rPr>
+          <w:rFonts w:ascii="Courier New" w:eastAsia="MS Mincho" w:hAnsi="Courier New" w:cs="Times New Roman"/>
+          <w:color w:val="1A1A2E"/>
+          <w:sz w:val="18"/>
+        </w:rPr>
+        <w:br/>
+        <w:t xml:space="preserve">  </w:t>
+      </w:r>
+      <w:proofErr w:type="spellStart"/>
+      <w:r>
+        <w:rPr>
+          <w:rFonts w:ascii="Courier New" w:eastAsia="MS Mincho" w:hAnsi="Courier New" w:cs="Times New Roman"/>
+          <w:color w:val="1A1A2E"/>
+          <w:sz w:val="18"/>
+        </w:rPr>
+        <w:t>lcd.setCursor</w:t>
+      </w:r>
+      <w:proofErr w:type="spellEnd"/>
+      <w:r>
+        <w:rPr>
+          <w:rFonts w:ascii="Courier New" w:eastAsia="MS Mincho" w:hAnsi="Courier New" w:cs="Times New Roman"/>
+          <w:color w:val="1A1A2E"/>
+          <w:sz w:val="18"/>
+        </w:rPr>
+        <w:t>(0, 0);</w:t>
+      </w:r>
+      <w:r>
+        <w:rPr>
+          <w:rFonts w:ascii="Courier New" w:eastAsia="MS Mincho" w:hAnsi="Courier New" w:cs="Times New Roman"/>
+          <w:color w:val="1A1A2E"/>
+          <w:sz w:val="18"/>
+        </w:rPr>
+        <w:br/>
+        <w:t xml:space="preserve">  </w:t>
+      </w:r>
+      <w:proofErr w:type="spellStart"/>
+      <w:r>
+        <w:rPr>
+          <w:rFonts w:ascii="Courier New" w:eastAsia="MS Mincho" w:hAnsi="Courier New" w:cs="Times New Roman"/>
+          <w:color w:val="1A1A2E"/>
+          <w:sz w:val="18"/>
+        </w:rPr>
+        <w:t>lcd.print</w:t>
+      </w:r>
+      <w:proofErr w:type="spellEnd"/>
+      <w:r>
+        <w:rPr>
+          <w:rFonts w:ascii="Courier New" w:eastAsia="MS Mincho" w:hAnsi="Courier New" w:cs="Times New Roman"/>
+          <w:color w:val="1A1A2E"/>
+          <w:sz w:val="18"/>
+        </w:rPr>
+        <w:t>("Time ");</w:t>
+      </w:r>
+      <w:r>
+        <w:rPr>
+          <w:rFonts w:ascii="Courier New" w:eastAsia="MS Mincho" w:hAnsi="Courier New" w:cs="Times New Roman"/>
+          <w:color w:val="1A1A2E"/>
+          <w:sz w:val="18"/>
+        </w:rPr>
+        <w:br/>
+        <w:t xml:space="preserve">  </w:t>
+      </w:r>
+      <w:proofErr w:type="spellStart"/>
+      <w:r>
+        <w:rPr>
+          <w:rFonts w:ascii="Courier New" w:eastAsia="MS Mincho" w:hAnsi="Courier New" w:cs="Times New Roman"/>
+          <w:color w:val="1A1A2E"/>
+          <w:sz w:val="18"/>
+        </w:rPr>
+        <w:t>lcd.print</w:t>
+      </w:r>
+      <w:proofErr w:type="spellEnd"/>
+      <w:r>
+        <w:rPr>
+          <w:rFonts w:ascii="Courier New" w:eastAsia="MS Mincho" w:hAnsi="Courier New" w:cs="Times New Roman"/>
+          <w:color w:val="1A1A2E"/>
+          <w:sz w:val="18"/>
+        </w:rPr>
+        <w:t>(h);</w:t>
+      </w:r>
+      <w:r>
+        <w:rPr>
+          <w:rFonts w:ascii="Courier New" w:eastAsia="MS Mincho" w:hAnsi="Courier New" w:cs="Times New Roman"/>
+          <w:color w:val="1A1A2E"/>
+          <w:sz w:val="18"/>
+        </w:rPr>
+        <w:br/>
+        <w:t xml:space="preserve">  </w:t>
+      </w:r>
+      <w:proofErr w:type="spellStart"/>
+      <w:r>
+        <w:rPr>
+          <w:rFonts w:ascii="Courier New" w:eastAsia="MS Mincho" w:hAnsi="Courier New" w:cs="Times New Roman"/>
+          <w:color w:val="1A1A2E"/>
+          <w:sz w:val="18"/>
+        </w:rPr>
+        <w:t>lcd.print</w:t>
+      </w:r>
+      <w:proofErr w:type="spellEnd"/>
+      <w:r>
+        <w:rPr>
+          <w:rFonts w:ascii="Courier New" w:eastAsia="MS Mincho" w:hAnsi="Courier New" w:cs="Times New Roman"/>
+          <w:color w:val="1A1A2E"/>
+          <w:sz w:val="18"/>
+        </w:rPr>
+        <w:t>(":");</w:t>
+      </w:r>
+      <w:r>
+        <w:rPr>
+          <w:rFonts w:ascii="Courier New" w:eastAsia="MS Mincho" w:hAnsi="Courier New" w:cs="Times New Roman"/>
+          <w:color w:val="1A1A2E"/>
+          <w:sz w:val="18"/>
+        </w:rPr>
+        <w:br/>
+        <w:t xml:space="preserve">  if (m &lt; 10) </w:t>
+      </w:r>
+      <w:proofErr w:type="spellStart"/>
+      <w:r>
+        <w:rPr>
+          <w:rFonts w:ascii="Courier New" w:eastAsia="MS Mincho" w:hAnsi="Courier New" w:cs="Times New Roman"/>
+          <w:color w:val="1A1A2E"/>
+          <w:sz w:val="18"/>
+        </w:rPr>
+        <w:t>lcd.print</w:t>
+      </w:r>
+      <w:proofErr w:type="spellEnd"/>
+      <w:r>
+        <w:rPr>
+          <w:rFonts w:ascii="Courier New" w:eastAsia="MS Mincho" w:hAnsi="Courier New" w:cs="Times New Roman"/>
+          <w:color w:val="1A1A2E"/>
+          <w:sz w:val="18"/>
+        </w:rPr>
+        <w:t>("0");</w:t>
+      </w:r>
+      <w:r>
+        <w:rPr>
+          <w:rFonts w:ascii="Courier New" w:eastAsia="MS Mincho" w:hAnsi="Courier New" w:cs="Times New Roman"/>
+          <w:color w:val="1A1A2E"/>
+          <w:sz w:val="18"/>
+        </w:rPr>
+        <w:br/>
+        <w:t xml:space="preserve">  </w:t>
+      </w:r>
+      <w:proofErr w:type="spellStart"/>
+      <w:r>
+        <w:rPr>
+          <w:rFonts w:ascii="Courier New" w:eastAsia="MS Mincho" w:hAnsi="Courier New" w:cs="Times New Roman"/>
+          <w:color w:val="1A1A2E"/>
+          <w:sz w:val="18"/>
+        </w:rPr>
+        <w:t>lcd.print</w:t>
+      </w:r>
+      <w:proofErr w:type="spellEnd"/>
+      <w:r>
+        <w:rPr>
+          <w:rFonts w:ascii="Courier New" w:eastAsia="MS Mincho" w:hAnsi="Courier New" w:cs="Times New Roman"/>
+          <w:color w:val="1A1A2E"/>
+          <w:sz w:val="18"/>
+        </w:rPr>
+        <w:t>(m);</w:t>
+      </w:r>
+      <w:r>
+        <w:rPr>
+          <w:rFonts w:ascii="Courier New" w:eastAsia="MS Mincho" w:hAnsi="Courier New" w:cs="Times New Roman"/>
+          <w:color w:val="1A1A2E"/>
+          <w:sz w:val="18"/>
+        </w:rPr>
+        <w:br/>
+        <w:t xml:space="preserve">  </w:t>
+      </w:r>
+      <w:proofErr w:type="spellStart"/>
+      <w:r>
+        <w:rPr>
+          <w:rFonts w:ascii="Courier New" w:eastAsia="MS Mincho" w:hAnsi="Courier New" w:cs="Times New Roman"/>
+          <w:color w:val="1A1A2E"/>
+          <w:sz w:val="18"/>
+        </w:rPr>
+        <w:t>lcd.print</w:t>
+      </w:r>
+      <w:proofErr w:type="spellEnd"/>
+      <w:r>
+        <w:rPr>
+          <w:rFonts w:ascii="Courier New" w:eastAsia="MS Mincho" w:hAnsi="Courier New" w:cs="Times New Roman"/>
+          <w:color w:val="1A1A2E"/>
+          <w:sz w:val="18"/>
+        </w:rPr>
+        <w:t>("   ");</w:t>
+      </w:r>
+      <w:r>
+        <w:rPr>
+          <w:rFonts w:ascii="Courier New" w:eastAsia="MS Mincho" w:hAnsi="Courier New" w:cs="Times New Roman"/>
+          <w:color w:val="1A1A2E"/>
+          <w:sz w:val="18"/>
+        </w:rPr>
+        <w:br/>
+      </w:r>
+      <w:r>
+        <w:rPr>
+          <w:rFonts w:ascii="Courier New" w:eastAsia="MS Mincho" w:hAnsi="Courier New" w:cs="Times New Roman"/>
+          <w:color w:val="1A1A2E"/>
+          <w:sz w:val="18"/>
+        </w:rPr>
+        <w:br/>
+        <w:t xml:space="preserve">  // Morning Alarm  (Change to: h == 7  &amp;&amp; m == 0)</w:t>
+      </w:r>
+      <w:r>
+        <w:rPr>
+          <w:rFonts w:ascii="Courier New" w:eastAsia="MS Mincho" w:hAnsi="Courier New" w:cs="Times New Roman"/>
+          <w:color w:val="1A1A2E"/>
+          <w:sz w:val="18"/>
+        </w:rPr>
+        <w:br/>
+        <w:t xml:space="preserve">  if (h == 15 &amp;&amp; m == 48) {</w:t>
+      </w:r>
+      <w:r>
+        <w:rPr>
+          <w:rFonts w:ascii="Courier New" w:eastAsia="MS Mincho" w:hAnsi="Courier New" w:cs="Times New Roman"/>
+          <w:color w:val="1A1A2E"/>
+          <w:sz w:val="18"/>
+        </w:rPr>
+        <w:br/>
+        <w:t xml:space="preserve">    </w:t>
+      </w:r>
+      <w:proofErr w:type="spellStart"/>
+      <w:r>
+        <w:rPr>
+          <w:rFonts w:ascii="Courier New" w:eastAsia="MS Mincho" w:hAnsi="Courier New" w:cs="Times New Roman"/>
+          <w:color w:val="1A1A2E"/>
+          <w:sz w:val="18"/>
+        </w:rPr>
+        <w:t>runAlarm</w:t>
+      </w:r>
+      <w:proofErr w:type="spellEnd"/>
+      <w:r>
+        <w:rPr>
+          <w:rFonts w:ascii="Courier New" w:eastAsia="MS Mincho" w:hAnsi="Courier New" w:cs="Times New Roman"/>
+          <w:color w:val="1A1A2E"/>
+          <w:sz w:val="18"/>
+        </w:rPr>
+        <w:t>("GOOD MORNING",   "TAKE MEDICINE", LED_MORNING);</w:t>
+      </w:r>
+      <w:r>
+        <w:rPr>
+          <w:rFonts w:ascii="Courier New" w:eastAsia="MS Mincho" w:hAnsi="Courier New" w:cs="Times New Roman"/>
+          <w:color w:val="1A1A2E"/>
+          <w:sz w:val="18"/>
+        </w:rPr>
+        <w:br/>
+        <w:t xml:space="preserve">  }</w:t>
+      </w:r>
+      <w:r>
+        <w:rPr>
+          <w:rFonts w:ascii="Courier New" w:eastAsia="MS Mincho" w:hAnsi="Courier New" w:cs="Times New Roman"/>
+          <w:color w:val="1A1A2E"/>
+          <w:sz w:val="18"/>
+        </w:rPr>
+        <w:br/>
+        <w:t xml:space="preserve">  // Afternoon Alarm (Change to: h == 14 &amp;&amp; m == 0)</w:t>
+      </w:r>
+      <w:r>
+        <w:rPr>
+          <w:rFonts w:ascii="Courier New" w:eastAsia="MS Mincho" w:hAnsi="Courier New" w:cs="Times New Roman"/>
+          <w:color w:val="1A1A2E"/>
+          <w:sz w:val="18"/>
+        </w:rPr>
+        <w:br/>
+        <w:t xml:space="preserve">  else if (h == 15 &amp;&amp; m == 25) {</w:t>
+      </w:r>
+      <w:r>
+        <w:rPr>
+          <w:rFonts w:ascii="Courier New" w:eastAsia="MS Mincho" w:hAnsi="Courier New" w:cs="Times New Roman"/>
+          <w:color w:val="1A1A2E"/>
+          <w:sz w:val="18"/>
+        </w:rPr>
+        <w:br/>
+        <w:t xml:space="preserve">    </w:t>
+      </w:r>
+      <w:proofErr w:type="spellStart"/>
+      <w:r>
+        <w:rPr>
+          <w:rFonts w:ascii="Courier New" w:eastAsia="MS Mincho" w:hAnsi="Courier New" w:cs="Times New Roman"/>
+          <w:color w:val="1A1A2E"/>
+          <w:sz w:val="18"/>
+        </w:rPr>
+        <w:t>runAlarm</w:t>
+      </w:r>
+      <w:proofErr w:type="spellEnd"/>
+      <w:r>
+        <w:rPr>
+          <w:rFonts w:ascii="Courier New" w:eastAsia="MS Mincho" w:hAnsi="Courier New" w:cs="Times New Roman"/>
+          <w:color w:val="1A1A2E"/>
+          <w:sz w:val="18"/>
+        </w:rPr>
+        <w:t>("GOOD AFTERNOON", "TAKE MEDICINE", LED_AFTERNOON);</w:t>
+      </w:r>
+      <w:r>
+        <w:rPr>
+          <w:rFonts w:ascii="Courier New" w:eastAsia="MS Mincho" w:hAnsi="Courier New" w:cs="Times New Roman"/>
+          <w:color w:val="1A1A2E"/>
+          <w:sz w:val="18"/>
+        </w:rPr>
+        <w:br/>
+        <w:t xml:space="preserve">  }</w:t>
+      </w:r>
+      <w:r>
+        <w:rPr>
+          <w:rFonts w:ascii="Courier New" w:eastAsia="MS Mincho" w:hAnsi="Courier New" w:cs="Times New Roman"/>
+          <w:color w:val="1A1A2E"/>
+          <w:sz w:val="18"/>
+        </w:rPr>
+        <w:br/>
+        <w:t xml:space="preserve">  // Night Alarm     (Change to: h == 21 &amp;&amp; m == 0)</w:t>
+      </w:r>
+      <w:r>
+        <w:rPr>
+          <w:rFonts w:ascii="Courier New" w:eastAsia="MS Mincho" w:hAnsi="Courier New" w:cs="Times New Roman"/>
+          <w:color w:val="1A1A2E"/>
+          <w:sz w:val="18"/>
+        </w:rPr>
+        <w:br/>
+        <w:t xml:space="preserve">  else if (h == 15 &amp;&amp; m == 26) {</w:t>
+      </w:r>
+      <w:r>
+        <w:rPr>
+          <w:rFonts w:ascii="Courier New" w:eastAsia="MS Mincho" w:hAnsi="Courier New" w:cs="Times New Roman"/>
+          <w:color w:val="1A1A2E"/>
+          <w:sz w:val="18"/>
+        </w:rPr>
+        <w:br/>
+        <w:t xml:space="preserve">    </w:t>
+      </w:r>
+      <w:proofErr w:type="spellStart"/>
+      <w:r>
+        <w:rPr>
+          <w:rFonts w:ascii="Courier New" w:eastAsia="MS Mincho" w:hAnsi="Courier New" w:cs="Times New Roman"/>
+          <w:color w:val="1A1A2E"/>
+          <w:sz w:val="18"/>
+        </w:rPr>
+        <w:t>runAlarm</w:t>
+      </w:r>
+      <w:proofErr w:type="spellEnd"/>
+      <w:r>
+        <w:rPr>
+          <w:rFonts w:ascii="Courier New" w:eastAsia="MS Mincho" w:hAnsi="Courier New" w:cs="Times New Roman"/>
+          <w:color w:val="1A1A2E"/>
+          <w:sz w:val="18"/>
+        </w:rPr>
+        <w:t>("GOOD NIGHT",     "TAKE MEDICINE", LED_NIGHT);</w:t>
+      </w:r>
+      <w:r>
+        <w:rPr>
+          <w:rFonts w:ascii="Courier New" w:eastAsia="MS Mincho" w:hAnsi="Courier New" w:cs="Times New Roman"/>
+          <w:color w:val="1A1A2E"/>
+          <w:sz w:val="18"/>
+        </w:rPr>
+        <w:br/>
+        <w:t xml:space="preserve">  }</w:t>
+      </w:r>
+      <w:r>
+        <w:rPr>
+          <w:rFonts w:ascii="Courier New" w:eastAsia="MS Mincho" w:hAnsi="Courier New" w:cs="Times New Roman"/>
+          <w:color w:val="1A1A2E"/>
+          <w:sz w:val="18"/>
+        </w:rPr>
+        <w:br/>
+      </w:r>
+      <w:r>
+        <w:rPr>
+          <w:rFonts w:ascii="Courier New" w:eastAsia="MS Mincho" w:hAnsi="Courier New" w:cs="Times New Roman"/>
+          <w:color w:val="1A1A2E"/>
+          <w:sz w:val="18"/>
+        </w:rPr>
+        <w:br/>
+      </w:r>
+      <w:r>
+        <w:rPr>
+          <w:rFonts w:ascii="Courier New" w:eastAsia="MS Mincho" w:hAnsi="Courier New" w:cs="Times New Roman"/>
+          <w:color w:val="1A1A2E"/>
+          <w:sz w:val="18"/>
+        </w:rPr>
+        <w:lastRenderedPageBreak/>
+        <w:t xml:space="preserve">  delay(1000);</w:t>
+      </w:r>
+      <w:r>
+        <w:rPr>
+          <w:rFonts w:ascii="Courier New" w:eastAsia="MS Mincho" w:hAnsi="Courier New" w:cs="Times New Roman"/>
+          <w:color w:val="1A1A2E"/>
+          <w:sz w:val="18"/>
+        </w:rPr>
+        <w:br/>
+        <w:t>}</w:t>
+      </w:r>
+      <w:r>
+        <w:rPr>
+          <w:rFonts w:ascii="Courier New" w:eastAsia="MS Mincho" w:hAnsi="Courier New" w:cs="Times New Roman"/>
+          <w:color w:val="1A1A2E"/>
+          <w:sz w:val="18"/>
+        </w:rPr>
+        <w:br/>
+      </w:r>
+      <w:r>
+        <w:rPr>
+          <w:rFonts w:ascii="Courier New" w:eastAsia="MS Mincho" w:hAnsi="Courier New" w:cs="Times New Roman"/>
+          <w:color w:val="1A1A2E"/>
+          <w:sz w:val="18"/>
+        </w:rPr>
+        <w:br/>
+        <w:t>// ALARM FUNCTION</w:t>
+      </w:r>
+      <w:r>
+        <w:rPr>
+          <w:rFonts w:ascii="Courier New" w:eastAsia="MS Mincho" w:hAnsi="Courier New" w:cs="Times New Roman"/>
+          <w:color w:val="1A1A2E"/>
+          <w:sz w:val="18"/>
+        </w:rPr>
+        <w:br/>
+        <w:t xml:space="preserve">void </w:t>
+      </w:r>
+      <w:proofErr w:type="spellStart"/>
+      <w:r>
+        <w:rPr>
+          <w:rFonts w:ascii="Courier New" w:eastAsia="MS Mincho" w:hAnsi="Courier New" w:cs="Times New Roman"/>
+          <w:color w:val="1A1A2E"/>
+          <w:sz w:val="18"/>
+        </w:rPr>
+        <w:t>runAlarm</w:t>
+      </w:r>
+      <w:proofErr w:type="spellEnd"/>
+      <w:r>
+        <w:rPr>
+          <w:rFonts w:ascii="Courier New" w:eastAsia="MS Mincho" w:hAnsi="Courier New" w:cs="Times New Roman"/>
+          <w:color w:val="1A1A2E"/>
+          <w:sz w:val="18"/>
+        </w:rPr>
+        <w:t xml:space="preserve">(String line1, String line2, int </w:t>
+      </w:r>
+      <w:proofErr w:type="spellStart"/>
+      <w:r>
+        <w:rPr>
+          <w:rFonts w:ascii="Courier New" w:eastAsia="MS Mincho" w:hAnsi="Courier New" w:cs="Times New Roman"/>
+          <w:color w:val="1A1A2E"/>
+          <w:sz w:val="18"/>
+        </w:rPr>
+        <w:t>ledPin</w:t>
+      </w:r>
+      <w:proofErr w:type="spellEnd"/>
+      <w:r>
+        <w:rPr>
+          <w:rFonts w:ascii="Courier New" w:eastAsia="MS Mincho" w:hAnsi="Courier New" w:cs="Times New Roman"/>
+          <w:color w:val="1A1A2E"/>
+          <w:sz w:val="18"/>
+        </w:rPr>
+        <w:t>) {</w:t>
+      </w:r>
+      <w:r>
+        <w:rPr>
+          <w:rFonts w:ascii="Courier New" w:eastAsia="MS Mincho" w:hAnsi="Courier New" w:cs="Times New Roman"/>
+          <w:color w:val="1A1A2E"/>
+          <w:sz w:val="18"/>
+        </w:rPr>
+        <w:br/>
+        <w:t xml:space="preserve">  </w:t>
+      </w:r>
+      <w:proofErr w:type="spellStart"/>
+      <w:r>
+        <w:rPr>
+          <w:rFonts w:ascii="Courier New" w:eastAsia="MS Mincho" w:hAnsi="Courier New" w:cs="Times New Roman"/>
+          <w:color w:val="1A1A2E"/>
+          <w:sz w:val="18"/>
+        </w:rPr>
+        <w:t>lcd.clear</w:t>
+      </w:r>
+      <w:proofErr w:type="spellEnd"/>
+      <w:r>
+        <w:rPr>
+          <w:rFonts w:ascii="Courier New" w:eastAsia="MS Mincho" w:hAnsi="Courier New" w:cs="Times New Roman"/>
+          <w:color w:val="1A1A2E"/>
+          <w:sz w:val="18"/>
+        </w:rPr>
+        <w:t>();</w:t>
+      </w:r>
+      <w:r>
+        <w:rPr>
+          <w:rFonts w:ascii="Courier New" w:eastAsia="MS Mincho" w:hAnsi="Courier New" w:cs="Times New Roman"/>
+          <w:color w:val="1A1A2E"/>
+          <w:sz w:val="18"/>
+        </w:rPr>
+        <w:br/>
+        <w:t xml:space="preserve">  </w:t>
+      </w:r>
+      <w:proofErr w:type="spellStart"/>
+      <w:r>
+        <w:rPr>
+          <w:rFonts w:ascii="Courier New" w:eastAsia="MS Mincho" w:hAnsi="Courier New" w:cs="Times New Roman"/>
+          <w:color w:val="1A1A2E"/>
+          <w:sz w:val="18"/>
+        </w:rPr>
+        <w:t>lcd.setCursor</w:t>
+      </w:r>
+      <w:proofErr w:type="spellEnd"/>
+      <w:r>
+        <w:rPr>
+          <w:rFonts w:ascii="Courier New" w:eastAsia="MS Mincho" w:hAnsi="Courier New" w:cs="Times New Roman"/>
+          <w:color w:val="1A1A2E"/>
+          <w:sz w:val="18"/>
+        </w:rPr>
+        <w:t>(0, 0);</w:t>
+      </w:r>
+      <w:r>
+        <w:rPr>
+          <w:rFonts w:ascii="Courier New" w:eastAsia="MS Mincho" w:hAnsi="Courier New" w:cs="Times New Roman"/>
+          <w:color w:val="1A1A2E"/>
+          <w:sz w:val="18"/>
+        </w:rPr>
+        <w:br/>
+        <w:t xml:space="preserve">  </w:t>
+      </w:r>
+      <w:proofErr w:type="spellStart"/>
+      <w:r>
+        <w:rPr>
+          <w:rFonts w:ascii="Courier New" w:eastAsia="MS Mincho" w:hAnsi="Courier New" w:cs="Times New Roman"/>
+          <w:color w:val="1A1A2E"/>
+          <w:sz w:val="18"/>
+        </w:rPr>
+        <w:t>lcd.print</w:t>
+      </w:r>
+      <w:proofErr w:type="spellEnd"/>
+      <w:r>
+        <w:rPr>
+          <w:rFonts w:ascii="Courier New" w:eastAsia="MS Mincho" w:hAnsi="Courier New" w:cs="Times New Roman"/>
+          <w:color w:val="1A1A2E"/>
+          <w:sz w:val="18"/>
+        </w:rPr>
+        <w:t>(line1);</w:t>
+      </w:r>
+      <w:r>
+        <w:rPr>
+          <w:rFonts w:ascii="Courier New" w:eastAsia="MS Mincho" w:hAnsi="Courier New" w:cs="Times New Roman"/>
+          <w:color w:val="1A1A2E"/>
+          <w:sz w:val="18"/>
+        </w:rPr>
+        <w:br/>
+        <w:t xml:space="preserve">  </w:t>
+      </w:r>
+      <w:proofErr w:type="spellStart"/>
+      <w:r>
+        <w:rPr>
+          <w:rFonts w:ascii="Courier New" w:eastAsia="MS Mincho" w:hAnsi="Courier New" w:cs="Times New Roman"/>
+          <w:color w:val="1A1A2E"/>
+          <w:sz w:val="18"/>
+        </w:rPr>
+        <w:t>lcd.setCursor</w:t>
+      </w:r>
+      <w:proofErr w:type="spellEnd"/>
+      <w:r>
+        <w:rPr>
+          <w:rFonts w:ascii="Courier New" w:eastAsia="MS Mincho" w:hAnsi="Courier New" w:cs="Times New Roman"/>
+          <w:color w:val="1A1A2E"/>
+          <w:sz w:val="18"/>
+        </w:rPr>
+        <w:t>(0, 1);</w:t>
+      </w:r>
+      <w:r>
+        <w:rPr>
+          <w:rFonts w:ascii="Courier New" w:eastAsia="MS Mincho" w:hAnsi="Courier New" w:cs="Times New Roman"/>
+          <w:color w:val="1A1A2E"/>
+          <w:sz w:val="18"/>
+        </w:rPr>
+        <w:br/>
+        <w:t xml:space="preserve">  </w:t>
+      </w:r>
+      <w:proofErr w:type="spellStart"/>
+      <w:r>
+        <w:rPr>
+          <w:rFonts w:ascii="Courier New" w:eastAsia="MS Mincho" w:hAnsi="Courier New" w:cs="Times New Roman"/>
+          <w:color w:val="1A1A2E"/>
+          <w:sz w:val="18"/>
+        </w:rPr>
+        <w:t>lcd.print</w:t>
+      </w:r>
+      <w:proofErr w:type="spellEnd"/>
+      <w:r>
+        <w:rPr>
+          <w:rFonts w:ascii="Courier New" w:eastAsia="MS Mincho" w:hAnsi="Courier New" w:cs="Times New Roman"/>
+          <w:color w:val="1A1A2E"/>
+          <w:sz w:val="18"/>
+        </w:rPr>
+        <w:t>(line2);</w:t>
+      </w:r>
+      <w:r>
+        <w:rPr>
+          <w:rFonts w:ascii="Courier New" w:eastAsia="MS Mincho" w:hAnsi="Courier New" w:cs="Times New Roman"/>
+          <w:color w:val="1A1A2E"/>
+          <w:sz w:val="18"/>
+        </w:rPr>
+        <w:br/>
+      </w:r>
+      <w:r>
+        <w:rPr>
+          <w:rFonts w:ascii="Courier New" w:eastAsia="MS Mincho" w:hAnsi="Courier New" w:cs="Times New Roman"/>
+          <w:color w:val="1A1A2E"/>
+          <w:sz w:val="18"/>
+        </w:rPr>
+        <w:br/>
+        <w:t xml:space="preserve">  for (int </w:t>
+      </w:r>
+      <w:proofErr w:type="spellStart"/>
+      <w:r>
+        <w:rPr>
+          <w:rFonts w:ascii="Courier New" w:eastAsia="MS Mincho" w:hAnsi="Courier New" w:cs="Times New Roman"/>
+          <w:color w:val="1A1A2E"/>
+          <w:sz w:val="18"/>
+        </w:rPr>
+        <w:t>i</w:t>
+      </w:r>
+      <w:proofErr w:type="spellEnd"/>
+      <w:r>
+        <w:rPr>
+          <w:rFonts w:ascii="Courier New" w:eastAsia="MS Mincho" w:hAnsi="Courier New" w:cs="Times New Roman"/>
+          <w:color w:val="1A1A2E"/>
+          <w:sz w:val="18"/>
+        </w:rPr>
+        <w:t xml:space="preserve"> = 0; </w:t>
+      </w:r>
+      <w:proofErr w:type="spellStart"/>
+      <w:r>
+        <w:rPr>
+          <w:rFonts w:ascii="Courier New" w:eastAsia="MS Mincho" w:hAnsi="Courier New" w:cs="Times New Roman"/>
+          <w:color w:val="1A1A2E"/>
+          <w:sz w:val="18"/>
+        </w:rPr>
+        <w:t>i</w:t>
+      </w:r>
+      <w:proofErr w:type="spellEnd"/>
+      <w:r>
+        <w:rPr>
+          <w:rFonts w:ascii="Courier New" w:eastAsia="MS Mincho" w:hAnsi="Courier New" w:cs="Times New Roman"/>
+          <w:color w:val="1A1A2E"/>
+          <w:sz w:val="18"/>
+        </w:rPr>
+        <w:t xml:space="preserve"> &lt; 3; </w:t>
+      </w:r>
+      <w:proofErr w:type="spellStart"/>
+      <w:r>
+        <w:rPr>
+          <w:rFonts w:ascii="Courier New" w:eastAsia="MS Mincho" w:hAnsi="Courier New" w:cs="Times New Roman"/>
+          <w:color w:val="1A1A2E"/>
+          <w:sz w:val="18"/>
+        </w:rPr>
+        <w:t>i</w:t>
+      </w:r>
+      <w:proofErr w:type="spellEnd"/>
+      <w:r>
+        <w:rPr>
+          <w:rFonts w:ascii="Courier New" w:eastAsia="MS Mincho" w:hAnsi="Courier New" w:cs="Times New Roman"/>
+          <w:color w:val="1A1A2E"/>
+          <w:sz w:val="18"/>
+        </w:rPr>
+        <w:t>++) {   // 3 cycles (~21 seconds total)</w:t>
+      </w:r>
+      <w:r>
+        <w:rPr>
+          <w:rFonts w:ascii="Courier New" w:eastAsia="MS Mincho" w:hAnsi="Courier New" w:cs="Times New Roman"/>
+          <w:color w:val="1A1A2E"/>
+          <w:sz w:val="18"/>
+        </w:rPr>
+        <w:br/>
+        <w:t xml:space="preserve">    </w:t>
+      </w:r>
+      <w:proofErr w:type="spellStart"/>
+      <w:r>
+        <w:rPr>
+          <w:rFonts w:ascii="Courier New" w:eastAsia="MS Mincho" w:hAnsi="Courier New" w:cs="Times New Roman"/>
+          <w:color w:val="1A1A2E"/>
+          <w:sz w:val="18"/>
+        </w:rPr>
+        <w:t>digitalWrite</w:t>
+      </w:r>
+      <w:proofErr w:type="spellEnd"/>
+      <w:r>
+        <w:rPr>
+          <w:rFonts w:ascii="Courier New" w:eastAsia="MS Mincho" w:hAnsi="Courier New" w:cs="Times New Roman"/>
+          <w:color w:val="1A1A2E"/>
+          <w:sz w:val="18"/>
+        </w:rPr>
+        <w:t>(</w:t>
+      </w:r>
+      <w:proofErr w:type="spellStart"/>
+      <w:r>
+        <w:rPr>
+          <w:rFonts w:ascii="Courier New" w:eastAsia="MS Mincho" w:hAnsi="Courier New" w:cs="Times New Roman"/>
+          <w:color w:val="1A1A2E"/>
+          <w:sz w:val="18"/>
+        </w:rPr>
+        <w:t>ledPin</w:t>
+      </w:r>
+      <w:proofErr w:type="spellEnd"/>
+      <w:r>
+        <w:rPr>
+          <w:rFonts w:ascii="Courier New" w:eastAsia="MS Mincho" w:hAnsi="Courier New" w:cs="Times New Roman"/>
+          <w:color w:val="1A1A2E"/>
+          <w:sz w:val="18"/>
+        </w:rPr>
+        <w:t>,  HIGH);</w:t>
+      </w:r>
+      <w:r>
+        <w:rPr>
+          <w:rFonts w:ascii="Courier New" w:eastAsia="MS Mincho" w:hAnsi="Courier New" w:cs="Times New Roman"/>
+          <w:color w:val="1A1A2E"/>
+          <w:sz w:val="18"/>
+        </w:rPr>
+        <w:br/>
+        <w:t xml:space="preserve">    </w:t>
+      </w:r>
+      <w:proofErr w:type="spellStart"/>
+      <w:r>
+        <w:rPr>
+          <w:rFonts w:ascii="Courier New" w:eastAsia="MS Mincho" w:hAnsi="Courier New" w:cs="Times New Roman"/>
+          <w:color w:val="1A1A2E"/>
+          <w:sz w:val="18"/>
+        </w:rPr>
+        <w:t>digitalWrite</w:t>
+      </w:r>
+      <w:proofErr w:type="spellEnd"/>
+      <w:r>
+        <w:rPr>
+          <w:rFonts w:ascii="Courier New" w:eastAsia="MS Mincho" w:hAnsi="Courier New" w:cs="Times New Roman"/>
+          <w:color w:val="1A1A2E"/>
+          <w:sz w:val="18"/>
+        </w:rPr>
+        <w:t>(BUZZER,  HIGH);</w:t>
+      </w:r>
+      <w:r>
+        <w:rPr>
+          <w:rFonts w:ascii="Courier New" w:eastAsia="MS Mincho" w:hAnsi="Courier New" w:cs="Times New Roman"/>
+          <w:color w:val="1A1A2E"/>
+          <w:sz w:val="18"/>
+        </w:rPr>
+        <w:br/>
+        <w:t xml:space="preserve">    delay(5000);                   // Buzzer ON 5 sec</w:t>
+      </w:r>
+      <w:r>
+        <w:rPr>
+          <w:rFonts w:ascii="Courier New" w:eastAsia="MS Mincho" w:hAnsi="Courier New" w:cs="Times New Roman"/>
+          <w:color w:val="1A1A2E"/>
+          <w:sz w:val="18"/>
+        </w:rPr>
+        <w:br/>
+        <w:t xml:space="preserve">    </w:t>
+      </w:r>
+      <w:proofErr w:type="spellStart"/>
+      <w:r>
+        <w:rPr>
+          <w:rFonts w:ascii="Courier New" w:eastAsia="MS Mincho" w:hAnsi="Courier New" w:cs="Times New Roman"/>
+          <w:color w:val="1A1A2E"/>
+          <w:sz w:val="18"/>
+        </w:rPr>
+        <w:t>digitalWrite</w:t>
+      </w:r>
+      <w:proofErr w:type="spellEnd"/>
+      <w:r>
+        <w:rPr>
+          <w:rFonts w:ascii="Courier New" w:eastAsia="MS Mincho" w:hAnsi="Courier New" w:cs="Times New Roman"/>
+          <w:color w:val="1A1A2E"/>
+          <w:sz w:val="18"/>
+        </w:rPr>
+        <w:t>(BUZZER,  LOW);</w:t>
+      </w:r>
+      <w:r>
+        <w:rPr>
+          <w:rFonts w:ascii="Courier New" w:eastAsia="MS Mincho" w:hAnsi="Courier New" w:cs="Times New Roman"/>
+          <w:color w:val="1A1A2E"/>
+          <w:sz w:val="18"/>
+        </w:rPr>
+        <w:br/>
+        <w:t xml:space="preserve">    delay(2000);                   // Buzzer OFF 2 sec</w:t>
+      </w:r>
+      <w:r>
+        <w:rPr>
+          <w:rFonts w:ascii="Courier New" w:eastAsia="MS Mincho" w:hAnsi="Courier New" w:cs="Times New Roman"/>
+          <w:color w:val="1A1A2E"/>
+          <w:sz w:val="18"/>
+        </w:rPr>
+        <w:br/>
+        <w:t xml:space="preserve">    </w:t>
+      </w:r>
+      <w:proofErr w:type="spellStart"/>
+      <w:r>
+        <w:rPr>
+          <w:rFonts w:ascii="Courier New" w:eastAsia="MS Mincho" w:hAnsi="Courier New" w:cs="Times New Roman"/>
+          <w:color w:val="1A1A2E"/>
+          <w:sz w:val="18"/>
+        </w:rPr>
+        <w:t>digitalWrite</w:t>
+      </w:r>
+      <w:proofErr w:type="spellEnd"/>
+      <w:r>
+        <w:rPr>
+          <w:rFonts w:ascii="Courier New" w:eastAsia="MS Mincho" w:hAnsi="Courier New" w:cs="Times New Roman"/>
+          <w:color w:val="1A1A2E"/>
+          <w:sz w:val="18"/>
+        </w:rPr>
+        <w:t>(BUZZER,  HIGH);</w:t>
+      </w:r>
+      <w:r>
+        <w:rPr>
+          <w:rFonts w:ascii="Courier New" w:eastAsia="MS Mincho" w:hAnsi="Courier New" w:cs="Times New Roman"/>
+          <w:color w:val="1A1A2E"/>
+          <w:sz w:val="18"/>
+        </w:rPr>
+        <w:br/>
+        <w:t xml:space="preserve">    delay(5000);                   // Buzzer ON 5 sec</w:t>
+      </w:r>
+      <w:r>
+        <w:rPr>
+          <w:rFonts w:ascii="Courier New" w:eastAsia="MS Mincho" w:hAnsi="Courier New" w:cs="Times New Roman"/>
+          <w:color w:val="1A1A2E"/>
+          <w:sz w:val="18"/>
+        </w:rPr>
+        <w:br/>
+        <w:t xml:space="preserve">    </w:t>
+      </w:r>
+      <w:proofErr w:type="spellStart"/>
+      <w:r>
+        <w:rPr>
+          <w:rFonts w:ascii="Courier New" w:eastAsia="MS Mincho" w:hAnsi="Courier New" w:cs="Times New Roman"/>
+          <w:color w:val="1A1A2E"/>
+          <w:sz w:val="18"/>
+        </w:rPr>
+        <w:t>digitalWrite</w:t>
+      </w:r>
+      <w:proofErr w:type="spellEnd"/>
+      <w:r>
+        <w:rPr>
+          <w:rFonts w:ascii="Courier New" w:eastAsia="MS Mincho" w:hAnsi="Courier New" w:cs="Times New Roman"/>
+          <w:color w:val="1A1A2E"/>
+          <w:sz w:val="18"/>
+        </w:rPr>
+        <w:t>(BUZZER,  LOW);</w:t>
+      </w:r>
+      <w:r>
+        <w:rPr>
+          <w:rFonts w:ascii="Courier New" w:eastAsia="MS Mincho" w:hAnsi="Courier New" w:cs="Times New Roman"/>
+          <w:color w:val="1A1A2E"/>
+          <w:sz w:val="18"/>
+        </w:rPr>
+        <w:br/>
+        <w:t xml:space="preserve">    delay(2000);                   // Buzzer OFF 2 sec</w:t>
+      </w:r>
+      <w:r>
+        <w:rPr>
+          <w:rFonts w:ascii="Courier New" w:eastAsia="MS Mincho" w:hAnsi="Courier New" w:cs="Times New Roman"/>
+          <w:color w:val="1A1A2E"/>
+          <w:sz w:val="18"/>
+        </w:rPr>
+        <w:br/>
+        <w:t xml:space="preserve">  }</w:t>
+      </w:r>
+      <w:r>
+        <w:rPr>
+          <w:rFonts w:ascii="Courier New" w:eastAsia="MS Mincho" w:hAnsi="Courier New" w:cs="Times New Roman"/>
+          <w:color w:val="1A1A2E"/>
+          <w:sz w:val="18"/>
+        </w:rPr>
+        <w:br/>
+      </w:r>
+      <w:r>
+        <w:rPr>
+          <w:rFonts w:ascii="Courier New" w:eastAsia="MS Mincho" w:hAnsi="Courier New" w:cs="Times New Roman"/>
+          <w:color w:val="1A1A2E"/>
+          <w:sz w:val="18"/>
+        </w:rPr>
+        <w:br/>
+        <w:t xml:space="preserve">  </w:t>
+      </w:r>
+      <w:proofErr w:type="spellStart"/>
+      <w:r>
+        <w:rPr>
+          <w:rFonts w:ascii="Courier New" w:eastAsia="MS Mincho" w:hAnsi="Courier New" w:cs="Times New Roman"/>
+          <w:color w:val="1A1A2E"/>
+          <w:sz w:val="18"/>
+        </w:rPr>
+        <w:t>allOff</w:t>
+      </w:r>
+      <w:proofErr w:type="spellEnd"/>
+      <w:r>
+        <w:rPr>
+          <w:rFonts w:ascii="Courier New" w:eastAsia="MS Mincho" w:hAnsi="Courier New" w:cs="Times New Roman"/>
+          <w:color w:val="1A1A2E"/>
+          <w:sz w:val="18"/>
+        </w:rPr>
+        <w:t>();</w:t>
+      </w:r>
+      <w:r>
+        <w:rPr>
+          <w:rFonts w:ascii="Courier New" w:eastAsia="MS Mincho" w:hAnsi="Courier New" w:cs="Times New Roman"/>
+          <w:color w:val="1A1A2E"/>
+          <w:sz w:val="18"/>
+        </w:rPr>
+        <w:br/>
+        <w:t xml:space="preserve">  </w:t>
+      </w:r>
+      <w:proofErr w:type="spellStart"/>
+      <w:r>
+        <w:rPr>
+          <w:rFonts w:ascii="Courier New" w:eastAsia="MS Mincho" w:hAnsi="Courier New" w:cs="Times New Roman"/>
+          <w:color w:val="1A1A2E"/>
+          <w:sz w:val="18"/>
+        </w:rPr>
+        <w:t>lcd.clear</w:t>
+      </w:r>
+      <w:proofErr w:type="spellEnd"/>
+      <w:r>
+        <w:rPr>
+          <w:rFonts w:ascii="Courier New" w:eastAsia="MS Mincho" w:hAnsi="Courier New" w:cs="Times New Roman"/>
+          <w:color w:val="1A1A2E"/>
+          <w:sz w:val="18"/>
+        </w:rPr>
+        <w:t>();</w:t>
+      </w:r>
+      <w:r>
+        <w:rPr>
+          <w:rFonts w:ascii="Courier New" w:eastAsia="MS Mincho" w:hAnsi="Courier New" w:cs="Times New Roman"/>
+          <w:color w:val="1A1A2E"/>
+          <w:sz w:val="18"/>
+        </w:rPr>
+        <w:br/>
+        <w:t>}</w:t>
+      </w:r>
+      <w:r>
+        <w:rPr>
+          <w:rFonts w:ascii="Courier New" w:eastAsia="MS Mincho" w:hAnsi="Courier New" w:cs="Times New Roman"/>
+          <w:color w:val="1A1A2E"/>
+          <w:sz w:val="18"/>
+        </w:rPr>
+        <w:br/>
+      </w:r>
+      <w:r>
+        <w:rPr>
+          <w:rFonts w:ascii="Courier New" w:eastAsia="MS Mincho" w:hAnsi="Courier New" w:cs="Times New Roman"/>
+          <w:color w:val="1A1A2E"/>
+          <w:sz w:val="18"/>
+        </w:rPr>
+        <w:br/>
+        <w:t>// ALL OFF FUNCTION</w:t>
+      </w:r>
+      <w:r>
+        <w:rPr>
+          <w:rFonts w:ascii="Courier New" w:eastAsia="MS Mincho" w:hAnsi="Courier New" w:cs="Times New Roman"/>
+          <w:color w:val="1A1A2E"/>
+          <w:sz w:val="18"/>
+        </w:rPr>
+        <w:br/>
+        <w:t xml:space="preserve">void </w:t>
+      </w:r>
+      <w:proofErr w:type="spellStart"/>
+      <w:r>
+        <w:rPr>
+          <w:rFonts w:ascii="Courier New" w:eastAsia="MS Mincho" w:hAnsi="Courier New" w:cs="Times New Roman"/>
+          <w:color w:val="1A1A2E"/>
+          <w:sz w:val="18"/>
+        </w:rPr>
+        <w:t>allOff</w:t>
+      </w:r>
+      <w:proofErr w:type="spellEnd"/>
+      <w:r>
+        <w:rPr>
+          <w:rFonts w:ascii="Courier New" w:eastAsia="MS Mincho" w:hAnsi="Courier New" w:cs="Times New Roman"/>
+          <w:color w:val="1A1A2E"/>
+          <w:sz w:val="18"/>
+        </w:rPr>
+        <w:t>() {</w:t>
+      </w:r>
+      <w:r>
+        <w:rPr>
+          <w:rFonts w:ascii="Courier New" w:eastAsia="MS Mincho" w:hAnsi="Courier New" w:cs="Times New Roman"/>
+          <w:color w:val="1A1A2E"/>
+          <w:sz w:val="18"/>
+        </w:rPr>
+        <w:br/>
+        <w:t xml:space="preserve">  </w:t>
+      </w:r>
+      <w:proofErr w:type="spellStart"/>
+      <w:r>
+        <w:rPr>
+          <w:rFonts w:ascii="Courier New" w:eastAsia="MS Mincho" w:hAnsi="Courier New" w:cs="Times New Roman"/>
+          <w:color w:val="1A1A2E"/>
+          <w:sz w:val="18"/>
+        </w:rPr>
+        <w:t>digitalWrite</w:t>
+      </w:r>
+      <w:proofErr w:type="spellEnd"/>
+      <w:r>
+        <w:rPr>
+          <w:rFonts w:ascii="Courier New" w:eastAsia="MS Mincho" w:hAnsi="Courier New" w:cs="Times New Roman"/>
+          <w:color w:val="1A1A2E"/>
+          <w:sz w:val="18"/>
+        </w:rPr>
+        <w:t>(LED_MORNING,   LOW);</w:t>
+      </w:r>
+      <w:r>
+        <w:rPr>
+          <w:rFonts w:ascii="Courier New" w:eastAsia="MS Mincho" w:hAnsi="Courier New" w:cs="Times New Roman"/>
+          <w:color w:val="1A1A2E"/>
+          <w:sz w:val="18"/>
+        </w:rPr>
+        <w:br/>
+        <w:t xml:space="preserve">  </w:t>
+      </w:r>
+      <w:proofErr w:type="spellStart"/>
+      <w:r>
+        <w:rPr>
+          <w:rFonts w:ascii="Courier New" w:eastAsia="MS Mincho" w:hAnsi="Courier New" w:cs="Times New Roman"/>
+          <w:color w:val="1A1A2E"/>
+          <w:sz w:val="18"/>
+        </w:rPr>
+        <w:t>digitalWrite</w:t>
+      </w:r>
+      <w:proofErr w:type="spellEnd"/>
+      <w:r>
+        <w:rPr>
+          <w:rFonts w:ascii="Courier New" w:eastAsia="MS Mincho" w:hAnsi="Courier New" w:cs="Times New Roman"/>
+          <w:color w:val="1A1A2E"/>
+          <w:sz w:val="18"/>
+        </w:rPr>
+        <w:t>(LED_AFTERNOON, LOW);</w:t>
+      </w:r>
+      <w:r>
+        <w:rPr>
+          <w:rFonts w:ascii="Courier New" w:eastAsia="MS Mincho" w:hAnsi="Courier New" w:cs="Times New Roman"/>
+          <w:color w:val="1A1A2E"/>
+          <w:sz w:val="18"/>
+        </w:rPr>
+        <w:br/>
+        <w:t xml:space="preserve">  </w:t>
+      </w:r>
+      <w:proofErr w:type="spellStart"/>
+      <w:r>
+        <w:rPr>
+          <w:rFonts w:ascii="Courier New" w:eastAsia="MS Mincho" w:hAnsi="Courier New" w:cs="Times New Roman"/>
+          <w:color w:val="1A1A2E"/>
+          <w:sz w:val="18"/>
+        </w:rPr>
+        <w:t>digitalWrite</w:t>
+      </w:r>
+      <w:proofErr w:type="spellEnd"/>
+      <w:r>
+        <w:rPr>
+          <w:rFonts w:ascii="Courier New" w:eastAsia="MS Mincho" w:hAnsi="Courier New" w:cs="Times New Roman"/>
+          <w:color w:val="1A1A2E"/>
+          <w:sz w:val="18"/>
+        </w:rPr>
+        <w:t>(LED_NIGHT,     LOW);</w:t>
+      </w:r>
+      <w:r>
+        <w:rPr>
+          <w:rFonts w:ascii="Courier New" w:eastAsia="MS Mincho" w:hAnsi="Courier New" w:cs="Times New Roman"/>
+          <w:color w:val="1A1A2E"/>
+          <w:sz w:val="18"/>
+        </w:rPr>
+        <w:br/>
+        <w:t xml:space="preserve">  </w:t>
+      </w:r>
+      <w:proofErr w:type="spellStart"/>
+      <w:r>
+        <w:rPr>
+          <w:rFonts w:ascii="Courier New" w:eastAsia="MS Mincho" w:hAnsi="Courier New" w:cs="Times New Roman"/>
+          <w:color w:val="1A1A2E"/>
+          <w:sz w:val="18"/>
+        </w:rPr>
+        <w:t>digitalWrite</w:t>
+      </w:r>
+      <w:proofErr w:type="spellEnd"/>
+      <w:r>
+        <w:rPr>
+          <w:rFonts w:ascii="Courier New" w:eastAsia="MS Mincho" w:hAnsi="Courier New" w:cs="Times New Roman"/>
+          <w:color w:val="1A1A2E"/>
+          <w:sz w:val="18"/>
+        </w:rPr>
+        <w:t>(BUZZER,        LOW);</w:t>
+      </w:r>
+      <w:r>
+        <w:rPr>
+          <w:rFonts w:ascii="Courier New" w:eastAsia="MS Mincho" w:hAnsi="Courier New" w:cs="Times New Roman"/>
+          <w:color w:val="1A1A2E"/>
+          <w:sz w:val="18"/>
+        </w:rPr>
+        <w:br/>
+        <w:t>}</w:t>
+      </w:r>
+    </w:p>
+    <w:p>
+      <w:pPr>
+        <w:jc w:val="both"/>
+        <w:rPr>
+          <w:sz w:val="24"/>
+          <w:szCs w:val="24"/>
+        </w:rPr>
+      </w:pPr>
+    </w:p>
+    <w:p>
+      <w:pPr>
+        <w:jc w:val="both"/>
+        <w:rPr>
+          <w:sz w:val="24"/>
+          <w:szCs w:val="24"/>
+        </w:rPr>
+      </w:pPr>
+    </w:p>
+    <w:p>
+      <w:pPr>
+        <w:jc w:val="both"/>
+        <w:rPr>
+          <w:sz w:val="24"/>
+          <w:szCs w:val="24"/>
+        </w:rPr>
+      </w:pPr>
+    </w:p>
+    <w:p>
+      <w:pPr>
+        <w:jc w:val="both"/>
+        <w:rPr>
+          <w:sz w:val="24"/>
+          <w:szCs w:val="24"/>
+        </w:rPr>
+      </w:pPr>
+    </w:p>
+    <w:p>
+      <w:pPr>
+        <w:jc w:val="both"/>
+        <w:rPr>
+          <w:sz w:val="24"/>
+          <w:szCs w:val="24"/>
+        </w:rPr>
+      </w:pPr>
+    </w:p>
+    <w:p>
+      <w:pPr>
+        <w:jc w:val="both"/>
+        <w:rPr>
+          <w:sz w:val="24"/>
+          <w:szCs w:val="24"/>
+        </w:rPr>
+      </w:pPr>
+    </w:p>
+    <w:p>
+      <w:pPr>
+        <w:jc w:val="both"/>
+        <w:rPr>
+          <w:sz w:val="24"/>
+          <w:szCs w:val="24"/>
+        </w:rPr>
+      </w:pPr>
+    </w:p>
+    <w:p>
+      <w:pPr>
+        <w:jc w:val="both"/>
+        <w:rPr>
+          <w:sz w:val="24"/>
+          <w:szCs w:val="24"/>
+        </w:rPr>
+      </w:pPr>
+    </w:p>
+    <w:p>
+      <w:pPr>
+        <w:jc w:val="both"/>
+        <w:rPr>
+          <w:sz w:val="24"/>
+          <w:szCs w:val="24"/>
+        </w:rPr>
+      </w:pPr>
+    </w:p>
+    <w:p>
+      <w:pPr>
+        <w:jc w:val="both"/>
+        <w:rPr>
+          <w:sz w:val="24"/>
+          <w:szCs w:val="24"/>
+        </w:rPr>
+      </w:pPr>
+    </w:p>
+    <w:p>
+      <w:pPr>
+        <w:pBdr>
+          <w:bottom w:val="single" w:sz="4" w:space="1" w:color="auto"/>
+        </w:pBdr>
         <w:rPr>
           <w:b/>
           <w:sz w:val="28"/>
           <w:szCs w:val="28"/>
         </w:rPr>
-        <w:t>SYSTEM ARCHITECTURE &amp; WORKING PRINCIPLE</w:t>
-      </w:r>
-    </w:p>
-    <w:p>
-      <w:pPr>
-        <w:jc w:val="both"/>
-        <w:rPr>
-          <w:sz w:val="24"/>
-          <w:szCs w:val="24"/>
-        </w:rPr>
-      </w:pPr>
-      <w:r>
-        <w:rPr>
-          <w:sz w:val="24"/>
-          <w:szCs w:val="24"/>
-        </w:rPr>
-        <w:t>The firmware is written in Arduino C++ using the Arduino IDE with the ESP32 board package. The complete source code is provided below:</w:t>
-      </w:r>
-    </w:p>
-    <w:p>
-      <w:pPr>
-        <w:shd w:val="clear" w:color="auto" w:fill="F2F2F2"/>
-        <w:spacing w:before="120" w:after="120" w:line="276" w:lineRule="auto"/>
-        <w:ind w:left="432" w:right="432"/>
-        <w:rPr>
-          <w:rFonts w:ascii="Cambria" w:eastAsia="MS Mincho" w:hAnsi="Cambria" w:cs="Times New Roman"/>
-        </w:rPr>
-      </w:pPr>
-      <w:r>
-        <w:rPr>
-          <w:rFonts w:ascii="Courier New" w:eastAsia="MS Mincho" w:hAnsi="Courier New" w:cs="Times New Roman"/>
-          <w:color w:val="1A1A2E"/>
-          <w:sz w:val="18"/>
-        </w:rPr>
-        <w:t>#include &lt;</w:t>
-      </w:r>
-      <w:proofErr w:type="spellStart"/>
-      <w:r>
-        <w:rPr>
-          <w:rFonts w:ascii="Courier New" w:eastAsia="MS Mincho" w:hAnsi="Courier New" w:cs="Times New Roman"/>
-          <w:color w:val="1A1A2E"/>
-          <w:sz w:val="18"/>
-        </w:rPr>
-        <w:t>Wire.h</w:t>
-      </w:r>
-      <w:proofErr w:type="spellEnd"/>
-      <w:r>
-        <w:rPr>
-          <w:rFonts w:ascii="Courier New" w:eastAsia="MS Mincho" w:hAnsi="Courier New" w:cs="Times New Roman"/>
-          <w:color w:val="1A1A2E"/>
-          <w:sz w:val="18"/>
-        </w:rPr>
-        <w:t>&gt;</w:t>
-      </w:r>
-      <w:r>
-        <w:rPr>
-          <w:rFonts w:ascii="Courier New" w:eastAsia="MS Mincho" w:hAnsi="Courier New" w:cs="Times New Roman"/>
-          <w:color w:val="1A1A2E"/>
-          <w:sz w:val="18"/>
-        </w:rPr>
-        <w:br/>
-        <w:t>#include &lt;</w:t>
-      </w:r>
-      <w:proofErr w:type="spellStart"/>
-      <w:r>
-        <w:rPr>
-          <w:rFonts w:ascii="Courier New" w:eastAsia="MS Mincho" w:hAnsi="Courier New" w:cs="Times New Roman"/>
-          <w:color w:val="1A1A2E"/>
-          <w:sz w:val="18"/>
-        </w:rPr>
-        <w:t>RTClib.h</w:t>
-      </w:r>
-      <w:proofErr w:type="spellEnd"/>
-      <w:r>
-        <w:rPr>
-          <w:rFonts w:ascii="Courier New" w:eastAsia="MS Mincho" w:hAnsi="Courier New" w:cs="Times New Roman"/>
-          <w:color w:val="1A1A2E"/>
-          <w:sz w:val="18"/>
-        </w:rPr>
-        <w:t>&gt;</w:t>
-      </w:r>
-      <w:r>
-        <w:rPr>
-          <w:rFonts w:ascii="Courier New" w:eastAsia="MS Mincho" w:hAnsi="Courier New" w:cs="Times New Roman"/>
-          <w:color w:val="1A1A2E"/>
-          <w:sz w:val="18"/>
-        </w:rPr>
-        <w:br/>
-        <w:t>#include &lt;LiquidCrystal_I2C.h&gt;</w:t>
-      </w:r>
-      <w:r>
-        <w:rPr>
-          <w:rFonts w:ascii="Courier New" w:eastAsia="MS Mincho" w:hAnsi="Courier New" w:cs="Times New Roman"/>
-          <w:color w:val="1A1A2E"/>
-          <w:sz w:val="18"/>
-        </w:rPr>
-        <w:br/>
-      </w:r>
-      <w:r>
-        <w:rPr>
-          <w:rFonts w:ascii="Courier New" w:eastAsia="MS Mincho" w:hAnsi="Courier New" w:cs="Times New Roman"/>
-          <w:color w:val="1A1A2E"/>
-          <w:sz w:val="18"/>
-        </w:rPr>
-        <w:br/>
-        <w:t xml:space="preserve">RTC_DS3231 </w:t>
-      </w:r>
-      <w:proofErr w:type="spellStart"/>
-      <w:r>
-        <w:rPr>
-          <w:rFonts w:ascii="Courier New" w:eastAsia="MS Mincho" w:hAnsi="Courier New" w:cs="Times New Roman"/>
-          <w:color w:val="1A1A2E"/>
-          <w:sz w:val="18"/>
-        </w:rPr>
-        <w:t>rtc</w:t>
-      </w:r>
-      <w:proofErr w:type="spellEnd"/>
-      <w:r>
-        <w:rPr>
-          <w:rFonts w:ascii="Courier New" w:eastAsia="MS Mincho" w:hAnsi="Courier New" w:cs="Times New Roman"/>
-          <w:color w:val="1A1A2E"/>
-          <w:sz w:val="18"/>
-        </w:rPr>
-        <w:t>;</w:t>
-      </w:r>
-      <w:r>
-        <w:rPr>
-          <w:rFonts w:ascii="Courier New" w:eastAsia="MS Mincho" w:hAnsi="Courier New" w:cs="Times New Roman"/>
-          <w:color w:val="1A1A2E"/>
-          <w:sz w:val="18"/>
-        </w:rPr>
-        <w:br/>
-        <w:t xml:space="preserve">LiquidCrystal_I2C </w:t>
-      </w:r>
-      <w:proofErr w:type="spellStart"/>
-      <w:r>
-        <w:rPr>
-          <w:rFonts w:ascii="Courier New" w:eastAsia="MS Mincho" w:hAnsi="Courier New" w:cs="Times New Roman"/>
-          <w:color w:val="1A1A2E"/>
-          <w:sz w:val="18"/>
-        </w:rPr>
-        <w:t>lcd</w:t>
-      </w:r>
-      <w:proofErr w:type="spellEnd"/>
-      <w:r>
-        <w:rPr>
-          <w:rFonts w:ascii="Courier New" w:eastAsia="MS Mincho" w:hAnsi="Courier New" w:cs="Times New Roman"/>
-          <w:color w:val="1A1A2E"/>
-          <w:sz w:val="18"/>
-        </w:rPr>
-        <w:t>(0x27, 16, 2);</w:t>
-      </w:r>
-      <w:r>
-        <w:rPr>
-          <w:rFonts w:ascii="Courier New" w:eastAsia="MS Mincho" w:hAnsi="Courier New" w:cs="Times New Roman"/>
-          <w:color w:val="1A1A2E"/>
-          <w:sz w:val="18"/>
-        </w:rPr>
-        <w:br/>
-      </w:r>
-      <w:r>
-        <w:rPr>
-          <w:rFonts w:ascii="Courier New" w:eastAsia="MS Mincho" w:hAnsi="Courier New" w:cs="Times New Roman"/>
-          <w:color w:val="1A1A2E"/>
-          <w:sz w:val="18"/>
-        </w:rPr>
-        <w:br/>
-        <w:t>// I2C pins</w:t>
-      </w:r>
-      <w:r>
-        <w:rPr>
-          <w:rFonts w:ascii="Courier New" w:eastAsia="MS Mincho" w:hAnsi="Courier New" w:cs="Times New Roman"/>
-          <w:color w:val="1A1A2E"/>
-          <w:sz w:val="18"/>
-        </w:rPr>
-        <w:br/>
-        <w:t>#define SDA_PIN 21</w:t>
-      </w:r>
-      <w:r>
-        <w:rPr>
-          <w:rFonts w:ascii="Courier New" w:eastAsia="MS Mincho" w:hAnsi="Courier New" w:cs="Times New Roman"/>
-          <w:color w:val="1A1A2E"/>
-          <w:sz w:val="18"/>
-        </w:rPr>
-        <w:br/>
-        <w:t>#define SCL_PIN 22</w:t>
-      </w:r>
-      <w:r>
-        <w:rPr>
-          <w:rFonts w:ascii="Courier New" w:eastAsia="MS Mincho" w:hAnsi="Courier New" w:cs="Times New Roman"/>
-          <w:color w:val="1A1A2E"/>
-          <w:sz w:val="18"/>
-        </w:rPr>
-        <w:br/>
-      </w:r>
-      <w:r>
-        <w:rPr>
-          <w:rFonts w:ascii="Courier New" w:eastAsia="MS Mincho" w:hAnsi="Courier New" w:cs="Times New Roman"/>
-          <w:color w:val="1A1A2E"/>
-          <w:sz w:val="18"/>
-        </w:rPr>
-        <w:br/>
-        <w:t>// LED pins</w:t>
-      </w:r>
-      <w:r>
-        <w:rPr>
-          <w:rFonts w:ascii="Courier New" w:eastAsia="MS Mincho" w:hAnsi="Courier New" w:cs="Times New Roman"/>
-          <w:color w:val="1A1A2E"/>
-          <w:sz w:val="18"/>
-        </w:rPr>
-        <w:br/>
-        <w:t>#define LED_MORNING   13</w:t>
-      </w:r>
-      <w:r>
-        <w:rPr>
-          <w:rFonts w:ascii="Courier New" w:eastAsia="MS Mincho" w:hAnsi="Courier New" w:cs="Times New Roman"/>
-          <w:color w:val="1A1A2E"/>
-          <w:sz w:val="18"/>
-        </w:rPr>
-        <w:br/>
-        <w:t>#define LED_AFTERNOON 12</w:t>
-      </w:r>
-      <w:r>
-        <w:rPr>
-          <w:rFonts w:ascii="Courier New" w:eastAsia="MS Mincho" w:hAnsi="Courier New" w:cs="Times New Roman"/>
-          <w:color w:val="1A1A2E"/>
-          <w:sz w:val="18"/>
-        </w:rPr>
-        <w:br/>
-        <w:t>#define LED_NIGHT     14</w:t>
-      </w:r>
-      <w:r>
-        <w:rPr>
-          <w:rFonts w:ascii="Courier New" w:eastAsia="MS Mincho" w:hAnsi="Courier New" w:cs="Times New Roman"/>
-          <w:color w:val="1A1A2E"/>
-          <w:sz w:val="18"/>
-        </w:rPr>
-        <w:br/>
-      </w:r>
-      <w:r>
-        <w:rPr>
-          <w:rFonts w:ascii="Courier New" w:eastAsia="MS Mincho" w:hAnsi="Courier New" w:cs="Times New Roman"/>
-          <w:color w:val="1A1A2E"/>
-          <w:sz w:val="18"/>
-        </w:rPr>
-        <w:br/>
-        <w:t>// Buzzer</w:t>
-      </w:r>
-      <w:r>
-        <w:rPr>
-          <w:rFonts w:ascii="Courier New" w:eastAsia="MS Mincho" w:hAnsi="Courier New" w:cs="Times New Roman"/>
-          <w:color w:val="1A1A2E"/>
-          <w:sz w:val="18"/>
-        </w:rPr>
-        <w:br/>
-        <w:t>#define BUZZER 25</w:t>
-      </w:r>
-      <w:r>
-        <w:rPr>
-          <w:rFonts w:ascii="Courier New" w:eastAsia="MS Mincho" w:hAnsi="Courier New" w:cs="Times New Roman"/>
-          <w:color w:val="1A1A2E"/>
-          <w:sz w:val="18"/>
-        </w:rPr>
-        <w:br/>
-      </w:r>
-      <w:r>
-        <w:rPr>
-          <w:rFonts w:ascii="Courier New" w:eastAsia="MS Mincho" w:hAnsi="Courier New" w:cs="Times New Roman"/>
-          <w:color w:val="1A1A2E"/>
-          <w:sz w:val="18"/>
-        </w:rPr>
-        <w:br/>
-        <w:t>void setup() {</w:t>
-      </w:r>
-      <w:r>
-        <w:rPr>
-          <w:rFonts w:ascii="Courier New" w:eastAsia="MS Mincho" w:hAnsi="Courier New" w:cs="Times New Roman"/>
-          <w:color w:val="1A1A2E"/>
-          <w:sz w:val="18"/>
-        </w:rPr>
-        <w:br/>
-        <w:t xml:space="preserve">  </w:t>
-      </w:r>
-      <w:proofErr w:type="spellStart"/>
-      <w:r>
-        <w:rPr>
-          <w:rFonts w:ascii="Courier New" w:eastAsia="MS Mincho" w:hAnsi="Courier New" w:cs="Times New Roman"/>
-          <w:color w:val="1A1A2E"/>
-          <w:sz w:val="18"/>
-        </w:rPr>
-        <w:t>Serial.begin</w:t>
-      </w:r>
-      <w:proofErr w:type="spellEnd"/>
-      <w:r>
-        <w:rPr>
-          <w:rFonts w:ascii="Courier New" w:eastAsia="MS Mincho" w:hAnsi="Courier New" w:cs="Times New Roman"/>
-          <w:color w:val="1A1A2E"/>
-          <w:sz w:val="18"/>
-        </w:rPr>
-        <w:t>(115200);</w:t>
-      </w:r>
-      <w:r>
-        <w:rPr>
-          <w:rFonts w:ascii="Courier New" w:eastAsia="MS Mincho" w:hAnsi="Courier New" w:cs="Times New Roman"/>
-          <w:color w:val="1A1A2E"/>
-          <w:sz w:val="18"/>
-        </w:rPr>
-        <w:br/>
-      </w:r>
-      <w:r>
-        <w:rPr>
-          <w:rFonts w:ascii="Courier New" w:eastAsia="MS Mincho" w:hAnsi="Courier New" w:cs="Times New Roman"/>
-          <w:color w:val="1A1A2E"/>
-          <w:sz w:val="18"/>
-        </w:rPr>
-        <w:lastRenderedPageBreak/>
-        <w:t xml:space="preserve">  </w:t>
-      </w:r>
-      <w:proofErr w:type="spellStart"/>
-      <w:r>
-        <w:rPr>
-          <w:rFonts w:ascii="Courier New" w:eastAsia="MS Mincho" w:hAnsi="Courier New" w:cs="Times New Roman"/>
-          <w:color w:val="1A1A2E"/>
-          <w:sz w:val="18"/>
-        </w:rPr>
-        <w:t>Wire.begin</w:t>
-      </w:r>
-      <w:proofErr w:type="spellEnd"/>
-      <w:r>
-        <w:rPr>
-          <w:rFonts w:ascii="Courier New" w:eastAsia="MS Mincho" w:hAnsi="Courier New" w:cs="Times New Roman"/>
-          <w:color w:val="1A1A2E"/>
-          <w:sz w:val="18"/>
-        </w:rPr>
-        <w:t>(SDA_PIN, SCL_PIN);</w:t>
-      </w:r>
-      <w:r>
-        <w:rPr>
-          <w:rFonts w:ascii="Courier New" w:eastAsia="MS Mincho" w:hAnsi="Courier New" w:cs="Times New Roman"/>
-          <w:color w:val="1A1A2E"/>
-          <w:sz w:val="18"/>
-        </w:rPr>
-        <w:br/>
-      </w:r>
-      <w:r>
-        <w:rPr>
-          <w:rFonts w:ascii="Courier New" w:eastAsia="MS Mincho" w:hAnsi="Courier New" w:cs="Times New Roman"/>
-          <w:color w:val="1A1A2E"/>
-          <w:sz w:val="18"/>
-        </w:rPr>
-        <w:br/>
-        <w:t xml:space="preserve">  </w:t>
-      </w:r>
-      <w:proofErr w:type="spellStart"/>
-      <w:r>
-        <w:rPr>
-          <w:rFonts w:ascii="Courier New" w:eastAsia="MS Mincho" w:hAnsi="Courier New" w:cs="Times New Roman"/>
-          <w:color w:val="1A1A2E"/>
-          <w:sz w:val="18"/>
-        </w:rPr>
-        <w:t>lcd.init</w:t>
-      </w:r>
-      <w:proofErr w:type="spellEnd"/>
-      <w:r>
-        <w:rPr>
-          <w:rFonts w:ascii="Courier New" w:eastAsia="MS Mincho" w:hAnsi="Courier New" w:cs="Times New Roman"/>
-          <w:color w:val="1A1A2E"/>
-          <w:sz w:val="18"/>
-        </w:rPr>
-        <w:t>();</w:t>
-      </w:r>
-      <w:r>
-        <w:rPr>
-          <w:rFonts w:ascii="Courier New" w:eastAsia="MS Mincho" w:hAnsi="Courier New" w:cs="Times New Roman"/>
-          <w:color w:val="1A1A2E"/>
-          <w:sz w:val="18"/>
-        </w:rPr>
-        <w:br/>
-        <w:t xml:space="preserve">  </w:t>
-      </w:r>
-      <w:proofErr w:type="spellStart"/>
-      <w:r>
-        <w:rPr>
-          <w:rFonts w:ascii="Courier New" w:eastAsia="MS Mincho" w:hAnsi="Courier New" w:cs="Times New Roman"/>
-          <w:color w:val="1A1A2E"/>
-          <w:sz w:val="18"/>
-        </w:rPr>
-        <w:t>lcd.backlight</w:t>
-      </w:r>
-      <w:proofErr w:type="spellEnd"/>
-      <w:r>
-        <w:rPr>
-          <w:rFonts w:ascii="Courier New" w:eastAsia="MS Mincho" w:hAnsi="Courier New" w:cs="Times New Roman"/>
-          <w:color w:val="1A1A2E"/>
-          <w:sz w:val="18"/>
-        </w:rPr>
-        <w:t>();</w:t>
-      </w:r>
-      <w:r>
-        <w:rPr>
-          <w:rFonts w:ascii="Courier New" w:eastAsia="MS Mincho" w:hAnsi="Courier New" w:cs="Times New Roman"/>
-          <w:color w:val="1A1A2E"/>
-          <w:sz w:val="18"/>
-        </w:rPr>
-        <w:br/>
-      </w:r>
-      <w:r>
-        <w:rPr>
-          <w:rFonts w:ascii="Courier New" w:eastAsia="MS Mincho" w:hAnsi="Courier New" w:cs="Times New Roman"/>
-          <w:color w:val="1A1A2E"/>
-          <w:sz w:val="18"/>
-        </w:rPr>
-        <w:br/>
-        <w:t xml:space="preserve">  if (!</w:t>
-      </w:r>
-      <w:proofErr w:type="spellStart"/>
-      <w:r>
-        <w:rPr>
-          <w:rFonts w:ascii="Courier New" w:eastAsia="MS Mincho" w:hAnsi="Courier New" w:cs="Times New Roman"/>
-          <w:color w:val="1A1A2E"/>
-          <w:sz w:val="18"/>
-        </w:rPr>
-        <w:t>rtc.begin</w:t>
-      </w:r>
-      <w:proofErr w:type="spellEnd"/>
-      <w:r>
-        <w:rPr>
-          <w:rFonts w:ascii="Courier New" w:eastAsia="MS Mincho" w:hAnsi="Courier New" w:cs="Times New Roman"/>
-          <w:color w:val="1A1A2E"/>
-          <w:sz w:val="18"/>
-        </w:rPr>
-        <w:t>()) {</w:t>
-      </w:r>
-      <w:r>
-        <w:rPr>
-          <w:rFonts w:ascii="Courier New" w:eastAsia="MS Mincho" w:hAnsi="Courier New" w:cs="Times New Roman"/>
-          <w:color w:val="1A1A2E"/>
-          <w:sz w:val="18"/>
-        </w:rPr>
-        <w:br/>
-        <w:t xml:space="preserve">    </w:t>
-      </w:r>
-      <w:proofErr w:type="spellStart"/>
-      <w:r>
-        <w:rPr>
-          <w:rFonts w:ascii="Courier New" w:eastAsia="MS Mincho" w:hAnsi="Courier New" w:cs="Times New Roman"/>
-          <w:color w:val="1A1A2E"/>
-          <w:sz w:val="18"/>
-        </w:rPr>
-        <w:t>lcd.print</w:t>
-      </w:r>
-      <w:proofErr w:type="spellEnd"/>
-      <w:r>
-        <w:rPr>
-          <w:rFonts w:ascii="Courier New" w:eastAsia="MS Mincho" w:hAnsi="Courier New" w:cs="Times New Roman"/>
-          <w:color w:val="1A1A2E"/>
-          <w:sz w:val="18"/>
-        </w:rPr>
-        <w:t>("RTC ERROR");</w:t>
-      </w:r>
-      <w:r>
-        <w:rPr>
-          <w:rFonts w:ascii="Courier New" w:eastAsia="MS Mincho" w:hAnsi="Courier New" w:cs="Times New Roman"/>
-          <w:color w:val="1A1A2E"/>
-          <w:sz w:val="18"/>
-        </w:rPr>
-        <w:br/>
-        <w:t xml:space="preserve">    while (1);</w:t>
-      </w:r>
-      <w:r>
-        <w:rPr>
-          <w:rFonts w:ascii="Courier New" w:eastAsia="MS Mincho" w:hAnsi="Courier New" w:cs="Times New Roman"/>
-          <w:color w:val="1A1A2E"/>
-          <w:sz w:val="18"/>
-        </w:rPr>
-        <w:br/>
-        <w:t xml:space="preserve">  }</w:t>
-      </w:r>
-      <w:r>
-        <w:rPr>
-          <w:rFonts w:ascii="Courier New" w:eastAsia="MS Mincho" w:hAnsi="Courier New" w:cs="Times New Roman"/>
-          <w:color w:val="1A1A2E"/>
-          <w:sz w:val="18"/>
-        </w:rPr>
-        <w:br/>
-      </w:r>
-      <w:r>
-        <w:rPr>
-          <w:rFonts w:ascii="Courier New" w:eastAsia="MS Mincho" w:hAnsi="Courier New" w:cs="Times New Roman"/>
-          <w:color w:val="1A1A2E"/>
-          <w:sz w:val="18"/>
-        </w:rPr>
-        <w:br/>
-        <w:t xml:space="preserve">  // Uncomment to set time (run once, then re-comment):</w:t>
-      </w:r>
-      <w:r>
-        <w:rPr>
-          <w:rFonts w:ascii="Courier New" w:eastAsia="MS Mincho" w:hAnsi="Courier New" w:cs="Times New Roman"/>
-          <w:color w:val="1A1A2E"/>
-          <w:sz w:val="18"/>
-        </w:rPr>
-        <w:br/>
-        <w:t xml:space="preserve">  // </w:t>
-      </w:r>
-      <w:proofErr w:type="spellStart"/>
-      <w:r>
-        <w:rPr>
-          <w:rFonts w:ascii="Courier New" w:eastAsia="MS Mincho" w:hAnsi="Courier New" w:cs="Times New Roman"/>
-          <w:color w:val="1A1A2E"/>
-          <w:sz w:val="18"/>
-        </w:rPr>
-        <w:t>rtc.adjust</w:t>
-      </w:r>
-      <w:proofErr w:type="spellEnd"/>
-      <w:r>
-        <w:rPr>
-          <w:rFonts w:ascii="Courier New" w:eastAsia="MS Mincho" w:hAnsi="Courier New" w:cs="Times New Roman"/>
-          <w:color w:val="1A1A2E"/>
-          <w:sz w:val="18"/>
-        </w:rPr>
-        <w:t>(</w:t>
-      </w:r>
-      <w:proofErr w:type="spellStart"/>
-      <w:r>
-        <w:rPr>
-          <w:rFonts w:ascii="Courier New" w:eastAsia="MS Mincho" w:hAnsi="Courier New" w:cs="Times New Roman"/>
-          <w:color w:val="1A1A2E"/>
-          <w:sz w:val="18"/>
-        </w:rPr>
-        <w:t>DateTime</w:t>
-      </w:r>
-      <w:proofErr w:type="spellEnd"/>
-      <w:r>
-        <w:rPr>
-          <w:rFonts w:ascii="Courier New" w:eastAsia="MS Mincho" w:hAnsi="Courier New" w:cs="Times New Roman"/>
-          <w:color w:val="1A1A2E"/>
-          <w:sz w:val="18"/>
-        </w:rPr>
-        <w:t>(2026, 5, 18, 14, 35, 0));</w:t>
-      </w:r>
-      <w:r>
-        <w:rPr>
-          <w:rFonts w:ascii="Courier New" w:eastAsia="MS Mincho" w:hAnsi="Courier New" w:cs="Times New Roman"/>
-          <w:color w:val="1A1A2E"/>
-          <w:sz w:val="18"/>
-        </w:rPr>
-        <w:br/>
-      </w:r>
-      <w:r>
-        <w:rPr>
-          <w:rFonts w:ascii="Courier New" w:eastAsia="MS Mincho" w:hAnsi="Courier New" w:cs="Times New Roman"/>
-          <w:color w:val="1A1A2E"/>
-          <w:sz w:val="18"/>
-        </w:rPr>
-        <w:br/>
-        <w:t xml:space="preserve">  </w:t>
-      </w:r>
-      <w:proofErr w:type="spellStart"/>
-      <w:r>
-        <w:rPr>
-          <w:rFonts w:ascii="Courier New" w:eastAsia="MS Mincho" w:hAnsi="Courier New" w:cs="Times New Roman"/>
-          <w:color w:val="1A1A2E"/>
-          <w:sz w:val="18"/>
-        </w:rPr>
-        <w:t>pinMode</w:t>
-      </w:r>
-      <w:proofErr w:type="spellEnd"/>
-      <w:r>
-        <w:rPr>
-          <w:rFonts w:ascii="Courier New" w:eastAsia="MS Mincho" w:hAnsi="Courier New" w:cs="Times New Roman"/>
-          <w:color w:val="1A1A2E"/>
-          <w:sz w:val="18"/>
-        </w:rPr>
-        <w:t>(LED_MORNING,   OUTPUT);</w:t>
-      </w:r>
-      <w:r>
-        <w:rPr>
-          <w:rFonts w:ascii="Courier New" w:eastAsia="MS Mincho" w:hAnsi="Courier New" w:cs="Times New Roman"/>
-          <w:color w:val="1A1A2E"/>
-          <w:sz w:val="18"/>
-        </w:rPr>
-        <w:br/>
-        <w:t xml:space="preserve">  </w:t>
-      </w:r>
-      <w:proofErr w:type="spellStart"/>
-      <w:r>
-        <w:rPr>
-          <w:rFonts w:ascii="Courier New" w:eastAsia="MS Mincho" w:hAnsi="Courier New" w:cs="Times New Roman"/>
-          <w:color w:val="1A1A2E"/>
-          <w:sz w:val="18"/>
-        </w:rPr>
-        <w:t>pinMode</w:t>
-      </w:r>
-      <w:proofErr w:type="spellEnd"/>
-      <w:r>
-        <w:rPr>
-          <w:rFonts w:ascii="Courier New" w:eastAsia="MS Mincho" w:hAnsi="Courier New" w:cs="Times New Roman"/>
-          <w:color w:val="1A1A2E"/>
-          <w:sz w:val="18"/>
-        </w:rPr>
-        <w:t>(LED_AFTERNOON, OUTPUT);</w:t>
-      </w:r>
-      <w:r>
-        <w:rPr>
-          <w:rFonts w:ascii="Courier New" w:eastAsia="MS Mincho" w:hAnsi="Courier New" w:cs="Times New Roman"/>
-          <w:color w:val="1A1A2E"/>
-          <w:sz w:val="18"/>
-        </w:rPr>
-        <w:br/>
-        <w:t xml:space="preserve">  </w:t>
-      </w:r>
-      <w:proofErr w:type="spellStart"/>
-      <w:r>
-        <w:rPr>
-          <w:rFonts w:ascii="Courier New" w:eastAsia="MS Mincho" w:hAnsi="Courier New" w:cs="Times New Roman"/>
-          <w:color w:val="1A1A2E"/>
-          <w:sz w:val="18"/>
-        </w:rPr>
-        <w:t>pinMode</w:t>
-      </w:r>
-      <w:proofErr w:type="spellEnd"/>
-      <w:r>
-        <w:rPr>
-          <w:rFonts w:ascii="Courier New" w:eastAsia="MS Mincho" w:hAnsi="Courier New" w:cs="Times New Roman"/>
-          <w:color w:val="1A1A2E"/>
-          <w:sz w:val="18"/>
-        </w:rPr>
-        <w:t>(LED_NIGHT,     OUTPUT);</w:t>
-      </w:r>
-      <w:r>
-        <w:rPr>
-          <w:rFonts w:ascii="Courier New" w:eastAsia="MS Mincho" w:hAnsi="Courier New" w:cs="Times New Roman"/>
-          <w:color w:val="1A1A2E"/>
-          <w:sz w:val="18"/>
-        </w:rPr>
-        <w:br/>
-        <w:t xml:space="preserve">  </w:t>
-      </w:r>
-      <w:proofErr w:type="spellStart"/>
-      <w:r>
-        <w:rPr>
-          <w:rFonts w:ascii="Courier New" w:eastAsia="MS Mincho" w:hAnsi="Courier New" w:cs="Times New Roman"/>
-          <w:color w:val="1A1A2E"/>
-          <w:sz w:val="18"/>
-        </w:rPr>
-        <w:t>pinMode</w:t>
-      </w:r>
-      <w:proofErr w:type="spellEnd"/>
-      <w:r>
-        <w:rPr>
-          <w:rFonts w:ascii="Courier New" w:eastAsia="MS Mincho" w:hAnsi="Courier New" w:cs="Times New Roman"/>
-          <w:color w:val="1A1A2E"/>
-          <w:sz w:val="18"/>
-        </w:rPr>
-        <w:t>(BUZZER,        OUTPUT);</w:t>
-      </w:r>
-      <w:r>
-        <w:rPr>
-          <w:rFonts w:ascii="Courier New" w:eastAsia="MS Mincho" w:hAnsi="Courier New" w:cs="Times New Roman"/>
-          <w:color w:val="1A1A2E"/>
-          <w:sz w:val="18"/>
-        </w:rPr>
-        <w:br/>
-      </w:r>
-      <w:r>
-        <w:rPr>
-          <w:rFonts w:ascii="Courier New" w:eastAsia="MS Mincho" w:hAnsi="Courier New" w:cs="Times New Roman"/>
-          <w:color w:val="1A1A2E"/>
-          <w:sz w:val="18"/>
-        </w:rPr>
-        <w:br/>
-        <w:t xml:space="preserve">  </w:t>
-      </w:r>
-      <w:proofErr w:type="spellStart"/>
-      <w:r>
-        <w:rPr>
-          <w:rFonts w:ascii="Courier New" w:eastAsia="MS Mincho" w:hAnsi="Courier New" w:cs="Times New Roman"/>
-          <w:color w:val="1A1A2E"/>
-          <w:sz w:val="18"/>
-        </w:rPr>
-        <w:t>allOff</w:t>
-      </w:r>
-      <w:proofErr w:type="spellEnd"/>
-      <w:r>
-        <w:rPr>
-          <w:rFonts w:ascii="Courier New" w:eastAsia="MS Mincho" w:hAnsi="Courier New" w:cs="Times New Roman"/>
-          <w:color w:val="1A1A2E"/>
-          <w:sz w:val="18"/>
-        </w:rPr>
-        <w:t>();</w:t>
-      </w:r>
-      <w:r>
-        <w:rPr>
-          <w:rFonts w:ascii="Courier New" w:eastAsia="MS Mincho" w:hAnsi="Courier New" w:cs="Times New Roman"/>
-          <w:color w:val="1A1A2E"/>
-          <w:sz w:val="18"/>
-        </w:rPr>
-        <w:br/>
-      </w:r>
-      <w:r>
-        <w:rPr>
-          <w:rFonts w:ascii="Courier New" w:eastAsia="MS Mincho" w:hAnsi="Courier New" w:cs="Times New Roman"/>
-          <w:color w:val="1A1A2E"/>
-          <w:sz w:val="18"/>
-        </w:rPr>
-        <w:br/>
-        <w:t xml:space="preserve">  </w:t>
-      </w:r>
-      <w:proofErr w:type="spellStart"/>
-      <w:r>
-        <w:rPr>
-          <w:rFonts w:ascii="Courier New" w:eastAsia="MS Mincho" w:hAnsi="Courier New" w:cs="Times New Roman"/>
-          <w:color w:val="1A1A2E"/>
-          <w:sz w:val="18"/>
-        </w:rPr>
-        <w:t>lcd.setCursor</w:t>
-      </w:r>
-      <w:proofErr w:type="spellEnd"/>
-      <w:r>
-        <w:rPr>
-          <w:rFonts w:ascii="Courier New" w:eastAsia="MS Mincho" w:hAnsi="Courier New" w:cs="Times New Roman"/>
-          <w:color w:val="1A1A2E"/>
-          <w:sz w:val="18"/>
-        </w:rPr>
-        <w:t>(0, 0);</w:t>
-      </w:r>
-      <w:r>
-        <w:rPr>
-          <w:rFonts w:ascii="Courier New" w:eastAsia="MS Mincho" w:hAnsi="Courier New" w:cs="Times New Roman"/>
-          <w:color w:val="1A1A2E"/>
-          <w:sz w:val="18"/>
-        </w:rPr>
-        <w:br/>
-        <w:t xml:space="preserve">  </w:t>
-      </w:r>
-      <w:proofErr w:type="spellStart"/>
-      <w:r>
-        <w:rPr>
-          <w:rFonts w:ascii="Courier New" w:eastAsia="MS Mincho" w:hAnsi="Courier New" w:cs="Times New Roman"/>
-          <w:color w:val="1A1A2E"/>
-          <w:sz w:val="18"/>
-        </w:rPr>
-        <w:t>lcd.print</w:t>
-      </w:r>
-      <w:proofErr w:type="spellEnd"/>
-      <w:r>
-        <w:rPr>
-          <w:rFonts w:ascii="Courier New" w:eastAsia="MS Mincho" w:hAnsi="Courier New" w:cs="Times New Roman"/>
-          <w:color w:val="1A1A2E"/>
-          <w:sz w:val="18"/>
-        </w:rPr>
-        <w:t>("Medicine Box");</w:t>
-      </w:r>
-      <w:r>
-        <w:rPr>
-          <w:rFonts w:ascii="Courier New" w:eastAsia="MS Mincho" w:hAnsi="Courier New" w:cs="Times New Roman"/>
-          <w:color w:val="1A1A2E"/>
-          <w:sz w:val="18"/>
-        </w:rPr>
-        <w:br/>
-        <w:t xml:space="preserve">  </w:t>
-      </w:r>
-      <w:proofErr w:type="spellStart"/>
-      <w:r>
-        <w:rPr>
-          <w:rFonts w:ascii="Courier New" w:eastAsia="MS Mincho" w:hAnsi="Courier New" w:cs="Times New Roman"/>
-          <w:color w:val="1A1A2E"/>
-          <w:sz w:val="18"/>
-        </w:rPr>
-        <w:t>lcd.setCursor</w:t>
-      </w:r>
-      <w:proofErr w:type="spellEnd"/>
-      <w:r>
-        <w:rPr>
-          <w:rFonts w:ascii="Courier New" w:eastAsia="MS Mincho" w:hAnsi="Courier New" w:cs="Times New Roman"/>
-          <w:color w:val="1A1A2E"/>
-          <w:sz w:val="18"/>
-        </w:rPr>
-        <w:t>(0, 1);</w:t>
-      </w:r>
-      <w:r>
-        <w:rPr>
-          <w:rFonts w:ascii="Courier New" w:eastAsia="MS Mincho" w:hAnsi="Courier New" w:cs="Times New Roman"/>
-          <w:color w:val="1A1A2E"/>
-          <w:sz w:val="18"/>
-        </w:rPr>
-        <w:br/>
-        <w:t xml:space="preserve">  </w:t>
-      </w:r>
-      <w:proofErr w:type="spellStart"/>
-      <w:r>
-        <w:rPr>
-          <w:rFonts w:ascii="Courier New" w:eastAsia="MS Mincho" w:hAnsi="Courier New" w:cs="Times New Roman"/>
-          <w:color w:val="1A1A2E"/>
-          <w:sz w:val="18"/>
-        </w:rPr>
-        <w:t>lcd.print</w:t>
-      </w:r>
-      <w:proofErr w:type="spellEnd"/>
-      <w:r>
-        <w:rPr>
-          <w:rFonts w:ascii="Courier New" w:eastAsia="MS Mincho" w:hAnsi="Courier New" w:cs="Times New Roman"/>
-          <w:color w:val="1A1A2E"/>
-          <w:sz w:val="18"/>
-        </w:rPr>
-        <w:t>("Starting...");</w:t>
-      </w:r>
-      <w:r>
-        <w:rPr>
-          <w:rFonts w:ascii="Courier New" w:eastAsia="MS Mincho" w:hAnsi="Courier New" w:cs="Times New Roman"/>
-          <w:color w:val="1A1A2E"/>
-          <w:sz w:val="18"/>
-        </w:rPr>
-        <w:br/>
-        <w:t xml:space="preserve">  delay(2000);</w:t>
-      </w:r>
-      <w:r>
-        <w:rPr>
-          <w:rFonts w:ascii="Courier New" w:eastAsia="MS Mincho" w:hAnsi="Courier New" w:cs="Times New Roman"/>
-          <w:color w:val="1A1A2E"/>
-          <w:sz w:val="18"/>
-        </w:rPr>
-        <w:br/>
-        <w:t xml:space="preserve">  </w:t>
-      </w:r>
-      <w:proofErr w:type="spellStart"/>
-      <w:r>
-        <w:rPr>
-          <w:rFonts w:ascii="Courier New" w:eastAsia="MS Mincho" w:hAnsi="Courier New" w:cs="Times New Roman"/>
-          <w:color w:val="1A1A2E"/>
-          <w:sz w:val="18"/>
-        </w:rPr>
-        <w:t>lcd.clear</w:t>
-      </w:r>
-      <w:proofErr w:type="spellEnd"/>
-      <w:r>
-        <w:rPr>
-          <w:rFonts w:ascii="Courier New" w:eastAsia="MS Mincho" w:hAnsi="Courier New" w:cs="Times New Roman"/>
-          <w:color w:val="1A1A2E"/>
-          <w:sz w:val="18"/>
-        </w:rPr>
-        <w:t>();</w:t>
-      </w:r>
-      <w:r>
-        <w:rPr>
-          <w:rFonts w:ascii="Courier New" w:eastAsia="MS Mincho" w:hAnsi="Courier New" w:cs="Times New Roman"/>
-          <w:color w:val="1A1A2E"/>
-          <w:sz w:val="18"/>
-        </w:rPr>
-        <w:br/>
-        <w:t>}</w:t>
-      </w:r>
-      <w:r>
-        <w:rPr>
-          <w:rFonts w:ascii="Courier New" w:eastAsia="MS Mincho" w:hAnsi="Courier New" w:cs="Times New Roman"/>
-          <w:color w:val="1A1A2E"/>
-          <w:sz w:val="18"/>
-        </w:rPr>
-        <w:br/>
-      </w:r>
-      <w:r>
-        <w:rPr>
-          <w:rFonts w:ascii="Courier New" w:eastAsia="MS Mincho" w:hAnsi="Courier New" w:cs="Times New Roman"/>
-          <w:color w:val="1A1A2E"/>
-          <w:sz w:val="18"/>
-        </w:rPr>
-        <w:br/>
-        <w:t>void loop() {</w:t>
-      </w:r>
-      <w:r>
-        <w:rPr>
-          <w:rFonts w:ascii="Courier New" w:eastAsia="MS Mincho" w:hAnsi="Courier New" w:cs="Times New Roman"/>
-          <w:color w:val="1A1A2E"/>
-          <w:sz w:val="18"/>
-        </w:rPr>
-        <w:br/>
-        <w:t xml:space="preserve">  </w:t>
-      </w:r>
-      <w:proofErr w:type="spellStart"/>
-      <w:r>
-        <w:rPr>
-          <w:rFonts w:ascii="Courier New" w:eastAsia="MS Mincho" w:hAnsi="Courier New" w:cs="Times New Roman"/>
-          <w:color w:val="1A1A2E"/>
-          <w:sz w:val="18"/>
-        </w:rPr>
-        <w:t>DateTime</w:t>
-      </w:r>
-      <w:proofErr w:type="spellEnd"/>
-      <w:r>
-        <w:rPr>
-          <w:rFonts w:ascii="Courier New" w:eastAsia="MS Mincho" w:hAnsi="Courier New" w:cs="Times New Roman"/>
-          <w:color w:val="1A1A2E"/>
-          <w:sz w:val="18"/>
-        </w:rPr>
-        <w:t xml:space="preserve"> now = </w:t>
-      </w:r>
-      <w:proofErr w:type="spellStart"/>
-      <w:r>
-        <w:rPr>
-          <w:rFonts w:ascii="Courier New" w:eastAsia="MS Mincho" w:hAnsi="Courier New" w:cs="Times New Roman"/>
-          <w:color w:val="1A1A2E"/>
-          <w:sz w:val="18"/>
-        </w:rPr>
-        <w:t>rtc.now</w:t>
-      </w:r>
-      <w:proofErr w:type="spellEnd"/>
-      <w:r>
-        <w:rPr>
-          <w:rFonts w:ascii="Courier New" w:eastAsia="MS Mincho" w:hAnsi="Courier New" w:cs="Times New Roman"/>
-          <w:color w:val="1A1A2E"/>
-          <w:sz w:val="18"/>
-        </w:rPr>
-        <w:t>();</w:t>
-      </w:r>
-      <w:r>
-        <w:rPr>
-          <w:rFonts w:ascii="Courier New" w:eastAsia="MS Mincho" w:hAnsi="Courier New" w:cs="Times New Roman"/>
-          <w:color w:val="1A1A2E"/>
-          <w:sz w:val="18"/>
-        </w:rPr>
-        <w:br/>
-        <w:t xml:space="preserve">  int h = </w:t>
-      </w:r>
-      <w:proofErr w:type="spellStart"/>
-      <w:r>
-        <w:rPr>
-          <w:rFonts w:ascii="Courier New" w:eastAsia="MS Mincho" w:hAnsi="Courier New" w:cs="Times New Roman"/>
-          <w:color w:val="1A1A2E"/>
-          <w:sz w:val="18"/>
-        </w:rPr>
-        <w:t>now.hour</w:t>
-      </w:r>
-      <w:proofErr w:type="spellEnd"/>
-      <w:r>
-        <w:rPr>
-          <w:rFonts w:ascii="Courier New" w:eastAsia="MS Mincho" w:hAnsi="Courier New" w:cs="Times New Roman"/>
-          <w:color w:val="1A1A2E"/>
-          <w:sz w:val="18"/>
-        </w:rPr>
-        <w:t>();</w:t>
-      </w:r>
-      <w:r>
-        <w:rPr>
-          <w:rFonts w:ascii="Courier New" w:eastAsia="MS Mincho" w:hAnsi="Courier New" w:cs="Times New Roman"/>
-          <w:color w:val="1A1A2E"/>
-          <w:sz w:val="18"/>
-        </w:rPr>
-        <w:br/>
-        <w:t xml:space="preserve">  int m = </w:t>
-      </w:r>
-      <w:proofErr w:type="spellStart"/>
-      <w:r>
-        <w:rPr>
-          <w:rFonts w:ascii="Courier New" w:eastAsia="MS Mincho" w:hAnsi="Courier New" w:cs="Times New Roman"/>
-          <w:color w:val="1A1A2E"/>
-          <w:sz w:val="18"/>
-        </w:rPr>
-        <w:t>now.minute</w:t>
-      </w:r>
-      <w:proofErr w:type="spellEnd"/>
-      <w:r>
-        <w:rPr>
-          <w:rFonts w:ascii="Courier New" w:eastAsia="MS Mincho" w:hAnsi="Courier New" w:cs="Times New Roman"/>
-          <w:color w:val="1A1A2E"/>
-          <w:sz w:val="18"/>
-        </w:rPr>
-        <w:t>();</w:t>
-      </w:r>
-      <w:r>
-        <w:rPr>
-          <w:rFonts w:ascii="Courier New" w:eastAsia="MS Mincho" w:hAnsi="Courier New" w:cs="Times New Roman"/>
-          <w:color w:val="1A1A2E"/>
-          <w:sz w:val="18"/>
-        </w:rPr>
-        <w:br/>
-      </w:r>
-      <w:r>
-        <w:rPr>
-          <w:rFonts w:ascii="Courier New" w:eastAsia="MS Mincho" w:hAnsi="Courier New" w:cs="Times New Roman"/>
-          <w:color w:val="1A1A2E"/>
-          <w:sz w:val="18"/>
-        </w:rPr>
-        <w:br/>
-        <w:t xml:space="preserve">  // Display current time on LCD</w:t>
-      </w:r>
-      <w:r>
-        <w:rPr>
-          <w:rFonts w:ascii="Courier New" w:eastAsia="MS Mincho" w:hAnsi="Courier New" w:cs="Times New Roman"/>
-          <w:color w:val="1A1A2E"/>
-          <w:sz w:val="18"/>
-        </w:rPr>
-        <w:br/>
-        <w:t xml:space="preserve">  </w:t>
-      </w:r>
-      <w:proofErr w:type="spellStart"/>
-      <w:r>
-        <w:rPr>
-          <w:rFonts w:ascii="Courier New" w:eastAsia="MS Mincho" w:hAnsi="Courier New" w:cs="Times New Roman"/>
-          <w:color w:val="1A1A2E"/>
-          <w:sz w:val="18"/>
-        </w:rPr>
-        <w:t>lcd.setCursor</w:t>
-      </w:r>
-      <w:proofErr w:type="spellEnd"/>
-      <w:r>
-        <w:rPr>
-          <w:rFonts w:ascii="Courier New" w:eastAsia="MS Mincho" w:hAnsi="Courier New" w:cs="Times New Roman"/>
-          <w:color w:val="1A1A2E"/>
-          <w:sz w:val="18"/>
-        </w:rPr>
-        <w:t>(0, 0);</w:t>
-      </w:r>
-      <w:r>
-        <w:rPr>
-          <w:rFonts w:ascii="Courier New" w:eastAsia="MS Mincho" w:hAnsi="Courier New" w:cs="Times New Roman"/>
-          <w:color w:val="1A1A2E"/>
-          <w:sz w:val="18"/>
-        </w:rPr>
-        <w:br/>
-        <w:t xml:space="preserve">  </w:t>
-      </w:r>
-      <w:proofErr w:type="spellStart"/>
-      <w:r>
-        <w:rPr>
-          <w:rFonts w:ascii="Courier New" w:eastAsia="MS Mincho" w:hAnsi="Courier New" w:cs="Times New Roman"/>
-          <w:color w:val="1A1A2E"/>
-          <w:sz w:val="18"/>
-        </w:rPr>
-        <w:t>lcd.print</w:t>
-      </w:r>
-      <w:proofErr w:type="spellEnd"/>
-      <w:r>
-        <w:rPr>
-          <w:rFonts w:ascii="Courier New" w:eastAsia="MS Mincho" w:hAnsi="Courier New" w:cs="Times New Roman"/>
-          <w:color w:val="1A1A2E"/>
-          <w:sz w:val="18"/>
-        </w:rPr>
-        <w:t>("Time ");</w:t>
-      </w:r>
-      <w:r>
-        <w:rPr>
-          <w:rFonts w:ascii="Courier New" w:eastAsia="MS Mincho" w:hAnsi="Courier New" w:cs="Times New Roman"/>
-          <w:color w:val="1A1A2E"/>
-          <w:sz w:val="18"/>
-        </w:rPr>
-        <w:br/>
-        <w:t xml:space="preserve">  </w:t>
-      </w:r>
-      <w:proofErr w:type="spellStart"/>
-      <w:r>
-        <w:rPr>
-          <w:rFonts w:ascii="Courier New" w:eastAsia="MS Mincho" w:hAnsi="Courier New" w:cs="Times New Roman"/>
-          <w:color w:val="1A1A2E"/>
-          <w:sz w:val="18"/>
-        </w:rPr>
-        <w:t>lcd.print</w:t>
-      </w:r>
-      <w:proofErr w:type="spellEnd"/>
-      <w:r>
-        <w:rPr>
-          <w:rFonts w:ascii="Courier New" w:eastAsia="MS Mincho" w:hAnsi="Courier New" w:cs="Times New Roman"/>
-          <w:color w:val="1A1A2E"/>
-          <w:sz w:val="18"/>
-        </w:rPr>
-        <w:t>(h);</w:t>
-      </w:r>
-      <w:r>
-        <w:rPr>
-          <w:rFonts w:ascii="Courier New" w:eastAsia="MS Mincho" w:hAnsi="Courier New" w:cs="Times New Roman"/>
-          <w:color w:val="1A1A2E"/>
-          <w:sz w:val="18"/>
-        </w:rPr>
-        <w:br/>
-        <w:t xml:space="preserve">  </w:t>
-      </w:r>
-      <w:proofErr w:type="spellStart"/>
-      <w:r>
-        <w:rPr>
-          <w:rFonts w:ascii="Courier New" w:eastAsia="MS Mincho" w:hAnsi="Courier New" w:cs="Times New Roman"/>
-          <w:color w:val="1A1A2E"/>
-          <w:sz w:val="18"/>
-        </w:rPr>
-        <w:t>lcd.print</w:t>
-      </w:r>
-      <w:proofErr w:type="spellEnd"/>
-      <w:r>
-        <w:rPr>
-          <w:rFonts w:ascii="Courier New" w:eastAsia="MS Mincho" w:hAnsi="Courier New" w:cs="Times New Roman"/>
-          <w:color w:val="1A1A2E"/>
-          <w:sz w:val="18"/>
-        </w:rPr>
-        <w:t>(":");</w:t>
-      </w:r>
-      <w:r>
-        <w:rPr>
-          <w:rFonts w:ascii="Courier New" w:eastAsia="MS Mincho" w:hAnsi="Courier New" w:cs="Times New Roman"/>
-          <w:color w:val="1A1A2E"/>
-          <w:sz w:val="18"/>
-        </w:rPr>
-        <w:br/>
-        <w:t xml:space="preserve">  if (m &lt; 10) </w:t>
-      </w:r>
-      <w:proofErr w:type="spellStart"/>
-      <w:r>
-        <w:rPr>
-          <w:rFonts w:ascii="Courier New" w:eastAsia="MS Mincho" w:hAnsi="Courier New" w:cs="Times New Roman"/>
-          <w:color w:val="1A1A2E"/>
-          <w:sz w:val="18"/>
-        </w:rPr>
-        <w:t>lcd.print</w:t>
-      </w:r>
-      <w:proofErr w:type="spellEnd"/>
-      <w:r>
-        <w:rPr>
-          <w:rFonts w:ascii="Courier New" w:eastAsia="MS Mincho" w:hAnsi="Courier New" w:cs="Times New Roman"/>
-          <w:color w:val="1A1A2E"/>
-          <w:sz w:val="18"/>
-        </w:rPr>
-        <w:t>("0");</w:t>
-      </w:r>
-      <w:r>
-        <w:rPr>
-          <w:rFonts w:ascii="Courier New" w:eastAsia="MS Mincho" w:hAnsi="Courier New" w:cs="Times New Roman"/>
-          <w:color w:val="1A1A2E"/>
-          <w:sz w:val="18"/>
-        </w:rPr>
-        <w:br/>
-        <w:t xml:space="preserve">  </w:t>
-      </w:r>
-      <w:proofErr w:type="spellStart"/>
-      <w:r>
-        <w:rPr>
-          <w:rFonts w:ascii="Courier New" w:eastAsia="MS Mincho" w:hAnsi="Courier New" w:cs="Times New Roman"/>
-          <w:color w:val="1A1A2E"/>
-          <w:sz w:val="18"/>
-        </w:rPr>
-        <w:t>lcd.print</w:t>
-      </w:r>
-      <w:proofErr w:type="spellEnd"/>
-      <w:r>
-        <w:rPr>
-          <w:rFonts w:ascii="Courier New" w:eastAsia="MS Mincho" w:hAnsi="Courier New" w:cs="Times New Roman"/>
-          <w:color w:val="1A1A2E"/>
-          <w:sz w:val="18"/>
-        </w:rPr>
-        <w:t>(m);</w:t>
-      </w:r>
-      <w:r>
-        <w:rPr>
-          <w:rFonts w:ascii="Courier New" w:eastAsia="MS Mincho" w:hAnsi="Courier New" w:cs="Times New Roman"/>
-          <w:color w:val="1A1A2E"/>
-          <w:sz w:val="18"/>
-        </w:rPr>
-        <w:br/>
-        <w:t xml:space="preserve">  </w:t>
-      </w:r>
-      <w:proofErr w:type="spellStart"/>
-      <w:r>
-        <w:rPr>
-          <w:rFonts w:ascii="Courier New" w:eastAsia="MS Mincho" w:hAnsi="Courier New" w:cs="Times New Roman"/>
-          <w:color w:val="1A1A2E"/>
-          <w:sz w:val="18"/>
-        </w:rPr>
-        <w:t>lcd.print</w:t>
-      </w:r>
-      <w:proofErr w:type="spellEnd"/>
-      <w:r>
-        <w:rPr>
-          <w:rFonts w:ascii="Courier New" w:eastAsia="MS Mincho" w:hAnsi="Courier New" w:cs="Times New Roman"/>
-          <w:color w:val="1A1A2E"/>
-          <w:sz w:val="18"/>
-        </w:rPr>
-        <w:t>("   ");</w:t>
-      </w:r>
-      <w:r>
-        <w:rPr>
-          <w:rFonts w:ascii="Courier New" w:eastAsia="MS Mincho" w:hAnsi="Courier New" w:cs="Times New Roman"/>
-          <w:color w:val="1A1A2E"/>
-          <w:sz w:val="18"/>
-        </w:rPr>
-        <w:br/>
-      </w:r>
-      <w:r>
-        <w:rPr>
-          <w:rFonts w:ascii="Courier New" w:eastAsia="MS Mincho" w:hAnsi="Courier New" w:cs="Times New Roman"/>
-          <w:color w:val="1A1A2E"/>
-          <w:sz w:val="18"/>
-        </w:rPr>
-        <w:br/>
-        <w:t xml:space="preserve">  // Morning Alarm  (Change to: h == 7  &amp;&amp; m == 0)</w:t>
-      </w:r>
-      <w:r>
-        <w:rPr>
-          <w:rFonts w:ascii="Courier New" w:eastAsia="MS Mincho" w:hAnsi="Courier New" w:cs="Times New Roman"/>
-          <w:color w:val="1A1A2E"/>
-          <w:sz w:val="18"/>
-        </w:rPr>
-        <w:br/>
-        <w:t xml:space="preserve">  if (h == 15 &amp;&amp; m == 48) {</w:t>
-      </w:r>
-      <w:r>
-        <w:rPr>
-          <w:rFonts w:ascii="Courier New" w:eastAsia="MS Mincho" w:hAnsi="Courier New" w:cs="Times New Roman"/>
-          <w:color w:val="1A1A2E"/>
-          <w:sz w:val="18"/>
-        </w:rPr>
-        <w:br/>
-        <w:t xml:space="preserve">    </w:t>
-      </w:r>
-      <w:proofErr w:type="spellStart"/>
-      <w:r>
-        <w:rPr>
-          <w:rFonts w:ascii="Courier New" w:eastAsia="MS Mincho" w:hAnsi="Courier New" w:cs="Times New Roman"/>
-          <w:color w:val="1A1A2E"/>
-          <w:sz w:val="18"/>
-        </w:rPr>
-        <w:t>runAlarm</w:t>
-      </w:r>
-      <w:proofErr w:type="spellEnd"/>
-      <w:r>
-        <w:rPr>
-          <w:rFonts w:ascii="Courier New" w:eastAsia="MS Mincho" w:hAnsi="Courier New" w:cs="Times New Roman"/>
-          <w:color w:val="1A1A2E"/>
-          <w:sz w:val="18"/>
-        </w:rPr>
-        <w:t>("GOOD MORNING",   "TAKE MEDICINE", LED_MORNING);</w:t>
-      </w:r>
-      <w:r>
-        <w:rPr>
-          <w:rFonts w:ascii="Courier New" w:eastAsia="MS Mincho" w:hAnsi="Courier New" w:cs="Times New Roman"/>
-          <w:color w:val="1A1A2E"/>
-          <w:sz w:val="18"/>
-        </w:rPr>
-        <w:br/>
-        <w:t xml:space="preserve">  }</w:t>
-      </w:r>
-      <w:r>
-        <w:rPr>
-          <w:rFonts w:ascii="Courier New" w:eastAsia="MS Mincho" w:hAnsi="Courier New" w:cs="Times New Roman"/>
-          <w:color w:val="1A1A2E"/>
-          <w:sz w:val="18"/>
-        </w:rPr>
-        <w:br/>
-        <w:t xml:space="preserve">  // Afternoon Alarm (Change to: h == 14 &amp;&amp; m == 0)</w:t>
-      </w:r>
-      <w:r>
-        <w:rPr>
-          <w:rFonts w:ascii="Courier New" w:eastAsia="MS Mincho" w:hAnsi="Courier New" w:cs="Times New Roman"/>
-          <w:color w:val="1A1A2E"/>
-          <w:sz w:val="18"/>
-        </w:rPr>
-        <w:br/>
-        <w:t xml:space="preserve">  else if (h == 15 &amp;&amp; m == 25) {</w:t>
-      </w:r>
-      <w:r>
-        <w:rPr>
-          <w:rFonts w:ascii="Courier New" w:eastAsia="MS Mincho" w:hAnsi="Courier New" w:cs="Times New Roman"/>
-          <w:color w:val="1A1A2E"/>
-          <w:sz w:val="18"/>
-        </w:rPr>
-        <w:br/>
-        <w:t xml:space="preserve">    </w:t>
-      </w:r>
-      <w:proofErr w:type="spellStart"/>
-      <w:r>
-        <w:rPr>
-          <w:rFonts w:ascii="Courier New" w:eastAsia="MS Mincho" w:hAnsi="Courier New" w:cs="Times New Roman"/>
-          <w:color w:val="1A1A2E"/>
-          <w:sz w:val="18"/>
-        </w:rPr>
-        <w:t>runAlarm</w:t>
-      </w:r>
-      <w:proofErr w:type="spellEnd"/>
-      <w:r>
-        <w:rPr>
-          <w:rFonts w:ascii="Courier New" w:eastAsia="MS Mincho" w:hAnsi="Courier New" w:cs="Times New Roman"/>
-          <w:color w:val="1A1A2E"/>
-          <w:sz w:val="18"/>
-        </w:rPr>
-        <w:t>("GOOD AFTERNOON", "TAKE MEDICINE", LED_AFTERNOON);</w:t>
-      </w:r>
-      <w:r>
-        <w:rPr>
-          <w:rFonts w:ascii="Courier New" w:eastAsia="MS Mincho" w:hAnsi="Courier New" w:cs="Times New Roman"/>
-          <w:color w:val="1A1A2E"/>
-          <w:sz w:val="18"/>
-        </w:rPr>
-        <w:br/>
-        <w:t xml:space="preserve">  }</w:t>
-      </w:r>
-      <w:r>
-        <w:rPr>
-          <w:rFonts w:ascii="Courier New" w:eastAsia="MS Mincho" w:hAnsi="Courier New" w:cs="Times New Roman"/>
-          <w:color w:val="1A1A2E"/>
-          <w:sz w:val="18"/>
-        </w:rPr>
-        <w:br/>
-        <w:t xml:space="preserve">  // Night Alarm     (Change to: h == 21 &amp;&amp; m == 0)</w:t>
-      </w:r>
-      <w:r>
-        <w:rPr>
-          <w:rFonts w:ascii="Courier New" w:eastAsia="MS Mincho" w:hAnsi="Courier New" w:cs="Times New Roman"/>
-          <w:color w:val="1A1A2E"/>
-          <w:sz w:val="18"/>
-        </w:rPr>
-        <w:br/>
-        <w:t xml:space="preserve">  else if (h == 15 &amp;&amp; m == 26) {</w:t>
-      </w:r>
-      <w:r>
-        <w:rPr>
-          <w:rFonts w:ascii="Courier New" w:eastAsia="MS Mincho" w:hAnsi="Courier New" w:cs="Times New Roman"/>
-          <w:color w:val="1A1A2E"/>
-          <w:sz w:val="18"/>
-        </w:rPr>
-        <w:br/>
-        <w:t xml:space="preserve">    </w:t>
-      </w:r>
-      <w:proofErr w:type="spellStart"/>
-      <w:r>
-        <w:rPr>
-          <w:rFonts w:ascii="Courier New" w:eastAsia="MS Mincho" w:hAnsi="Courier New" w:cs="Times New Roman"/>
-          <w:color w:val="1A1A2E"/>
-          <w:sz w:val="18"/>
-        </w:rPr>
-        <w:t>runAlarm</w:t>
-      </w:r>
-      <w:proofErr w:type="spellEnd"/>
-      <w:r>
-        <w:rPr>
-          <w:rFonts w:ascii="Courier New" w:eastAsia="MS Mincho" w:hAnsi="Courier New" w:cs="Times New Roman"/>
-          <w:color w:val="1A1A2E"/>
-          <w:sz w:val="18"/>
-        </w:rPr>
-        <w:t>("GOOD NIGHT",     "TAKE MEDICINE", LED_NIGHT);</w:t>
-      </w:r>
-      <w:r>
-        <w:rPr>
-          <w:rFonts w:ascii="Courier New" w:eastAsia="MS Mincho" w:hAnsi="Courier New" w:cs="Times New Roman"/>
-          <w:color w:val="1A1A2E"/>
-          <w:sz w:val="18"/>
-        </w:rPr>
-        <w:br/>
-        <w:t xml:space="preserve">  }</w:t>
-      </w:r>
-      <w:r>
-        <w:rPr>
-          <w:rFonts w:ascii="Courier New" w:eastAsia="MS Mincho" w:hAnsi="Courier New" w:cs="Times New Roman"/>
-          <w:color w:val="1A1A2E"/>
-          <w:sz w:val="18"/>
-        </w:rPr>
-        <w:br/>
-      </w:r>
-      <w:r>
-        <w:rPr>
-          <w:rFonts w:ascii="Courier New" w:eastAsia="MS Mincho" w:hAnsi="Courier New" w:cs="Times New Roman"/>
-          <w:color w:val="1A1A2E"/>
-          <w:sz w:val="18"/>
-        </w:rPr>
-        <w:br/>
-      </w:r>
-      <w:r>
-        <w:rPr>
-          <w:rFonts w:ascii="Courier New" w:eastAsia="MS Mincho" w:hAnsi="Courier New" w:cs="Times New Roman"/>
-          <w:color w:val="1A1A2E"/>
-          <w:sz w:val="18"/>
-        </w:rPr>
-        <w:lastRenderedPageBreak/>
-        <w:t xml:space="preserve">  delay(1000);</w:t>
-      </w:r>
-      <w:r>
-        <w:rPr>
-          <w:rFonts w:ascii="Courier New" w:eastAsia="MS Mincho" w:hAnsi="Courier New" w:cs="Times New Roman"/>
-          <w:color w:val="1A1A2E"/>
-          <w:sz w:val="18"/>
-        </w:rPr>
-        <w:br/>
-        <w:t>}</w:t>
-      </w:r>
-      <w:r>
-        <w:rPr>
-          <w:rFonts w:ascii="Courier New" w:eastAsia="MS Mincho" w:hAnsi="Courier New" w:cs="Times New Roman"/>
-          <w:color w:val="1A1A2E"/>
-          <w:sz w:val="18"/>
-        </w:rPr>
-        <w:br/>
-      </w:r>
-      <w:r>
-        <w:rPr>
-          <w:rFonts w:ascii="Courier New" w:eastAsia="MS Mincho" w:hAnsi="Courier New" w:cs="Times New Roman"/>
-          <w:color w:val="1A1A2E"/>
-          <w:sz w:val="18"/>
-        </w:rPr>
-        <w:br/>
-        <w:t>// ALARM FUNCTION</w:t>
-      </w:r>
-      <w:r>
-        <w:rPr>
-          <w:rFonts w:ascii="Courier New" w:eastAsia="MS Mincho" w:hAnsi="Courier New" w:cs="Times New Roman"/>
-          <w:color w:val="1A1A2E"/>
-          <w:sz w:val="18"/>
-        </w:rPr>
-        <w:br/>
-        <w:t xml:space="preserve">void </w:t>
-      </w:r>
-      <w:proofErr w:type="spellStart"/>
-      <w:r>
-        <w:rPr>
-          <w:rFonts w:ascii="Courier New" w:eastAsia="MS Mincho" w:hAnsi="Courier New" w:cs="Times New Roman"/>
-          <w:color w:val="1A1A2E"/>
-          <w:sz w:val="18"/>
-        </w:rPr>
-        <w:t>runAlarm</w:t>
-      </w:r>
-      <w:proofErr w:type="spellEnd"/>
-      <w:r>
-        <w:rPr>
-          <w:rFonts w:ascii="Courier New" w:eastAsia="MS Mincho" w:hAnsi="Courier New" w:cs="Times New Roman"/>
-          <w:color w:val="1A1A2E"/>
-          <w:sz w:val="18"/>
-        </w:rPr>
-        <w:t xml:space="preserve">(String line1, String line2, int </w:t>
-      </w:r>
-      <w:proofErr w:type="spellStart"/>
-      <w:r>
-        <w:rPr>
-          <w:rFonts w:ascii="Courier New" w:eastAsia="MS Mincho" w:hAnsi="Courier New" w:cs="Times New Roman"/>
-          <w:color w:val="1A1A2E"/>
-          <w:sz w:val="18"/>
-        </w:rPr>
-        <w:t>ledPin</w:t>
-      </w:r>
-      <w:proofErr w:type="spellEnd"/>
-      <w:r>
-        <w:rPr>
-          <w:rFonts w:ascii="Courier New" w:eastAsia="MS Mincho" w:hAnsi="Courier New" w:cs="Times New Roman"/>
-          <w:color w:val="1A1A2E"/>
-          <w:sz w:val="18"/>
-        </w:rPr>
-        <w:t>) {</w:t>
-      </w:r>
-      <w:r>
-        <w:rPr>
-          <w:rFonts w:ascii="Courier New" w:eastAsia="MS Mincho" w:hAnsi="Courier New" w:cs="Times New Roman"/>
-          <w:color w:val="1A1A2E"/>
-          <w:sz w:val="18"/>
-        </w:rPr>
-        <w:br/>
-        <w:t xml:space="preserve">  </w:t>
-      </w:r>
-      <w:proofErr w:type="spellStart"/>
-      <w:r>
-        <w:rPr>
-          <w:rFonts w:ascii="Courier New" w:eastAsia="MS Mincho" w:hAnsi="Courier New" w:cs="Times New Roman"/>
-          <w:color w:val="1A1A2E"/>
-          <w:sz w:val="18"/>
-        </w:rPr>
-        <w:t>lcd.clear</w:t>
-      </w:r>
-      <w:proofErr w:type="spellEnd"/>
-      <w:r>
-        <w:rPr>
-          <w:rFonts w:ascii="Courier New" w:eastAsia="MS Mincho" w:hAnsi="Courier New" w:cs="Times New Roman"/>
-          <w:color w:val="1A1A2E"/>
-          <w:sz w:val="18"/>
-        </w:rPr>
-        <w:t>();</w:t>
-      </w:r>
-      <w:r>
-        <w:rPr>
-          <w:rFonts w:ascii="Courier New" w:eastAsia="MS Mincho" w:hAnsi="Courier New" w:cs="Times New Roman"/>
-          <w:color w:val="1A1A2E"/>
-          <w:sz w:val="18"/>
-        </w:rPr>
-        <w:br/>
-        <w:t xml:space="preserve">  </w:t>
-      </w:r>
-      <w:proofErr w:type="spellStart"/>
-      <w:r>
-        <w:rPr>
-          <w:rFonts w:ascii="Courier New" w:eastAsia="MS Mincho" w:hAnsi="Courier New" w:cs="Times New Roman"/>
-          <w:color w:val="1A1A2E"/>
-          <w:sz w:val="18"/>
-        </w:rPr>
-        <w:t>lcd.setCursor</w:t>
-      </w:r>
-      <w:proofErr w:type="spellEnd"/>
-      <w:r>
-        <w:rPr>
-          <w:rFonts w:ascii="Courier New" w:eastAsia="MS Mincho" w:hAnsi="Courier New" w:cs="Times New Roman"/>
-          <w:color w:val="1A1A2E"/>
-          <w:sz w:val="18"/>
-        </w:rPr>
-        <w:t>(0, 0);</w:t>
-      </w:r>
-      <w:r>
-        <w:rPr>
-          <w:rFonts w:ascii="Courier New" w:eastAsia="MS Mincho" w:hAnsi="Courier New" w:cs="Times New Roman"/>
-          <w:color w:val="1A1A2E"/>
-          <w:sz w:val="18"/>
-        </w:rPr>
-        <w:br/>
-        <w:t xml:space="preserve">  </w:t>
-      </w:r>
-      <w:proofErr w:type="spellStart"/>
-      <w:r>
-        <w:rPr>
-          <w:rFonts w:ascii="Courier New" w:eastAsia="MS Mincho" w:hAnsi="Courier New" w:cs="Times New Roman"/>
-          <w:color w:val="1A1A2E"/>
-          <w:sz w:val="18"/>
-        </w:rPr>
-        <w:t>lcd.print</w:t>
-      </w:r>
-      <w:proofErr w:type="spellEnd"/>
-      <w:r>
-        <w:rPr>
-          <w:rFonts w:ascii="Courier New" w:eastAsia="MS Mincho" w:hAnsi="Courier New" w:cs="Times New Roman"/>
-          <w:color w:val="1A1A2E"/>
-          <w:sz w:val="18"/>
-        </w:rPr>
-        <w:t>(line1);</w:t>
-      </w:r>
-      <w:r>
-        <w:rPr>
-          <w:rFonts w:ascii="Courier New" w:eastAsia="MS Mincho" w:hAnsi="Courier New" w:cs="Times New Roman"/>
-          <w:color w:val="1A1A2E"/>
-          <w:sz w:val="18"/>
-        </w:rPr>
-        <w:br/>
-        <w:t xml:space="preserve">  </w:t>
-      </w:r>
-      <w:proofErr w:type="spellStart"/>
-      <w:r>
-        <w:rPr>
-          <w:rFonts w:ascii="Courier New" w:eastAsia="MS Mincho" w:hAnsi="Courier New" w:cs="Times New Roman"/>
-          <w:color w:val="1A1A2E"/>
-          <w:sz w:val="18"/>
-        </w:rPr>
-        <w:t>lcd.setCursor</w:t>
-      </w:r>
-      <w:proofErr w:type="spellEnd"/>
-      <w:r>
-        <w:rPr>
-          <w:rFonts w:ascii="Courier New" w:eastAsia="MS Mincho" w:hAnsi="Courier New" w:cs="Times New Roman"/>
-          <w:color w:val="1A1A2E"/>
-          <w:sz w:val="18"/>
-        </w:rPr>
-        <w:t>(0, 1);</w:t>
-      </w:r>
-      <w:r>
-        <w:rPr>
-          <w:rFonts w:ascii="Courier New" w:eastAsia="MS Mincho" w:hAnsi="Courier New" w:cs="Times New Roman"/>
-          <w:color w:val="1A1A2E"/>
-          <w:sz w:val="18"/>
-        </w:rPr>
-        <w:br/>
-        <w:t xml:space="preserve">  </w:t>
-      </w:r>
-      <w:proofErr w:type="spellStart"/>
-      <w:r>
-        <w:rPr>
-          <w:rFonts w:ascii="Courier New" w:eastAsia="MS Mincho" w:hAnsi="Courier New" w:cs="Times New Roman"/>
-          <w:color w:val="1A1A2E"/>
-          <w:sz w:val="18"/>
-        </w:rPr>
-        <w:t>lcd.print</w:t>
-      </w:r>
-      <w:proofErr w:type="spellEnd"/>
-      <w:r>
-        <w:rPr>
-          <w:rFonts w:ascii="Courier New" w:eastAsia="MS Mincho" w:hAnsi="Courier New" w:cs="Times New Roman"/>
-          <w:color w:val="1A1A2E"/>
-          <w:sz w:val="18"/>
-        </w:rPr>
-        <w:t>(line2);</w:t>
-      </w:r>
-      <w:r>
-        <w:rPr>
-          <w:rFonts w:ascii="Courier New" w:eastAsia="MS Mincho" w:hAnsi="Courier New" w:cs="Times New Roman"/>
-          <w:color w:val="1A1A2E"/>
-          <w:sz w:val="18"/>
-        </w:rPr>
-        <w:br/>
-      </w:r>
-      <w:r>
-        <w:rPr>
-          <w:rFonts w:ascii="Courier New" w:eastAsia="MS Mincho" w:hAnsi="Courier New" w:cs="Times New Roman"/>
-          <w:color w:val="1A1A2E"/>
-          <w:sz w:val="18"/>
-        </w:rPr>
-        <w:br/>
-        <w:t xml:space="preserve">  for (int </w:t>
-      </w:r>
-      <w:proofErr w:type="spellStart"/>
-      <w:r>
-        <w:rPr>
-          <w:rFonts w:ascii="Courier New" w:eastAsia="MS Mincho" w:hAnsi="Courier New" w:cs="Times New Roman"/>
-          <w:color w:val="1A1A2E"/>
-          <w:sz w:val="18"/>
-        </w:rPr>
-        <w:t>i</w:t>
-      </w:r>
-      <w:proofErr w:type="spellEnd"/>
-      <w:r>
-        <w:rPr>
-          <w:rFonts w:ascii="Courier New" w:eastAsia="MS Mincho" w:hAnsi="Courier New" w:cs="Times New Roman"/>
-          <w:color w:val="1A1A2E"/>
-          <w:sz w:val="18"/>
-        </w:rPr>
-        <w:t xml:space="preserve"> = 0; </w:t>
-      </w:r>
-      <w:proofErr w:type="spellStart"/>
-      <w:r>
-        <w:rPr>
-          <w:rFonts w:ascii="Courier New" w:eastAsia="MS Mincho" w:hAnsi="Courier New" w:cs="Times New Roman"/>
-          <w:color w:val="1A1A2E"/>
-          <w:sz w:val="18"/>
-        </w:rPr>
-        <w:t>i</w:t>
-      </w:r>
-      <w:proofErr w:type="spellEnd"/>
-      <w:r>
-        <w:rPr>
-          <w:rFonts w:ascii="Courier New" w:eastAsia="MS Mincho" w:hAnsi="Courier New" w:cs="Times New Roman"/>
-          <w:color w:val="1A1A2E"/>
-          <w:sz w:val="18"/>
-        </w:rPr>
-        <w:t xml:space="preserve"> &lt; 3; </w:t>
-      </w:r>
-      <w:proofErr w:type="spellStart"/>
-      <w:r>
-        <w:rPr>
-          <w:rFonts w:ascii="Courier New" w:eastAsia="MS Mincho" w:hAnsi="Courier New" w:cs="Times New Roman"/>
-          <w:color w:val="1A1A2E"/>
-          <w:sz w:val="18"/>
-        </w:rPr>
-        <w:t>i</w:t>
-      </w:r>
-      <w:proofErr w:type="spellEnd"/>
-      <w:r>
-        <w:rPr>
-          <w:rFonts w:ascii="Courier New" w:eastAsia="MS Mincho" w:hAnsi="Courier New" w:cs="Times New Roman"/>
-          <w:color w:val="1A1A2E"/>
-          <w:sz w:val="18"/>
-        </w:rPr>
-        <w:t>++) {   // 3 cycles (~21 seconds total)</w:t>
-      </w:r>
-      <w:r>
-        <w:rPr>
-          <w:rFonts w:ascii="Courier New" w:eastAsia="MS Mincho" w:hAnsi="Courier New" w:cs="Times New Roman"/>
-          <w:color w:val="1A1A2E"/>
-          <w:sz w:val="18"/>
-        </w:rPr>
-        <w:br/>
-        <w:t xml:space="preserve">    </w:t>
-      </w:r>
-      <w:proofErr w:type="spellStart"/>
-      <w:r>
-        <w:rPr>
-          <w:rFonts w:ascii="Courier New" w:eastAsia="MS Mincho" w:hAnsi="Courier New" w:cs="Times New Roman"/>
-          <w:color w:val="1A1A2E"/>
-          <w:sz w:val="18"/>
-        </w:rPr>
-        <w:t>digitalWrite</w:t>
-      </w:r>
-      <w:proofErr w:type="spellEnd"/>
-      <w:r>
-        <w:rPr>
-          <w:rFonts w:ascii="Courier New" w:eastAsia="MS Mincho" w:hAnsi="Courier New" w:cs="Times New Roman"/>
-          <w:color w:val="1A1A2E"/>
-          <w:sz w:val="18"/>
-        </w:rPr>
-        <w:t>(</w:t>
-      </w:r>
-      <w:proofErr w:type="spellStart"/>
-      <w:r>
-        <w:rPr>
-          <w:rFonts w:ascii="Courier New" w:eastAsia="MS Mincho" w:hAnsi="Courier New" w:cs="Times New Roman"/>
-          <w:color w:val="1A1A2E"/>
-          <w:sz w:val="18"/>
-        </w:rPr>
-        <w:t>ledPin</w:t>
-      </w:r>
-      <w:proofErr w:type="spellEnd"/>
-      <w:r>
-        <w:rPr>
-          <w:rFonts w:ascii="Courier New" w:eastAsia="MS Mincho" w:hAnsi="Courier New" w:cs="Times New Roman"/>
-          <w:color w:val="1A1A2E"/>
-          <w:sz w:val="18"/>
-        </w:rPr>
-        <w:t>,  HIGH);</w:t>
-      </w:r>
-      <w:r>
-        <w:rPr>
-          <w:rFonts w:ascii="Courier New" w:eastAsia="MS Mincho" w:hAnsi="Courier New" w:cs="Times New Roman"/>
-          <w:color w:val="1A1A2E"/>
-          <w:sz w:val="18"/>
-        </w:rPr>
-        <w:br/>
-        <w:t xml:space="preserve">    </w:t>
-      </w:r>
-      <w:proofErr w:type="spellStart"/>
-      <w:r>
-        <w:rPr>
-          <w:rFonts w:ascii="Courier New" w:eastAsia="MS Mincho" w:hAnsi="Courier New" w:cs="Times New Roman"/>
-          <w:color w:val="1A1A2E"/>
-          <w:sz w:val="18"/>
-        </w:rPr>
-        <w:t>digitalWrite</w:t>
-      </w:r>
-      <w:proofErr w:type="spellEnd"/>
-      <w:r>
-        <w:rPr>
-          <w:rFonts w:ascii="Courier New" w:eastAsia="MS Mincho" w:hAnsi="Courier New" w:cs="Times New Roman"/>
-          <w:color w:val="1A1A2E"/>
-          <w:sz w:val="18"/>
-        </w:rPr>
-        <w:t>(BUZZER,  HIGH);</w:t>
-      </w:r>
-      <w:r>
-        <w:rPr>
-          <w:rFonts w:ascii="Courier New" w:eastAsia="MS Mincho" w:hAnsi="Courier New" w:cs="Times New Roman"/>
-          <w:color w:val="1A1A2E"/>
-          <w:sz w:val="18"/>
-        </w:rPr>
-        <w:br/>
-        <w:t xml:space="preserve">    delay(5000);                   // Buzzer ON 5 sec</w:t>
-      </w:r>
-      <w:r>
-        <w:rPr>
-          <w:rFonts w:ascii="Courier New" w:eastAsia="MS Mincho" w:hAnsi="Courier New" w:cs="Times New Roman"/>
-          <w:color w:val="1A1A2E"/>
-          <w:sz w:val="18"/>
-        </w:rPr>
-        <w:br/>
-        <w:t xml:space="preserve">    </w:t>
-      </w:r>
-      <w:proofErr w:type="spellStart"/>
-      <w:r>
-        <w:rPr>
-          <w:rFonts w:ascii="Courier New" w:eastAsia="MS Mincho" w:hAnsi="Courier New" w:cs="Times New Roman"/>
-          <w:color w:val="1A1A2E"/>
-          <w:sz w:val="18"/>
-        </w:rPr>
-        <w:t>digitalWrite</w:t>
-      </w:r>
-      <w:proofErr w:type="spellEnd"/>
-      <w:r>
-        <w:rPr>
-          <w:rFonts w:ascii="Courier New" w:eastAsia="MS Mincho" w:hAnsi="Courier New" w:cs="Times New Roman"/>
-          <w:color w:val="1A1A2E"/>
-          <w:sz w:val="18"/>
-        </w:rPr>
-        <w:t>(BUZZER,  LOW);</w:t>
-      </w:r>
-      <w:r>
-        <w:rPr>
-          <w:rFonts w:ascii="Courier New" w:eastAsia="MS Mincho" w:hAnsi="Courier New" w:cs="Times New Roman"/>
-          <w:color w:val="1A1A2E"/>
-          <w:sz w:val="18"/>
-        </w:rPr>
-        <w:br/>
-        <w:t xml:space="preserve">    delay(2000);                   // Buzzer OFF 2 sec</w:t>
-      </w:r>
-      <w:r>
-        <w:rPr>
-          <w:rFonts w:ascii="Courier New" w:eastAsia="MS Mincho" w:hAnsi="Courier New" w:cs="Times New Roman"/>
-          <w:color w:val="1A1A2E"/>
-          <w:sz w:val="18"/>
-        </w:rPr>
-        <w:br/>
-        <w:t xml:space="preserve">    </w:t>
-      </w:r>
-      <w:proofErr w:type="spellStart"/>
-      <w:r>
-        <w:rPr>
-          <w:rFonts w:ascii="Courier New" w:eastAsia="MS Mincho" w:hAnsi="Courier New" w:cs="Times New Roman"/>
-          <w:color w:val="1A1A2E"/>
-          <w:sz w:val="18"/>
-        </w:rPr>
-        <w:t>digitalWrite</w:t>
-      </w:r>
-      <w:proofErr w:type="spellEnd"/>
-      <w:r>
-        <w:rPr>
-          <w:rFonts w:ascii="Courier New" w:eastAsia="MS Mincho" w:hAnsi="Courier New" w:cs="Times New Roman"/>
-          <w:color w:val="1A1A2E"/>
-          <w:sz w:val="18"/>
-        </w:rPr>
-        <w:t>(BUZZER,  HIGH);</w:t>
-      </w:r>
-      <w:r>
-        <w:rPr>
-          <w:rFonts w:ascii="Courier New" w:eastAsia="MS Mincho" w:hAnsi="Courier New" w:cs="Times New Roman"/>
-          <w:color w:val="1A1A2E"/>
-          <w:sz w:val="18"/>
-        </w:rPr>
-        <w:br/>
-        <w:t xml:space="preserve">    delay(5000);                   // Buzzer ON 5 sec</w:t>
-      </w:r>
-      <w:r>
-        <w:rPr>
-          <w:rFonts w:ascii="Courier New" w:eastAsia="MS Mincho" w:hAnsi="Courier New" w:cs="Times New Roman"/>
-          <w:color w:val="1A1A2E"/>
-          <w:sz w:val="18"/>
-        </w:rPr>
-        <w:br/>
-        <w:t xml:space="preserve">    </w:t>
-      </w:r>
-      <w:proofErr w:type="spellStart"/>
-      <w:r>
-        <w:rPr>
-          <w:rFonts w:ascii="Courier New" w:eastAsia="MS Mincho" w:hAnsi="Courier New" w:cs="Times New Roman"/>
-          <w:color w:val="1A1A2E"/>
-          <w:sz w:val="18"/>
-        </w:rPr>
-        <w:t>digitalWrite</w:t>
-      </w:r>
-      <w:proofErr w:type="spellEnd"/>
-      <w:r>
-        <w:rPr>
-          <w:rFonts w:ascii="Courier New" w:eastAsia="MS Mincho" w:hAnsi="Courier New" w:cs="Times New Roman"/>
-          <w:color w:val="1A1A2E"/>
-          <w:sz w:val="18"/>
-        </w:rPr>
-        <w:t>(BUZZER,  LOW);</w:t>
-      </w:r>
-      <w:r>
-        <w:rPr>
-          <w:rFonts w:ascii="Courier New" w:eastAsia="MS Mincho" w:hAnsi="Courier New" w:cs="Times New Roman"/>
-          <w:color w:val="1A1A2E"/>
-          <w:sz w:val="18"/>
-        </w:rPr>
-        <w:br/>
-        <w:t xml:space="preserve">    delay(2000);                   // Buzzer OFF 2 sec</w:t>
-      </w:r>
-      <w:r>
-        <w:rPr>
-          <w:rFonts w:ascii="Courier New" w:eastAsia="MS Mincho" w:hAnsi="Courier New" w:cs="Times New Roman"/>
-          <w:color w:val="1A1A2E"/>
-          <w:sz w:val="18"/>
-        </w:rPr>
-        <w:br/>
-        <w:t xml:space="preserve">  }</w:t>
-      </w:r>
-      <w:r>
-        <w:rPr>
-          <w:rFonts w:ascii="Courier New" w:eastAsia="MS Mincho" w:hAnsi="Courier New" w:cs="Times New Roman"/>
-          <w:color w:val="1A1A2E"/>
-          <w:sz w:val="18"/>
-        </w:rPr>
-        <w:br/>
-      </w:r>
-      <w:r>
-        <w:rPr>
-          <w:rFonts w:ascii="Courier New" w:eastAsia="MS Mincho" w:hAnsi="Courier New" w:cs="Times New Roman"/>
-          <w:color w:val="1A1A2E"/>
-          <w:sz w:val="18"/>
-        </w:rPr>
-        <w:br/>
-        <w:t xml:space="preserve">  </w:t>
-      </w:r>
-      <w:proofErr w:type="spellStart"/>
-      <w:r>
-        <w:rPr>
-          <w:rFonts w:ascii="Courier New" w:eastAsia="MS Mincho" w:hAnsi="Courier New" w:cs="Times New Roman"/>
-          <w:color w:val="1A1A2E"/>
-          <w:sz w:val="18"/>
-        </w:rPr>
-        <w:t>allOff</w:t>
-      </w:r>
-      <w:proofErr w:type="spellEnd"/>
-      <w:r>
-        <w:rPr>
-          <w:rFonts w:ascii="Courier New" w:eastAsia="MS Mincho" w:hAnsi="Courier New" w:cs="Times New Roman"/>
-          <w:color w:val="1A1A2E"/>
-          <w:sz w:val="18"/>
-        </w:rPr>
-        <w:t>();</w:t>
-      </w:r>
-      <w:r>
-        <w:rPr>
-          <w:rFonts w:ascii="Courier New" w:eastAsia="MS Mincho" w:hAnsi="Courier New" w:cs="Times New Roman"/>
-          <w:color w:val="1A1A2E"/>
-          <w:sz w:val="18"/>
-        </w:rPr>
-        <w:br/>
-        <w:t xml:space="preserve">  </w:t>
-      </w:r>
-      <w:proofErr w:type="spellStart"/>
-      <w:r>
-        <w:rPr>
-          <w:rFonts w:ascii="Courier New" w:eastAsia="MS Mincho" w:hAnsi="Courier New" w:cs="Times New Roman"/>
-          <w:color w:val="1A1A2E"/>
-          <w:sz w:val="18"/>
-        </w:rPr>
-        <w:t>lcd.clear</w:t>
-      </w:r>
-      <w:proofErr w:type="spellEnd"/>
-      <w:r>
-        <w:rPr>
-          <w:rFonts w:ascii="Courier New" w:eastAsia="MS Mincho" w:hAnsi="Courier New" w:cs="Times New Roman"/>
-          <w:color w:val="1A1A2E"/>
-          <w:sz w:val="18"/>
-        </w:rPr>
-        <w:t>();</w:t>
-      </w:r>
-      <w:r>
-        <w:rPr>
-          <w:rFonts w:ascii="Courier New" w:eastAsia="MS Mincho" w:hAnsi="Courier New" w:cs="Times New Roman"/>
-          <w:color w:val="1A1A2E"/>
-          <w:sz w:val="18"/>
-        </w:rPr>
-        <w:br/>
-        <w:t>}</w:t>
-      </w:r>
-      <w:r>
-        <w:rPr>
-          <w:rFonts w:ascii="Courier New" w:eastAsia="MS Mincho" w:hAnsi="Courier New" w:cs="Times New Roman"/>
-          <w:color w:val="1A1A2E"/>
-          <w:sz w:val="18"/>
-        </w:rPr>
-        <w:br/>
-      </w:r>
-      <w:r>
-        <w:rPr>
-          <w:rFonts w:ascii="Courier New" w:eastAsia="MS Mincho" w:hAnsi="Courier New" w:cs="Times New Roman"/>
-          <w:color w:val="1A1A2E"/>
-          <w:sz w:val="18"/>
-        </w:rPr>
-        <w:br/>
-        <w:t>// ALL OFF FUNCTION</w:t>
-      </w:r>
-      <w:r>
-        <w:rPr>
-          <w:rFonts w:ascii="Courier New" w:eastAsia="MS Mincho" w:hAnsi="Courier New" w:cs="Times New Roman"/>
-          <w:color w:val="1A1A2E"/>
-          <w:sz w:val="18"/>
-        </w:rPr>
-        <w:br/>
-        <w:t xml:space="preserve">void </w:t>
-      </w:r>
-      <w:proofErr w:type="spellStart"/>
-      <w:r>
-        <w:rPr>
-          <w:rFonts w:ascii="Courier New" w:eastAsia="MS Mincho" w:hAnsi="Courier New" w:cs="Times New Roman"/>
-          <w:color w:val="1A1A2E"/>
-          <w:sz w:val="18"/>
-        </w:rPr>
-        <w:t>allOff</w:t>
-      </w:r>
-      <w:proofErr w:type="spellEnd"/>
-      <w:r>
-        <w:rPr>
-          <w:rFonts w:ascii="Courier New" w:eastAsia="MS Mincho" w:hAnsi="Courier New" w:cs="Times New Roman"/>
-          <w:color w:val="1A1A2E"/>
-          <w:sz w:val="18"/>
-        </w:rPr>
-        <w:t>() {</w:t>
-      </w:r>
-      <w:r>
-        <w:rPr>
-          <w:rFonts w:ascii="Courier New" w:eastAsia="MS Mincho" w:hAnsi="Courier New" w:cs="Times New Roman"/>
-          <w:color w:val="1A1A2E"/>
-          <w:sz w:val="18"/>
-        </w:rPr>
-        <w:br/>
-        <w:t xml:space="preserve">  </w:t>
-      </w:r>
-      <w:proofErr w:type="spellStart"/>
-      <w:r>
-        <w:rPr>
-          <w:rFonts w:ascii="Courier New" w:eastAsia="MS Mincho" w:hAnsi="Courier New" w:cs="Times New Roman"/>
-          <w:color w:val="1A1A2E"/>
-          <w:sz w:val="18"/>
-        </w:rPr>
-        <w:t>digitalWrite</w:t>
-      </w:r>
-      <w:proofErr w:type="spellEnd"/>
-      <w:r>
-        <w:rPr>
-          <w:rFonts w:ascii="Courier New" w:eastAsia="MS Mincho" w:hAnsi="Courier New" w:cs="Times New Roman"/>
-          <w:color w:val="1A1A2E"/>
-          <w:sz w:val="18"/>
-        </w:rPr>
-        <w:t>(LED_MORNING,   LOW);</w:t>
-      </w:r>
-      <w:r>
-        <w:rPr>
-          <w:rFonts w:ascii="Courier New" w:eastAsia="MS Mincho" w:hAnsi="Courier New" w:cs="Times New Roman"/>
-          <w:color w:val="1A1A2E"/>
-          <w:sz w:val="18"/>
-        </w:rPr>
-        <w:br/>
-        <w:t xml:space="preserve">  </w:t>
-      </w:r>
-      <w:proofErr w:type="spellStart"/>
-      <w:r>
-        <w:rPr>
-          <w:rFonts w:ascii="Courier New" w:eastAsia="MS Mincho" w:hAnsi="Courier New" w:cs="Times New Roman"/>
-          <w:color w:val="1A1A2E"/>
-          <w:sz w:val="18"/>
-        </w:rPr>
-        <w:t>digitalWrite</w:t>
-      </w:r>
-      <w:proofErr w:type="spellEnd"/>
-      <w:r>
-        <w:rPr>
-          <w:rFonts w:ascii="Courier New" w:eastAsia="MS Mincho" w:hAnsi="Courier New" w:cs="Times New Roman"/>
-          <w:color w:val="1A1A2E"/>
-          <w:sz w:val="18"/>
-        </w:rPr>
-        <w:t>(LED_AFTERNOON, LOW);</w:t>
-      </w:r>
-      <w:r>
-        <w:rPr>
-          <w:rFonts w:ascii="Courier New" w:eastAsia="MS Mincho" w:hAnsi="Courier New" w:cs="Times New Roman"/>
-          <w:color w:val="1A1A2E"/>
-          <w:sz w:val="18"/>
-        </w:rPr>
-        <w:br/>
-        <w:t xml:space="preserve">  </w:t>
-      </w:r>
-      <w:proofErr w:type="spellStart"/>
-      <w:r>
-        <w:rPr>
-          <w:rFonts w:ascii="Courier New" w:eastAsia="MS Mincho" w:hAnsi="Courier New" w:cs="Times New Roman"/>
-          <w:color w:val="1A1A2E"/>
-          <w:sz w:val="18"/>
-        </w:rPr>
-        <w:t>digitalWrite</w:t>
-      </w:r>
-      <w:proofErr w:type="spellEnd"/>
-      <w:r>
-        <w:rPr>
-          <w:rFonts w:ascii="Courier New" w:eastAsia="MS Mincho" w:hAnsi="Courier New" w:cs="Times New Roman"/>
-          <w:color w:val="1A1A2E"/>
-          <w:sz w:val="18"/>
-        </w:rPr>
-        <w:t>(LED_NIGHT,     LOW);</w:t>
-      </w:r>
-      <w:r>
-        <w:rPr>
-          <w:rFonts w:ascii="Courier New" w:eastAsia="MS Mincho" w:hAnsi="Courier New" w:cs="Times New Roman"/>
-          <w:color w:val="1A1A2E"/>
-          <w:sz w:val="18"/>
-        </w:rPr>
-        <w:br/>
-        <w:t xml:space="preserve">  </w:t>
-      </w:r>
-      <w:proofErr w:type="spellStart"/>
-      <w:r>
-        <w:rPr>
-          <w:rFonts w:ascii="Courier New" w:eastAsia="MS Mincho" w:hAnsi="Courier New" w:cs="Times New Roman"/>
-          <w:color w:val="1A1A2E"/>
-          <w:sz w:val="18"/>
-        </w:rPr>
-        <w:t>digitalWrite</w:t>
-      </w:r>
-      <w:proofErr w:type="spellEnd"/>
-      <w:r>
-        <w:rPr>
-          <w:rFonts w:ascii="Courier New" w:eastAsia="MS Mincho" w:hAnsi="Courier New" w:cs="Times New Roman"/>
-          <w:color w:val="1A1A2E"/>
-          <w:sz w:val="18"/>
-        </w:rPr>
-        <w:t>(BUZZER,        LOW);</w:t>
-      </w:r>
-      <w:r>
-        <w:rPr>
-          <w:rFonts w:ascii="Courier New" w:eastAsia="MS Mincho" w:hAnsi="Courier New" w:cs="Times New Roman"/>
-          <w:color w:val="1A1A2E"/>
-          <w:sz w:val="18"/>
-        </w:rPr>
-        <w:br/>
-        <w:t>}</w:t>
-      </w:r>
-    </w:p>
-    <w:p>
-      <w:pPr>
-        <w:jc w:val="both"/>
-        <w:rPr>
-          <w:sz w:val="24"/>
-          <w:szCs w:val="24"/>
-        </w:rPr>
-      </w:pPr>
-    </w:p>
-    <w:p>
-      <w:pPr>
-        <w:jc w:val="both"/>
-        <w:rPr>
-          <w:sz w:val="24"/>
-          <w:szCs w:val="24"/>
-        </w:rPr>
-      </w:pPr>
-    </w:p>
-    <w:p>
-      <w:pPr>
-        <w:jc w:val="both"/>
-        <w:rPr>
-          <w:sz w:val="24"/>
-          <w:szCs w:val="24"/>
-        </w:rPr>
-      </w:pPr>
-    </w:p>
-    <w:p>
-      <w:pPr>
-        <w:jc w:val="both"/>
-        <w:rPr>
-          <w:sz w:val="24"/>
-          <w:szCs w:val="24"/>
-        </w:rPr>
-      </w:pPr>
-    </w:p>
-    <w:p>
-      <w:pPr>
-        <w:jc w:val="both"/>
-        <w:rPr>
-          <w:sz w:val="24"/>
-          <w:szCs w:val="24"/>
-        </w:rPr>
-      </w:pPr>
-    </w:p>
-    <w:p>
-      <w:pPr>
-        <w:jc w:val="both"/>
-        <w:rPr>
-          <w:sz w:val="24"/>
-          <w:szCs w:val="24"/>
-        </w:rPr>
-      </w:pPr>
-    </w:p>
-    <w:p>
-      <w:pPr>
-        <w:jc w:val="both"/>
-        <w:rPr>
-          <w:sz w:val="24"/>
-          <w:szCs w:val="24"/>
-        </w:rPr>
-      </w:pPr>
-    </w:p>
-    <w:p>
-      <w:pPr>
-        <w:jc w:val="both"/>
-        <w:rPr>
-          <w:sz w:val="24"/>
-          <w:szCs w:val="24"/>
-        </w:rPr>
-      </w:pPr>
-    </w:p>
-    <w:p>
-      <w:pPr>
-        <w:jc w:val="both"/>
-        <w:rPr>
-          <w:sz w:val="24"/>
-          <w:szCs w:val="24"/>
-        </w:rPr>
-      </w:pPr>
-    </w:p>
-    <w:p>
-      <w:pPr>
-        <w:jc w:val="both"/>
-        <w:rPr>
-          <w:sz w:val="24"/>
-          <w:szCs w:val="24"/>
-        </w:rPr>
-      </w:pPr>
-    </w:p>
-    <w:p>
-      <w:pPr>
-        <w:pBdr>
-          <w:bottom w:val="single" w:sz="4" w:space="1" w:color="auto"/>
-        </w:pBdr>
+      </w:pPr>
+      <w:r>
         <w:rPr>
           <w:b/>
           <w:sz w:val="28"/>
           <w:szCs w:val="28"/>
         </w:rPr>
-      </w:pPr>
-      <w:r>
-        <w:rPr>
-          <w:b/>
-          <w:sz w:val="28"/>
-          <w:szCs w:val="28"/>
-        </w:rPr>
         <w:lastRenderedPageBreak/>
-        <w:t>8</w:t>
-      </w:r>
-      <w:r>
-        <w:rPr>
-          <w:b/>
-          <w:sz w:val="28"/>
-          <w:szCs w:val="28"/>
-        </w:rPr>
-        <w:t>.</w:t>
+        <w:t>8.</w:t>
       </w:r>
       <w:r>
         <w:t xml:space="preserve"> </w:t>
@@ -6725,15 +6587,7 @@
           <w:sz w:val="28"/>
           <w:szCs w:val="28"/>
         </w:rPr>
-        <w:t>9</w:t>
-      </w:r>
-      <w:r>
-        <w:rPr>
-          <w:b/>
-          <w:sz w:val="28"/>
-          <w:szCs w:val="28"/>
-        </w:rPr>
-        <w:t>.</w:t>
+        <w:t>9.</w:t>
       </w:r>
       <w:r>
         <w:t xml:space="preserve"> </w:t>
@@ -7445,7 +7299,7 @@
           <w:szCs w:val="24"/>
         </w:rPr>
       </w:pPr>
-      <w:bookmarkStart w:id="0" w:name="_Hlk230290315"/>
+      <w:bookmarkStart w:id="1" w:name="_Hlk230290315"/>
       <w:r>
         <w:rPr>
           <w:b/>
@@ -7453,7 +7307,10 @@
           <w:szCs w:val="28"/>
         </w:rPr>
         <w:lastRenderedPageBreak/>
-        <w:t>10</w:t>
+        <w:t>10.</w:t>
+      </w:r>
+      <w:r>
+        <w:t xml:space="preserve"> </w:t>
       </w:r>
       <w:r>
         <w:rPr>
@@ -7461,141 +7318,120 @@
           <w:sz w:val="28"/>
           <w:szCs w:val="28"/>
         </w:rPr>
-        <w:t>.</w:t>
-      </w:r>
-      <w:r>
-        <w:t xml:space="preserve"> </w:t>
-      </w:r>
+        <w:t>CONCLUSION</w:t>
+      </w:r>
+      <w:bookmarkEnd w:id="1"/>
+    </w:p>
+    <w:p>
+      <w:pPr>
+        <w:rPr>
+          <w:sz w:val="24"/>
+          <w:szCs w:val="24"/>
+        </w:rPr>
+      </w:pPr>
+      <w:r>
+        <w:rPr>
+          <w:sz w:val="24"/>
+          <w:szCs w:val="24"/>
+        </w:rPr>
+        <w:t>The Medicine Reminder Box project successfully demonstrates a practical and cost-effective application of Internet of Things technology in the healthcare domain. By integrating an ESP32 microcontroller, DS3231 RTC module, 16x2 I2C LCD display, three color-coded LEDs, and an active buzzer, the system provides reliable, time-based medication reminders three times daily.</w:t>
+      </w:r>
+    </w:p>
+    <w:p>
+      <w:pPr>
+        <w:rPr>
+          <w:sz w:val="24"/>
+          <w:szCs w:val="24"/>
+        </w:rPr>
+      </w:pPr>
+    </w:p>
+    <w:p>
+      <w:pPr>
+        <w:rPr>
+          <w:sz w:val="24"/>
+          <w:szCs w:val="24"/>
+        </w:rPr>
+      </w:pPr>
+      <w:r>
+        <w:rPr>
+          <w:sz w:val="24"/>
+          <w:szCs w:val="24"/>
+        </w:rPr>
+        <w:t>The project achieves all its stated objectives: accurate time tracking without internet dependency, distinct visual indicators for morning, afternoon, and night reminders, clear audio alerts via buzzer, and user-friendly messages on the LCD display. The entire system is housed within a compact medicine storage box, making it a complete, self-contained solution.</w:t>
+      </w:r>
+    </w:p>
+    <w:p>
+      <w:pPr>
+        <w:rPr>
+          <w:sz w:val="24"/>
+          <w:szCs w:val="24"/>
+        </w:rPr>
+      </w:pPr>
+    </w:p>
+    <w:p>
+      <w:pPr>
+        <w:rPr>
+          <w:sz w:val="24"/>
+          <w:szCs w:val="24"/>
+        </w:rPr>
+      </w:pPr>
+      <w:r>
+        <w:rPr>
+          <w:sz w:val="24"/>
+          <w:szCs w:val="24"/>
+        </w:rPr>
+        <w:t>This project lays a strong foundation for more advanced healthcare IoT applications. With the addition of wireless connectivity, mobile notifications, and smart compartment sensors, it can evolve into a comprehensive smart medicine management system. It serves both as a functional prototype for real-world deployment and as an educational demonstration of embedded systems, I2C communication, real-time clock integration, and event-driven programming.</w:t>
+      </w:r>
+    </w:p>
+    <w:p>
+      <w:pPr>
+        <w:rPr>
+          <w:sz w:val="24"/>
+          <w:szCs w:val="24"/>
+        </w:rPr>
+      </w:pPr>
+    </w:p>
+    <w:p>
+      <w:pPr>
+        <w:rPr>
+          <w:sz w:val="24"/>
+          <w:szCs w:val="24"/>
+        </w:rPr>
+      </w:pPr>
+      <w:r>
+        <w:rPr>
+          <w:sz w:val="24"/>
+          <w:szCs w:val="24"/>
+        </w:rPr>
+        <w:t>Overall, the Medicine Reminder Box is a meaningful IoT solution that addresses a genuine healthcare challenge with simple, reliable, and affordable technology.</w:t>
+      </w:r>
+    </w:p>
+    <w:p>
+      <w:pPr>
+        <w:rPr>
+          <w:sz w:val="24"/>
+          <w:szCs w:val="24"/>
+        </w:rPr>
+      </w:pPr>
+    </w:p>
+    <w:p>
+      <w:pPr>
+        <w:pBdr>
+          <w:bottom w:val="single" w:sz="4" w:space="1" w:color="auto"/>
+        </w:pBdr>
+        <w:rPr>
+          <w:b/>
+          <w:sz w:val="24"/>
+          <w:szCs w:val="24"/>
+        </w:rPr>
+      </w:pPr>
       <w:r>
         <w:rPr>
           <w:b/>
           <w:sz w:val="28"/>
           <w:szCs w:val="28"/>
         </w:rPr>
-        <w:t>CONCLUSION</w:t>
-      </w:r>
-      <w:bookmarkStart w:id="1" w:name="_GoBack"/>
-      <w:bookmarkEnd w:id="0"/>
-      <w:bookmarkEnd w:id="1"/>
-    </w:p>
-    <w:p>
-      <w:pPr>
-        <w:rPr>
-          <w:sz w:val="24"/>
-          <w:szCs w:val="24"/>
-        </w:rPr>
-      </w:pPr>
-      <w:r>
-        <w:rPr>
-          <w:sz w:val="24"/>
-          <w:szCs w:val="24"/>
-        </w:rPr>
-        <w:t>The Medicine Reminder Box project successfully demonstrates a practical and cost-effective application of Internet of Things technology in the healthcare domain. By integrating an ESP32 microcontroller, DS3231 RTC module, 16x2 I2C LCD display, three color-coded LEDs, and an active buzzer, the system provides reliable, time-based medication reminders three times daily.</w:t>
-      </w:r>
-    </w:p>
-    <w:p>
-      <w:pPr>
-        <w:rPr>
-          <w:sz w:val="24"/>
-          <w:szCs w:val="24"/>
-        </w:rPr>
-      </w:pPr>
-    </w:p>
-    <w:p>
-      <w:pPr>
-        <w:rPr>
-          <w:sz w:val="24"/>
-          <w:szCs w:val="24"/>
-        </w:rPr>
-      </w:pPr>
-      <w:r>
-        <w:rPr>
-          <w:sz w:val="24"/>
-          <w:szCs w:val="24"/>
-        </w:rPr>
-        <w:t>The project achieves all its stated objectives: accurate time tracking without internet dependency, distinct visual indicators for morning, afternoon, and night reminders, clear audio alerts via buzzer, and user-friendly messages on the LCD display. The entire system is housed within a compact medicine storage box, making it a complete, self-contained solution.</w:t>
-      </w:r>
-    </w:p>
-    <w:p>
-      <w:pPr>
-        <w:rPr>
-          <w:sz w:val="24"/>
-          <w:szCs w:val="24"/>
-        </w:rPr>
-      </w:pPr>
-    </w:p>
-    <w:p>
-      <w:pPr>
-        <w:rPr>
-          <w:sz w:val="24"/>
-          <w:szCs w:val="24"/>
-        </w:rPr>
-      </w:pPr>
-      <w:r>
-        <w:rPr>
-          <w:sz w:val="24"/>
-          <w:szCs w:val="24"/>
-        </w:rPr>
-        <w:t>This project lays a strong foundation for more advanced healthcare IoT applications. With the addition of wireless connectivity, mobile notifications, and smart compartment sensors, it can evolve into a comprehensive smart medicine management system. It serves both as a functional prototype for real-world deployment and as an educational demonstration of embedded systems, I2C communication, real-time clock integration, and event-driven programming.</w:t>
-      </w:r>
-    </w:p>
-    <w:p>
-      <w:pPr>
-        <w:rPr>
-          <w:sz w:val="24"/>
-          <w:szCs w:val="24"/>
-        </w:rPr>
-      </w:pPr>
-    </w:p>
-    <w:p>
-      <w:pPr>
-        <w:rPr>
-          <w:sz w:val="24"/>
-          <w:szCs w:val="24"/>
-        </w:rPr>
-      </w:pPr>
-      <w:r>
-        <w:rPr>
-          <w:sz w:val="24"/>
-          <w:szCs w:val="24"/>
-        </w:rPr>
-        <w:t>Overall, the Medicine Reminder Box is a meaningful IoT solution that addresses a genuine healthcare challenge with simple, reliable, and affordable technology.</w:t>
-      </w:r>
-    </w:p>
-    <w:p>
-      <w:pPr>
-        <w:rPr>
-          <w:sz w:val="24"/>
-          <w:szCs w:val="24"/>
-        </w:rPr>
-      </w:pPr>
-    </w:p>
-    <w:p>
-      <w:pPr>
-        <w:pBdr>
-          <w:bottom w:val="single" w:sz="4" w:space="1" w:color="auto"/>
-        </w:pBdr>
-        <w:rPr>
-          <w:b/>
-          <w:sz w:val="24"/>
-          <w:szCs w:val="24"/>
-        </w:rPr>
-      </w:pPr>
-      <w:r>
-        <w:rPr>
-          <w:b/>
-          <w:sz w:val="28"/>
-          <w:szCs w:val="28"/>
-        </w:rPr>
-        <w:t>11</w:t>
-      </w:r>
-      <w:r>
-        <w:rPr>
-          <w:b/>
-          <w:sz w:val="28"/>
-          <w:szCs w:val="28"/>
-        </w:rPr>
-        <w:t>.</w:t>
+        <w:t>11.</w:t>
       </w:r>
       <w:r>
         <w:t xml:space="preserve"> </w:t>
@@ -9880,7 +9716,7 @@
 </file>
 
 <file path=customXml/itemProps1.xml><?xml version="1.0" encoding="utf-8"?>
-<ds:datastoreItem xmlns:ds="http://schemas.openxmlformats.org/officeDocument/2006/customXml" ds:itemID="{28EBF762-1B2D-4899-A10D-64D9205CBF78}">
+<ds:datastoreItem xmlns:ds="http://schemas.openxmlformats.org/officeDocument/2006/customXml" ds:itemID="{37099ABD-A257-4A3A-98AF-6FDAD156A634}">
   <ds:schemaRefs>
     <ds:schemaRef ds:uri="http://schemas.openxmlformats.org/officeDocument/2006/bibliography"/>
   </ds:schemaRefs>
